--- a/納品レポート/ホテル別レポート/keyakigate_口コミ分析改善レポート.docx
+++ b/納品レポート/ホテル別レポート/keyakigate_口コミ分析改善レポート.docx
@@ -96,7 +96,7 @@
           <w:sz w:val="22"/>
           <w:szCs w:val="22"/>
         </w:rPr>
-        <w:t xml:space="preserve">レビュー総数：83件（6サイト）</w:t>
+        <w:t xml:space="preserve">レビュー総数：84件（6サイト）</w:t>
       </w:r>
     </w:p>
     <w:p>
@@ -131,7 +131,7 @@
           <w:sz w:val="20"/>
           <w:szCs w:val="20"/>
         </w:rPr>
-        <w:t xml:space="preserve">作成日：2026年3月17日</w:t>
+        <w:t xml:space="preserve">作成日：2026年3月18日</w:t>
       </w:r>
     </w:p>
     <w:p>
@@ -189,7 +189,7 @@
           <w:sz w:val="21"/>
           <w:szCs w:val="21"/>
         </w:rPr>
-        <w:t xml:space="preserve">2026年2月〜3月に各OTAサイト・口コミサイトに投稿された83件のレビューを包括的に分析しました。以下が主要な発見事項です。</w:t>
+        <w:t xml:space="preserve">2026年2月〜3月に各OTAサイト・口コミサイトに投稿された84件のレビューを包括的に分析しました。以下が主要な発見事項です。</w:t>
       </w:r>
     </w:p>
     <w:p>
@@ -261,7 +261,7 @@
                 <w:sz w:val="36"/>
                 <w:szCs w:val="36"/>
               </w:rPr>
-              <w:t xml:space="preserve">8.81</w:t>
+              <w:t xml:space="preserve">8.77</w:t>
             </w:r>
           </w:p>
         </w:tc>
@@ -310,7 +310,7 @@
                 <w:sz w:val="36"/>
                 <w:szCs w:val="36"/>
               </w:rPr>
-              <w:t xml:space="preserve">86.7%</w:t>
+              <w:t xml:space="preserve">85.7%</w:t>
             </w:r>
           </w:p>
         </w:tc>
@@ -408,7 +408,7 @@
                 <w:sz w:val="36"/>
                 <w:szCs w:val="36"/>
               </w:rPr>
-              <w:t xml:space="preserve">83件</w:t>
+              <w:t xml:space="preserve">84件</w:t>
             </w:r>
           </w:p>
         </w:tc>
@@ -448,7 +448,7 @@
           <w:sz w:val="21"/>
           <w:szCs w:val="21"/>
         </w:rPr>
-        <w:t xml:space="preserve">全体平均スコア8.81点（10点換算）は良好な水準であり、86.7%が高評価（8-10点）に分類されます。低評価（1-4点）は3件（3.6%）で、ゲスト満足度は良好です。Trip.com（9.83点）で特に高い評価を獲得しています。</w:t>
+        <w:t xml:space="preserve">全体平均スコア8.77点（10点換算）は良好な水準であり、85.7%が高評価（8-10点）に分類されます。低評価（1-4点）は3件（3.6%）で、ゲスト満足度は良好です。Trip.com（9.83点）で特に高い評価を獲得しています。</w:t>
       </w:r>
     </w:p>
     <w:p>
@@ -1229,7 +1229,7 @@
                 <w:sz w:val="20"/>
                 <w:szCs w:val="20"/>
               </w:rPr>
-              <w:t xml:space="preserve">30</w:t>
+              <w:t xml:space="preserve">31</w:t>
             </w:r>
           </w:p>
         </w:tc>
@@ -1264,7 +1264,7 @@
                 <w:sz w:val="20"/>
                 <w:szCs w:val="20"/>
               </w:rPr>
-              <w:t xml:space="preserve">4.53</w:t>
+              <w:t xml:space="preserve">4.48</w:t>
             </w:r>
           </w:p>
         </w:tc>
@@ -1334,7 +1334,7 @@
                 <w:sz w:val="20"/>
                 <w:szCs w:val="20"/>
               </w:rPr>
-              <w:t xml:space="preserve">9.07</w:t>
+              <w:t xml:space="preserve">8.97</w:t>
             </w:r>
           </w:p>
         </w:tc>
@@ -1404,7 +1404,7 @@
                 <w:sz w:val="20"/>
                 <w:szCs w:val="20"/>
               </w:rPr>
-              <w:t xml:space="preserve">優秀</w:t>
+              <w:t xml:space="preserve">良好</w:t>
             </w:r>
           </w:p>
         </w:tc>
@@ -2418,7 +2418,7 @@
           <w:sz w:val="21"/>
           <w:szCs w:val="21"/>
         </w:rPr>
-        <w:t xml:space="preserve">評価分布は10点（56.6%）に最も多く、8点以上の高評価が86.7%を占め、高い顧客満足度を示しています。低評価（1-4点）は計3件（3.6%）です。</w:t>
+        <w:t xml:space="preserve">評価分布は10点（56.0%）に最も多く、8点以上の高評価が85.7%を占め、高い顧客満足度を示しています。低評価（1-4点）は計3件（3.6%）です。</w:t>
       </w:r>
     </w:p>
     <w:p>
@@ -2688,7 +2688,7 @@
                 <w:sz w:val="20"/>
                 <w:szCs w:val="20"/>
               </w:rPr>
-              <w:t xml:space="preserve">56.6%</w:t>
+              <w:t xml:space="preserve">56.0%</w:t>
             </w:r>
           </w:p>
         </w:tc>
@@ -2977,7 +2977,7 @@
                 <w:sz w:val="20"/>
                 <w:szCs w:val="20"/>
               </w:rPr>
-              <w:t xml:space="preserve">24.1%</w:t>
+              <w:t xml:space="preserve">23.8%</w:t>
             </w:r>
           </w:p>
         </w:tc>
@@ -3087,7 +3087,7 @@
                 <w:sz w:val="20"/>
                 <w:szCs w:val="20"/>
               </w:rPr>
-              <w:t xml:space="preserve">8</w:t>
+              <w:t xml:space="preserve">9</w:t>
             </w:r>
           </w:p>
         </w:tc>
@@ -3122,7 +3122,7 @@
                 <w:sz w:val="20"/>
                 <w:szCs w:val="20"/>
               </w:rPr>
-              <w:t xml:space="preserve">9.6%</w:t>
+              <w:t xml:space="preserve">10.7%</w:t>
             </w:r>
           </w:p>
         </w:tc>
@@ -3151,7 +3151,7 @@
                 <w:sz w:val="20"/>
                 <w:szCs w:val="20"/>
               </w:rPr>
-              <w:t xml:space="preserve">███</w:t>
+              <w:t xml:space="preserve">████</w:t>
             </w:r>
             <w:r>
               <w:rPr>
@@ -3160,7 +3160,7 @@
                 <w:sz w:val="18"/>
                 <w:szCs w:val="18"/>
               </w:rPr>
-              <w:t xml:space="preserve"> 8件</w:t>
+              <w:t xml:space="preserve"> 9件</w:t>
             </w:r>
           </w:p>
         </w:tc>
@@ -3526,7 +3526,7 @@
                 <w:sz w:val="24"/>
                 <w:szCs w:val="24"/>
               </w:rPr>
-              <w:t xml:space="preserve">72件（86.7%）</w:t>
+              <w:t xml:space="preserve">72件（85.7%）</w:t>
             </w:r>
           </w:p>
         </w:tc>
@@ -3577,7 +3577,7 @@
                 <w:sz w:val="24"/>
                 <w:szCs w:val="24"/>
               </w:rPr>
-              <w:t xml:space="preserve">8件（9.6%）</w:t>
+              <w:t xml:space="preserve">9件（10.7%）</w:t>
             </w:r>
           </w:p>
         </w:tc>
@@ -3902,7 +3902,7 @@
                 <w:sz w:val="20"/>
                 <w:szCs w:val="20"/>
               </w:rPr>
-              <w:t xml:space="preserve">「駅から大変近く、周りにも賑やかなお店がたくさんあり、仕事でも観光でもお勧めです」「駅直結で小さな子ども連れでも行きやすかったです」</w:t>
+              <w:t xml:space="preserve">「駅から近いなどアクセスが良いのは分かるが 評価が高い理由が正直分からない」「駅から大変近く、周りにも賑やかなお店がたくさんあり、仕事でも観光でもお勧めです」</w:t>
             </w:r>
           </w:p>
         </w:tc>
@@ -4217,7 +4217,7 @@
                 <w:sz w:val="20"/>
                 <w:szCs w:val="20"/>
               </w:rPr>
-              <w:t xml:space="preserve">「コンパクトなお部屋でしたが清潔感があり快適」「清潔感のあるお部屋でベッドが大きくぐっすりと眠れました」</w:t>
+              <w:t xml:space="preserve">「ベッドサイドの照明が壊れていた」「コンパクトなお部屋でしたが清潔感があり快適」</w:t>
             </w:r>
           </w:p>
         </w:tc>
@@ -4468,7 +4468,7 @@
           <w:sz w:val="21"/>
           <w:szCs w:val="21"/>
         </w:rPr>
-        <w:t xml:space="preserve">口コミの多数で「立地・アクセス」に関するポジティブな言及が見られ、ホテルケヤキゲート東京府中の最大の差別化要因となっています。駅から大変近く、周りにも賑やかなお店がたくさんあり、仕事でも観光でもお勧めですといった声が多数寄せられています。</w:t>
+        <w:t xml:space="preserve">口コミの多数で「立地・アクセス」に関するポジティブな言及が見られ、ホテルケヤキゲート東京府中の最大の差別化要因となっています。駅から近いなどアクセスが良いのは分かるが 評価が高い理由が正直分からないといった声が多数寄せられています。</w:t>
       </w:r>
     </w:p>
     <w:p>
@@ -4487,7 +4487,7 @@
           <w:sz w:val="21"/>
           <w:szCs w:val="21"/>
         </w:rPr>
-        <w:t xml:space="preserve">駅から大変近く、周りにも賑やかなお店がたくさんあり、仕事でも観光でもお勧めです</w:t>
+        <w:t xml:space="preserve">駅から近いなどアクセスが良いのは分かるが 評価が高い理由が正直分からない</w:t>
       </w:r>
     </w:p>
     <w:p>
@@ -4506,7 +4506,7 @@
           <w:sz w:val="21"/>
           <w:szCs w:val="21"/>
         </w:rPr>
-        <w:t xml:space="preserve">駅直結で小さな子ども連れでも行きやすかったです</w:t>
+        <w:t xml:space="preserve">駅から大変近く、周りにも賑やかなお店がたくさんあり、仕事でも観光でもお勧めです</w:t>
       </w:r>
     </w:p>
     <w:p>
@@ -4525,7 +4525,7 @@
           <w:sz w:val="21"/>
           <w:szCs w:val="21"/>
         </w:rPr>
-        <w:t xml:space="preserve">一度使ってアクセスは分かったのでまた利用させていただきたいですが、初回でもわかるとありがたいです</w:t>
+        <w:t xml:space="preserve">駅直結で小さな子ども連れでも行きやすかったです</w:t>
       </w:r>
     </w:p>
     <w:p>
@@ -6759,7 +6759,7 @@
                 <w:sz w:val="20"/>
                 <w:szCs w:val="20"/>
               </w:rPr>
-              <w:t xml:space="preserve">8.81点</w:t>
+              <w:t xml:space="preserve">8.77点</w:t>
             </w:r>
           </w:p>
         </w:tc>
@@ -6899,7 +6899,7 @@
                 <w:sz w:val="20"/>
                 <w:szCs w:val="20"/>
               </w:rPr>
-              <w:t xml:space="preserve">86.7%</w:t>
+              <w:t xml:space="preserve">85.7%</w:t>
             </w:r>
           </w:p>
         </w:tc>
@@ -6934,7 +6934,7 @@
                 <w:sz w:val="20"/>
                 <w:szCs w:val="20"/>
               </w:rPr>
-              <w:t xml:space="preserve">92%以上</w:t>
+              <w:t xml:space="preserve">91%以上</w:t>
             </w:r>
           </w:p>
         </w:tc>
@@ -7770,7 +7770,7 @@
           <w:sz w:val="22"/>
           <w:szCs w:val="22"/>
         </w:rPr>
-        <w:t xml:space="preserve">[6] じゃらん / 6点 / 2026-03-15</w:t>
+        <w:t xml:space="preserve">[6] 楽天トラベル / 6点 / 2026-03-17</w:t>
       </w:r>
     </w:p>
     <w:p>
@@ -7785,7 +7785,7 @@
           <w:sz w:val="21"/>
           <w:szCs w:val="21"/>
         </w:rPr>
-        <w:t xml:space="preserve">事前に買い物に行き、1Fから入ろうと思いましたが、出入り口が分かりにくく（駐輪場の奥に出入り口があるとも分からず）、外のEVから上がると階段という状態で、足が悪くて階段を使えない当方にとっては非常に入りにくい建物でした。中に入ってしまえばバリアフリーでしたが、フロントに行くまでの表示をもっとわかりやすくしてほしかったです。  部屋は普通ですが、朝食が品数は多くはないですが、一ひねりあっておい...</w:t>
+        <w:t xml:space="preserve">ベッドサイドの照明が壊れていた。 洗面台の水がなかなか流れなかった。 駅から近いなどアクセスが良いのは分かるが 評価が高い理由が正直分からない。</w:t>
       </w:r>
     </w:p>
     <w:p>
@@ -7806,7 +7806,7 @@
           <w:sz w:val="22"/>
           <w:szCs w:val="22"/>
         </w:rPr>
-        <w:t xml:space="preserve">[7] Google / 2点 / 2026-03-07</w:t>
+        <w:t xml:space="preserve">[7] じゃらん / 6点 / 2026-03-15</w:t>
       </w:r>
     </w:p>
     <w:p>
@@ -7821,7 +7821,7 @@
           <w:sz w:val="21"/>
           <w:szCs w:val="21"/>
         </w:rPr>
-        <w:t xml:space="preserve">掃除なし、延長と事前に言っても掃除スタッフにまで伝わっていなくて、朝返部屋をノックしてきて、こちらが寝ていても、返事待たずに勝手に入ってくる。しかも失礼しましたなどもない。フロントでアメニティを何個か頼んでも、足りてない。のように、サービス業の常識的なことができていなくていないスタッフがいる。連携がしっかりしていないので何度も同じ事をきかれる。高いホテルにも何度か泊まったことがあるが、こうい...</w:t>
+        <w:t xml:space="preserve">事前に買い物に行き、1Fから入ろうと思いましたが、出入り口が分かりにくく（駐輪場の奥に出入り口があるとも分からず）、外のEVから上がると階段という状態で、足が悪くて階段を使えない当方にとっては非常に入りにくい建物でした。中に入ってしまえばバリアフリーでしたが、フロントに行くまでの表示をもっとわかりやすくしてほしかったです。  部屋は普通ですが、朝食が品数は多くはないですが、一ひねりあっておい...</w:t>
       </w:r>
     </w:p>
     <w:p>
@@ -7842,7 +7842,7 @@
           <w:sz w:val="22"/>
           <w:szCs w:val="22"/>
         </w:rPr>
-        <w:t xml:space="preserve">[8] じゃらん / 6点 / 2026-03-01</w:t>
+        <w:t xml:space="preserve">[8] Google / 2点 / 2026-03-07</w:t>
       </w:r>
     </w:p>
     <w:p>
@@ -7857,7 +7857,7 @@
           <w:sz w:val="21"/>
           <w:szCs w:val="21"/>
         </w:rPr>
-        <w:t xml:space="preserve">お部屋も申し分なく、お風呂は、足が伸ばせてよかったのですが、唯一お部屋の掃除が行き届いてなく、それだけが残念でした。置き時計は2時間遅れている、シーツはしわくちゃ、風呂場に毛が落ちており、めちゃくちゃテンション下がりました。朝食は、もっとバリエーションがあるといいな。</w:t>
+        <w:t xml:space="preserve">掃除なし、延長と事前に言っても掃除スタッフにまで伝わっていなくて、朝返部屋をノックしてきて、こちらが寝ていても、返事待たずに勝手に入ってくる。しかも失礼しましたなどもない。フロントでアメニティを何個か頼んでも、足りてない。のように、サービス業の常識的なことができていなくていないスタッフがいる。連携がしっかりしていないので何度も同じ事をきかれる。高いホテルにも何度か泊まったことがあるが、こうい...</w:t>
       </w:r>
     </w:p>
     <w:p>
@@ -7878,7 +7878,7 @@
           <w:sz w:val="22"/>
           <w:szCs w:val="22"/>
         </w:rPr>
-        <w:t xml:space="preserve">[9] 楽天トラベル / 2点 / 2026-02-17</w:t>
+        <w:t xml:space="preserve">[9] じゃらん / 6点 / 2026-03-01</w:t>
       </w:r>
     </w:p>
     <w:p>
@@ -7893,7 +7893,7 @@
           <w:sz w:val="21"/>
           <w:szCs w:val="21"/>
         </w:rPr>
-        <w:t xml:space="preserve">部屋からの眺望が無い場合は、事前に条件として提示すべき事柄であると思う（他の宿ではそうしたところが多い）。入室して、すりガラスの窓を見た時のガッカリ感と言ったらなかった。</w:t>
+        <w:t xml:space="preserve">お部屋も申し分なく、お風呂は、足が伸ばせてよかったのですが、唯一お部屋の掃除が行き届いてなく、それだけが残念でした。置き時計は2時間遅れている、シーツはしわくちゃ、風呂場に毛が落ちており、めちゃくちゃテンション下がりました。朝食は、もっとバリエーションがあるといいな。</w:t>
       </w:r>
     </w:p>
     <w:p>
@@ -7914,7 +7914,7 @@
           <w:sz w:val="22"/>
           <w:szCs w:val="22"/>
         </w:rPr>
-        <w:t xml:space="preserve">[10] 楽天トラベル / 4点 / 2026-02-09</w:t>
+        <w:t xml:space="preserve">[10] 楽天トラベル / 2点 / 2026-02-17</w:t>
       </w:r>
     </w:p>
     <w:p>
@@ -7929,7 +7929,7 @@
           <w:sz w:val="21"/>
           <w:szCs w:val="21"/>
         </w:rPr>
-        <w:t xml:space="preserve">お風呂等設備が新しかったので綺麗だったんで良かったですが、ベッドのシーツに毛やゴミが残ってました。5本ほど.... シーツ等毎回替えないのはわかってますが、せめて クリーナー等でゴミがない状態にはして欲しかったです。</w:t>
+        <w:t xml:space="preserve">部屋からの眺望が無い場合は、事前に条件として提示すべき事柄であると思う（他の宿ではそうしたところが多い）。入室して、すりガラスの窓を見た時のガッカリ感と言ったらなかった。</w:t>
       </w:r>
     </w:p>
     <w:p>
@@ -7994,7 +7994,7 @@
                 <w:sz w:val="21"/>
                 <w:szCs w:val="21"/>
               </w:rPr>
-              <w:t xml:space="preserve">ホテルケヤキゲート東京府中は、全体平均8.81点（10点換算）、高評価率86.7%という良好な顧客満足度を維持しているホテルです。特に「立地・アクセス」「清潔さ・清掃」が多くのゲストから高く評価されています。</w:t>
+              <w:t xml:space="preserve">ホテルケヤキゲート東京府中は、全体平均8.77点（10点換算）、高評価率85.7%という良好な顧客満足度を維持しているホテルです。特に「立地・アクセス」「清潔さ・清掃」が多くのゲストから高く評価されています。</w:t>
             </w:r>
           </w:p>
           <w:p>

--- a/納品レポート/ホテル別レポート/keyakigate_口コミ分析改善レポート.docx
+++ b/納品レポート/ホテル別レポート/keyakigate_口コミ分析改善レポート.docx
@@ -131,7 +131,7 @@
           <w:sz w:val="20"/>
           <w:szCs w:val="20"/>
         </w:rPr>
-        <w:t xml:space="preserve">作成日：2026年3月18日</w:t>
+        <w:t xml:space="preserve">作成日：2026年3月19日</w:t>
       </w:r>
     </w:p>
     <w:p>

--- a/納品レポート/ホテル別レポート/keyakigate_口コミ分析改善レポート.docx
+++ b/納品レポート/ホテル別レポート/keyakigate_口コミ分析改善レポート.docx
@@ -96,7 +96,7 @@
           <w:sz w:val="22"/>
           <w:szCs w:val="22"/>
         </w:rPr>
-        <w:t xml:space="preserve">レビュー総数：84件（6サイト）</w:t>
+        <w:t xml:space="preserve">レビュー総数：87件（6サイト）</w:t>
       </w:r>
     </w:p>
     <w:p>
@@ -131,7 +131,7 @@
           <w:sz w:val="20"/>
           <w:szCs w:val="20"/>
         </w:rPr>
-        <w:t xml:space="preserve">作成日：2026年3月19日</w:t>
+        <w:t xml:space="preserve">作成日：2026年3月20日</w:t>
       </w:r>
     </w:p>
     <w:p>
@@ -189,7 +189,7 @@
           <w:sz w:val="21"/>
           <w:szCs w:val="21"/>
         </w:rPr>
-        <w:t xml:space="preserve">2026年2月〜3月に各OTAサイト・口コミサイトに投稿された84件のレビューを包括的に分析しました。以下が主要な発見事項です。</w:t>
+        <w:t xml:space="preserve">2026年2月〜3月に各OTAサイト・口コミサイトに投稿された87件のレビューを包括的に分析しました。以下が主要な発見事項です。</w:t>
       </w:r>
     </w:p>
     <w:p>
@@ -261,7 +261,7 @@
                 <w:sz w:val="36"/>
                 <w:szCs w:val="36"/>
               </w:rPr>
-              <w:t xml:space="preserve">8.77</w:t>
+              <w:t xml:space="preserve">8.79</w:t>
             </w:r>
           </w:p>
         </w:tc>
@@ -310,7 +310,7 @@
                 <w:sz w:val="36"/>
                 <w:szCs w:val="36"/>
               </w:rPr>
-              <w:t xml:space="preserve">85.7%</w:t>
+              <w:t xml:space="preserve">86.2%</w:t>
             </w:r>
           </w:p>
         </w:tc>
@@ -359,7 +359,7 @@
                 <w:sz w:val="36"/>
                 <w:szCs w:val="36"/>
               </w:rPr>
-              <w:t xml:space="preserve">3.6%</w:t>
+              <w:t xml:space="preserve">3.4%</w:t>
             </w:r>
           </w:p>
         </w:tc>
@@ -408,7 +408,7 @@
                 <w:sz w:val="36"/>
                 <w:szCs w:val="36"/>
               </w:rPr>
-              <w:t xml:space="preserve">84件</w:t>
+              <w:t xml:space="preserve">87件</w:t>
             </w:r>
           </w:p>
         </w:tc>
@@ -448,7 +448,7 @@
           <w:sz w:val="21"/>
           <w:szCs w:val="21"/>
         </w:rPr>
-        <w:t xml:space="preserve">全体平均スコア8.77点（10点換算）は良好な水準であり、85.7%が高評価（8-10点）に分類されます。低評価（1-4点）は3件（3.6%）で、ゲスト満足度は良好です。Trip.com（9.83点）で特に高い評価を獲得しています。</w:t>
+        <w:t xml:space="preserve">全体平均スコア8.79点（10点換算）は良好な水準であり、86.2%が高評価（8-10点）に分類されます。低評価（1-4点）は3件（3.4%）で、ゲスト満足度は良好です。Trip.com（9.83点）で特に高い評価を獲得しています。</w:t>
       </w:r>
     </w:p>
     <w:p>
@@ -463,7 +463,7 @@
           <w:sz w:val="21"/>
           <w:szCs w:val="21"/>
         </w:rPr>
-        <w:t xml:space="preserve">一方で、Google（7.0点）では相対的に低いスコアとなっており、改善の余地があります。全体としては「立地・アクセス」と「清潔さ・清掃」がホテルの主な強みとして際立っています。</w:t>
+        <w:t xml:space="preserve">一方で、Google（7.6点）では相対的に低いスコアとなっており、改善の余地があります。全体としては「立地・アクセス」と「清潔さ・清掃」がホテルの主な強みとして際立っています。</w:t>
       </w:r>
     </w:p>
     <w:p>
@@ -567,7 +567,7 @@
                 <w:sz w:val="20"/>
                 <w:szCs w:val="20"/>
               </w:rPr>
-              <w:t xml:space="preserve">朝食の改善要望（6件）、対応・サービスの不満（6件）、窓・採光（3件）、浴室・水回り（2件）</w:t>
+              <w:t xml:space="preserve">朝食の改善要望（7件）、対応・サービスの不満（6件）、窓・採光（3件）、浴室・水回り（2件）</w:t>
             </w:r>
           </w:p>
           <w:p>
@@ -1229,7 +1229,7 @@
                 <w:sz w:val="20"/>
                 <w:szCs w:val="20"/>
               </w:rPr>
-              <w:t xml:space="preserve">31</w:t>
+              <w:t xml:space="preserve">32</w:t>
             </w:r>
           </w:p>
         </w:tc>
@@ -1264,7 +1264,7 @@
                 <w:sz w:val="20"/>
                 <w:szCs w:val="20"/>
               </w:rPr>
-              <w:t xml:space="preserve">4.48</w:t>
+              <w:t xml:space="preserve">4.5</w:t>
             </w:r>
           </w:p>
         </w:tc>
@@ -1334,7 +1334,7 @@
                 <w:sz w:val="20"/>
                 <w:szCs w:val="20"/>
               </w:rPr>
-              <w:t xml:space="preserve">8.97</w:t>
+              <w:t xml:space="preserve">9</w:t>
             </w:r>
           </w:p>
         </w:tc>
@@ -1404,7 +1404,7 @@
                 <w:sz w:val="20"/>
                 <w:szCs w:val="20"/>
               </w:rPr>
-              <w:t xml:space="preserve">良好</w:t>
+              <w:t xml:space="preserve">優秀</w:t>
             </w:r>
           </w:p>
         </w:tc>
@@ -1961,7 +1961,7 @@
                 <w:sz w:val="20"/>
                 <w:szCs w:val="20"/>
               </w:rPr>
-              <w:t xml:space="preserve">18</w:t>
+              <w:t xml:space="preserve">19</w:t>
             </w:r>
           </w:p>
         </w:tc>
@@ -1995,7 +1995,7 @@
                 <w:sz w:val="20"/>
                 <w:szCs w:val="20"/>
               </w:rPr>
-              <w:t xml:space="preserve">4.28</w:t>
+              <w:t xml:space="preserve">4.26</w:t>
             </w:r>
           </w:p>
         </w:tc>
@@ -2063,7 +2063,7 @@
                 <w:sz w:val="20"/>
                 <w:szCs w:val="20"/>
               </w:rPr>
-              <w:t xml:space="preserve">8.56</w:t>
+              <w:t xml:space="preserve">8.53</w:t>
             </w:r>
           </w:p>
         </w:tc>
@@ -2203,7 +2203,7 @@
                 <w:sz w:val="20"/>
                 <w:szCs w:val="20"/>
               </w:rPr>
-              <w:t xml:space="preserve">4</w:t>
+              <w:t xml:space="preserve">5</w:t>
             </w:r>
           </w:p>
         </w:tc>
@@ -2238,7 +2238,7 @@
                 <w:sz w:val="20"/>
                 <w:szCs w:val="20"/>
               </w:rPr>
-              <w:t xml:space="preserve">3.5</w:t>
+              <w:t xml:space="preserve">3.8</w:t>
             </w:r>
           </w:p>
         </w:tc>
@@ -2308,7 +2308,7 @@
                 <w:sz w:val="20"/>
                 <w:szCs w:val="20"/>
               </w:rPr>
-              <w:t xml:space="preserve">7</w:t>
+              <w:t xml:space="preserve">7.6</w:t>
             </w:r>
           </w:p>
         </w:tc>
@@ -2343,7 +2343,7 @@
                 <w:sz w:val="20"/>
                 <w:szCs w:val="20"/>
               </w:rPr>
-              <w:t xml:space="preserve">8</w:t>
+              <w:t xml:space="preserve">10</w:t>
             </w:r>
           </w:p>
         </w:tc>
@@ -2418,7 +2418,7 @@
           <w:sz w:val="21"/>
           <w:szCs w:val="21"/>
         </w:rPr>
-        <w:t xml:space="preserve">評価分布は10点（56.0%）に最も多く、8点以上の高評価が85.7%を占め、高い顧客満足度を示しています。低評価（1-4点）は計3件（3.6%）です。</w:t>
+        <w:t xml:space="preserve">評価分布は10点（56.3%）に最も多く、8点以上の高評価が86.2%を占め、高い顧客満足度を示しています。低評価（1-4点）は計3件（3.4%）です。</w:t>
       </w:r>
     </w:p>
     <w:p>
@@ -2653,7 +2653,7 @@
                 <w:sz w:val="20"/>
                 <w:szCs w:val="20"/>
               </w:rPr>
-              <w:t xml:space="preserve">47</w:t>
+              <w:t xml:space="preserve">49</w:t>
             </w:r>
           </w:p>
         </w:tc>
@@ -2688,7 +2688,7 @@
                 <w:sz w:val="20"/>
                 <w:szCs w:val="20"/>
               </w:rPr>
-              <w:t xml:space="preserve">56.0%</w:t>
+              <w:t xml:space="preserve">56.3%</w:t>
             </w:r>
           </w:p>
         </w:tc>
@@ -2726,7 +2726,7 @@
                 <w:sz w:val="18"/>
                 <w:szCs w:val="18"/>
               </w:rPr>
-              <w:t xml:space="preserve"> 47件</w:t>
+              <w:t xml:space="preserve"> 49件</w:t>
             </w:r>
           </w:p>
         </w:tc>
@@ -2833,7 +2833,7 @@
                 <w:sz w:val="20"/>
                 <w:szCs w:val="20"/>
               </w:rPr>
-              <w:t xml:space="preserve">6.0%</w:t>
+              <w:t xml:space="preserve">5.7%</w:t>
             </w:r>
           </w:p>
         </w:tc>
@@ -2942,7 +2942,7 @@
                 <w:sz w:val="20"/>
                 <w:szCs w:val="20"/>
               </w:rPr>
-              <w:t xml:space="preserve">20</w:t>
+              <w:t xml:space="preserve">21</w:t>
             </w:r>
           </w:p>
         </w:tc>
@@ -2977,7 +2977,7 @@
                 <w:sz w:val="20"/>
                 <w:szCs w:val="20"/>
               </w:rPr>
-              <w:t xml:space="preserve">23.8%</w:t>
+              <w:t xml:space="preserve">24.1%</w:t>
             </w:r>
           </w:p>
         </w:tc>
@@ -3015,7 +3015,7 @@
                 <w:sz w:val="18"/>
                 <w:szCs w:val="18"/>
               </w:rPr>
-              <w:t xml:space="preserve"> 20件</w:t>
+              <w:t xml:space="preserve"> 21件</w:t>
             </w:r>
           </w:p>
         </w:tc>
@@ -3122,7 +3122,7 @@
                 <w:sz w:val="20"/>
                 <w:szCs w:val="20"/>
               </w:rPr>
-              <w:t xml:space="preserve">10.7%</w:t>
+              <w:t xml:space="preserve">10.3%</w:t>
             </w:r>
           </w:p>
         </w:tc>
@@ -3267,7 +3267,7 @@
                 <w:sz w:val="20"/>
                 <w:szCs w:val="20"/>
               </w:rPr>
-              <w:t xml:space="preserve">1.2%</w:t>
+              <w:t xml:space="preserve">1.1%</w:t>
             </w:r>
           </w:p>
         </w:tc>
@@ -3412,7 +3412,7 @@
                 <w:sz w:val="20"/>
                 <w:szCs w:val="20"/>
               </w:rPr>
-              <w:t xml:space="preserve">2.4%</w:t>
+              <w:t xml:space="preserve">2.3%</w:t>
             </w:r>
           </w:p>
         </w:tc>
@@ -3526,7 +3526,7 @@
                 <w:sz w:val="24"/>
                 <w:szCs w:val="24"/>
               </w:rPr>
-              <w:t xml:space="preserve">72件（85.7%）</w:t>
+              <w:t xml:space="preserve">75件（86.2%）</w:t>
             </w:r>
           </w:p>
         </w:tc>
@@ -3577,7 +3577,7 @@
                 <w:sz w:val="24"/>
                 <w:szCs w:val="24"/>
               </w:rPr>
-              <w:t xml:space="preserve">9件（10.7%）</w:t>
+              <w:t xml:space="preserve">9件（10.3%）</w:t>
             </w:r>
           </w:p>
         </w:tc>
@@ -3628,7 +3628,7 @@
                 <w:sz w:val="24"/>
                 <w:szCs w:val="24"/>
               </w:rPr>
-              <w:t xml:space="preserve">3件（3.6%）</w:t>
+              <w:t xml:space="preserve">3件（3.4%）</w:t>
             </w:r>
           </w:p>
         </w:tc>
@@ -3902,7 +3902,7 @@
                 <w:sz w:val="20"/>
                 <w:szCs w:val="20"/>
               </w:rPr>
-              <w:t xml:space="preserve">「駅から近いなどアクセスが良いのは分かるが 評価が高い理由が正直分からない」「駅から大変近く、周りにも賑やかなお店がたくさんあり、仕事でも観光でもお勧めです」</w:t>
+              <w:t xml:space="preserve">「駅直結の立地で、朝からスムーズに動けるのはありがたいですね」「府中駅直結でアクセスも良好でした」</w:t>
             </w:r>
           </w:p>
         </w:tc>
@@ -4006,7 +4006,7 @@
                 <w:sz w:val="20"/>
                 <w:szCs w:val="20"/>
               </w:rPr>
-              <w:t xml:space="preserve">「また、朝食も常にきれいにブュッフェが設えてあり、気持ちよく美味しくいただけました」「コンパクトなお部屋でしたが清潔感があり快適」</w:t>
+              <w:t xml:space="preserve">「清潔感のあるお部屋で快適に過ごすことができました」「とても綺麗に清掃されていて気持ちよく泊まることができました」</w:t>
             </w:r>
           </w:p>
         </w:tc>
@@ -4113,7 +4113,7 @@
                 <w:sz w:val="20"/>
                 <w:szCs w:val="20"/>
               </w:rPr>
-              <w:t xml:space="preserve">「また、朝食も常にきれいにブュッフェが設えてあり、気持ちよく美味しくいただけました」「朝食ビュッフェは種類は多くはありませんが、ひとつひとつ美味しくいただきました」</w:t>
+              <w:t xml:space="preserve">「《けやきゲート府中／府中駅直結／ホテル朝食ビュッフェ》  お店が気になった方はぜひ【お店を保存】を」「また、朝食も常にきれいにブュッフェが設えてあり、気持ちよく美味しくいただけました」</w:t>
             </w:r>
           </w:p>
         </w:tc>
@@ -4217,7 +4217,7 @@
                 <w:sz w:val="20"/>
                 <w:szCs w:val="20"/>
               </w:rPr>
-              <w:t xml:space="preserve">「ベッドサイドの照明が壊れていた」「コンパクトなお部屋でしたが清潔感があり快適」</w:t>
+              <w:t xml:space="preserve">「清潔感のあるお部屋で快適に過ごすことができました」「お部屋も広く、ベッドも広いのでゆっくり過ごせました」</w:t>
             </w:r>
           </w:p>
         </w:tc>
@@ -4468,7 +4468,7 @@
           <w:sz w:val="21"/>
           <w:szCs w:val="21"/>
         </w:rPr>
-        <w:t xml:space="preserve">口コミの多数で「立地・アクセス」に関するポジティブな言及が見られ、ホテルケヤキゲート東京府中の最大の差別化要因となっています。駅から近いなどアクセスが良いのは分かるが 評価が高い理由が正直分からないといった声が多数寄せられています。</w:t>
+        <w:t xml:space="preserve">口コミの多数で「立地・アクセス」に関するポジティブな言及が見られ、ホテルケヤキゲート東京府中の最大の差別化要因となっています。駅直結の立地で、朝からスムーズに動けるのはありがたいですねといった声が多数寄せられています。</w:t>
       </w:r>
     </w:p>
     <w:p>
@@ -4487,7 +4487,7 @@
           <w:sz w:val="21"/>
           <w:szCs w:val="21"/>
         </w:rPr>
-        <w:t xml:space="preserve">駅から近いなどアクセスが良いのは分かるが 評価が高い理由が正直分からない</w:t>
+        <w:t xml:space="preserve">駅直結の立地で、朝からスムーズに動けるのはありがたいですね</w:t>
       </w:r>
     </w:p>
     <w:p>
@@ -4506,7 +4506,7 @@
           <w:sz w:val="21"/>
           <w:szCs w:val="21"/>
         </w:rPr>
-        <w:t xml:space="preserve">駅から大変近く、周りにも賑やかなお店がたくさんあり、仕事でも観光でもお勧めです</w:t>
+        <w:t xml:space="preserve">府中駅直結でアクセスも良好でした</w:t>
       </w:r>
     </w:p>
     <w:p>
@@ -4525,7 +4525,7 @@
           <w:sz w:val="21"/>
           <w:szCs w:val="21"/>
         </w:rPr>
-        <w:t xml:space="preserve">駅直結で小さな子ども連れでも行きやすかったです</w:t>
+        <w:t xml:space="preserve">駅から近いなどアクセスが良いのは分かるが 評価が高い理由が正直分からない</w:t>
       </w:r>
     </w:p>
     <w:p>
@@ -4562,7 +4562,7 @@
           <w:sz w:val="21"/>
           <w:szCs w:val="21"/>
         </w:rPr>
-        <w:t xml:space="preserve">清潔さ・清掃に関するポジティブな評価も多く寄せられています。「また、朝食も常にきれいにブュッフェが設えてあり、気持ちよく美味しくいただけました」といったコメントが見られます。</w:t>
+        <w:t xml:space="preserve">清潔さ・清掃に関するポジティブな評価も多く寄せられています。「清潔感のあるお部屋で快適に過ごすことができました」といったコメントが見られます。</w:t>
       </w:r>
     </w:p>
     <w:p>
@@ -4867,7 +4867,7 @@
                 <w:sz w:val="20"/>
                 <w:szCs w:val="20"/>
               </w:rPr>
-              <w:t xml:space="preserve">部屋は普通ですが、朝食が品数は多くはないですが、一ひねりあっておいしかったです（麹焼きだったか鮭や酢漬けの野菜など）</w:t>
+              <w:t xml:space="preserve">和洋ともに品数がしっかり揃っていて、朝から選ぶ楽しさがあります</w:t>
             </w:r>
           </w:p>
         </w:tc>
@@ -4901,7 +4901,7 @@
                 <w:sz w:val="20"/>
                 <w:szCs w:val="20"/>
               </w:rPr>
-              <w:t xml:space="preserve">重大・6件</w:t>
+              <w:t xml:space="preserve">重大・7件</w:t>
             </w:r>
           </w:p>
         </w:tc>
@@ -6759,7 +6759,7 @@
                 <w:sz w:val="20"/>
                 <w:szCs w:val="20"/>
               </w:rPr>
-              <w:t xml:space="preserve">8.77点</w:t>
+              <w:t xml:space="preserve">8.79点</w:t>
             </w:r>
           </w:p>
         </w:tc>
@@ -6899,7 +6899,7 @@
                 <w:sz w:val="20"/>
                 <w:szCs w:val="20"/>
               </w:rPr>
-              <w:t xml:space="preserve">85.7%</w:t>
+              <w:t xml:space="preserve">86.2%</w:t>
             </w:r>
           </w:p>
         </w:tc>
@@ -7039,7 +7039,7 @@
                 <w:sz w:val="20"/>
                 <w:szCs w:val="20"/>
               </w:rPr>
-              <w:t xml:space="preserve">3.6%</w:t>
+              <w:t xml:space="preserve">3.4%</w:t>
             </w:r>
           </w:p>
         </w:tc>
@@ -7073,7 +7073,7 @@
                 <w:sz w:val="20"/>
                 <w:szCs w:val="20"/>
               </w:rPr>
-              <w:t xml:space="preserve">1%以下</w:t>
+              <w:t xml:space="preserve">0%以下</w:t>
             </w:r>
           </w:p>
         </w:tc>
@@ -7179,7 +7179,7 @@
                 <w:sz w:val="20"/>
                 <w:szCs w:val="20"/>
               </w:rPr>
-              <w:t xml:space="preserve">7.0点</w:t>
+              <w:t xml:space="preserve">7.6点</w:t>
             </w:r>
           </w:p>
         </w:tc>
@@ -7214,7 +7214,7 @@
                 <w:sz w:val="20"/>
                 <w:szCs w:val="20"/>
               </w:rPr>
-              <w:t xml:space="preserve">8.0点以上</w:t>
+              <w:t xml:space="preserve">8.6点以上</w:t>
             </w:r>
           </w:p>
         </w:tc>
@@ -7459,7 +7459,7 @@
                 <w:sz w:val="20"/>
                 <w:szCs w:val="20"/>
               </w:rPr>
-              <w:t xml:space="preserve">約6件/期間</w:t>
+              <w:t xml:space="preserve">約7件/期間</w:t>
             </w:r>
           </w:p>
         </w:tc>
@@ -7590,7 +7590,7 @@
           <w:sz w:val="22"/>
           <w:szCs w:val="22"/>
         </w:rPr>
-        <w:t xml:space="preserve">[1] Agoda / 8点 / 2026-03-16</w:t>
+        <w:t xml:space="preserve">[1] Google / 10点 / 2026-03-19</w:t>
       </w:r>
     </w:p>
     <w:p>
@@ -7605,7 +7605,7 @@
           <w:sz w:val="21"/>
           <w:szCs w:val="21"/>
         </w:rPr>
-        <w:t xml:space="preserve">駅から大変近く、周りにも賑やかなお店がたくさんあり、仕事でも観光でもお勧めです。 また、朝食も常にきれいにブュッフェが設えてあり、気持ちよく美味しくいただけました。</w:t>
+        <w:t xml:space="preserve">《けやきゲート府中／府中駅直結／ホテル朝食ビュッフェ》  お店が気になった方はぜひ【お店を保存】を。 あなたの“迷わない食旅”の一助になれたら幸いです。  路地裏ごはん録です。先日はけやきゲート府中さんに宿泊し、そのまま朝食を。駅直結の立地で、朝からスムーズに動けるのはありがたいですね。  朝食はビュッフェスタイル。和洋ともに品数がしっかり揃っていて、朝から選ぶ楽しさがあります。つい取りすぎ...</w:t>
       </w:r>
     </w:p>
     <w:p>
@@ -7626,7 +7626,7 @@
           <w:sz w:val="22"/>
           <w:szCs w:val="22"/>
         </w:rPr>
-        <w:t xml:space="preserve">[2] 楽天トラベル / 10点 / 2026-03-15</w:t>
+        <w:t xml:space="preserve">[2] 楽天トラベル / 10点 / 2026-03-19</w:t>
       </w:r>
     </w:p>
     <w:p>
@@ -7641,7 +7641,7 @@
           <w:sz w:val="21"/>
           <w:szCs w:val="21"/>
         </w:rPr>
-        <w:t xml:space="preserve">大満足と言われました。予約してあげて良かったです。</w:t>
+        <w:t xml:space="preserve">清潔感のあるお部屋で快適に過ごすことができました。府中駅直結でアクセスも良好でした。機会があればまた利用したいと思います。</w:t>
       </w:r>
     </w:p>
     <w:p>
@@ -7662,7 +7662,7 @@
           <w:sz w:val="22"/>
           <w:szCs w:val="22"/>
         </w:rPr>
-        <w:t xml:space="preserve">[3] 楽天トラベル / 10点 / 2026-03-15</w:t>
+        <w:t xml:space="preserve">[3] じゃらん / 8点 / 2026-03-18</w:t>
       </w:r>
     </w:p>
     <w:p>
@@ -7677,7 +7677,7 @@
           <w:sz w:val="21"/>
           <w:szCs w:val="21"/>
         </w:rPr>
-        <w:t xml:space="preserve">サンリオピューロランドへ行く際に前泊しました。 駅直結で小さな子ども連れでも行きやすかったです！ コンパクトなお部屋でしたが清潔感があり快適。 朝食ビュッフェは種類は多くはありませんが、ひとつひとつ美味しくいただきました。 静かでゆったり休める良いホテルでした。</w:t>
+        <w:t xml:space="preserve">シングルの部屋に泊まりました。  お部屋も広く、ベッドも広いのでゆっくり過ごせました。  パジャマはカバーをしてハンガーにかけてありましたが  普通にたたんだままで良いと思います。  とても綺麗に清掃されていて気持ちよく泊まることができました。</w:t>
       </w:r>
     </w:p>
     <w:p>
@@ -7698,7 +7698,7 @@
           <w:sz w:val="22"/>
           <w:szCs w:val="22"/>
         </w:rPr>
-        <w:t xml:space="preserve">[4] 楽天トラベル / 10点 / 2026-03-15</w:t>
+        <w:t xml:space="preserve">[4] Agoda / 8点 / 2026-03-16</w:t>
       </w:r>
     </w:p>
     <w:p>
@@ -7713,7 +7713,7 @@
           <w:sz w:val="21"/>
           <w:szCs w:val="21"/>
         </w:rPr>
-        <w:t xml:space="preserve">清潔感のあるお部屋でベッドが大きくぐっすりと眠れました。 朝食も種類が豊富で美味しかったです。テイクアウト用のカップもありコーヒーを部屋に持っていけました。嬉しいサービスでした。</w:t>
+        <w:t xml:space="preserve">駅から大変近く、周りにも賑やかなお店がたくさんあり、仕事でも観光でもお勧めです。 また、朝食も常にきれいにブュッフェが設えてあり、気持ちよく美味しくいただけました。</w:t>
       </w:r>
     </w:p>
     <w:p>
@@ -7734,7 +7734,7 @@
           <w:sz w:val="22"/>
           <w:szCs w:val="22"/>
         </w:rPr>
-        <w:t xml:space="preserve">[5] 楽天トラベル / 10点 / 2026-03-13</w:t>
+        <w:t xml:space="preserve">[5] 楽天トラベル / 10点 / 2026-03-15</w:t>
       </w:r>
     </w:p>
     <w:p>
@@ -7749,7 +7749,7 @@
           <w:sz w:val="21"/>
           <w:szCs w:val="21"/>
         </w:rPr>
-        <w:t xml:space="preserve">府中駅より、徒歩すぐ！ 駅周辺には、商業施設が立ち並んでいるので、飲食店やコンビニがたくさんあります。本当に便利で住みたい街です。 そんなところにホテルが立っているので、忘れ物とかあっても全く困ることはありません。 ホテルも清潔で、落ち着く雰囲気でした。アメニティバーに入浴剤が用意されていたので、嬉しくて足を伸ばしてゆっくりお風呂に浸かることが出来ました。 今回が2回目の利用でしたが、また利...</w:t>
+        <w:t xml:space="preserve">大満足と言われました。予約してあげて良かったです。</w:t>
       </w:r>
     </w:p>
     <w:p>
@@ -7994,7 +7994,7 @@
                 <w:sz w:val="21"/>
                 <w:szCs w:val="21"/>
               </w:rPr>
-              <w:t xml:space="preserve">ホテルケヤキゲート東京府中は、全体平均8.77点（10点換算）、高評価率85.7%という良好な顧客満足度を維持しているホテルです。特に「立地・アクセス」「清潔さ・清掃」が多くのゲストから高く評価されています。</w:t>
+              <w:t xml:space="preserve">ホテルケヤキゲート東京府中は、全体平均8.79点（10点換算）、高評価率86.2%という良好な顧客満足度を維持しているホテルです。特に「立地・アクセス」「清潔さ・清掃」が多くのゲストから高く評価されています。</w:t>
             </w:r>
           </w:p>
           <w:p>
@@ -8036,7 +8036,7 @@
                 <w:sz w:val="21"/>
                 <w:szCs w:val="21"/>
               </w:rPr>
-              <w:t xml:space="preserve">Googleでの低スコア（7.0点）は、口コミ返信の強化とサービス品質の一貫性確保で改善余地があります。全サイトでの口コミ返信率100%を目指すことで、ホテルの姿勢をゲストに伝え、リピート率の向上につなげることが重要です。</w:t>
+              <w:t xml:space="preserve">Googleでの低スコア（7.6点）は、口コミ返信の強化とサービス品質の一貫性確保で改善余地があります。全サイトでの口コミ返信率100%を目指すことで、ホテルの姿勢をゲストに伝え、リピート率の向上につなげることが重要です。</w:t>
             </w:r>
           </w:p>
           <w:p>

--- a/納品レポート/ホテル別レポート/keyakigate_口コミ分析改善レポート.docx
+++ b/納品レポート/ホテル別レポート/keyakigate_口コミ分析改善レポート.docx
@@ -96,7 +96,7 @@
           <w:sz w:val="22"/>
           <w:szCs w:val="22"/>
         </w:rPr>
-        <w:t xml:space="preserve">レビュー総数：87件（6サイト）</w:t>
+        <w:t xml:space="preserve">レビュー総数：88件（6サイト）</w:t>
       </w:r>
     </w:p>
     <w:p>
@@ -131,7 +131,7 @@
           <w:sz w:val="20"/>
           <w:szCs w:val="20"/>
         </w:rPr>
-        <w:t xml:space="preserve">作成日：2026年3月20日</w:t>
+        <w:t xml:space="preserve">作成日：2026年3月21日</w:t>
       </w:r>
     </w:p>
     <w:p>
@@ -189,7 +189,7 @@
           <w:sz w:val="21"/>
           <w:szCs w:val="21"/>
         </w:rPr>
-        <w:t xml:space="preserve">2026年2月〜3月に各OTAサイト・口コミサイトに投稿された87件のレビューを包括的に分析しました。以下が主要な発見事項です。</w:t>
+        <w:t xml:space="preserve">2026年2月〜3月に各OTAサイト・口コミサイトに投稿された88件のレビューを包括的に分析しました。以下が主要な発見事項です。</w:t>
       </w:r>
     </w:p>
     <w:p>
@@ -261,7 +261,7 @@
                 <w:sz w:val="36"/>
                 <w:szCs w:val="36"/>
               </w:rPr>
-              <w:t xml:space="preserve">8.79</w:t>
+              <w:t xml:space="preserve">8.78</w:t>
             </w:r>
           </w:p>
         </w:tc>
@@ -310,7 +310,7 @@
                 <w:sz w:val="36"/>
                 <w:szCs w:val="36"/>
               </w:rPr>
-              <w:t xml:space="preserve">86.2%</w:t>
+              <w:t xml:space="preserve">86.4%</w:t>
             </w:r>
           </w:p>
         </w:tc>
@@ -408,7 +408,7 @@
                 <w:sz w:val="36"/>
                 <w:szCs w:val="36"/>
               </w:rPr>
-              <w:t xml:space="preserve">87件</w:t>
+              <w:t xml:space="preserve">88件</w:t>
             </w:r>
           </w:p>
         </w:tc>
@@ -448,7 +448,7 @@
           <w:sz w:val="21"/>
           <w:szCs w:val="21"/>
         </w:rPr>
-        <w:t xml:space="preserve">全体平均スコア8.79点（10点換算）は良好な水準であり、86.2%が高評価（8-10点）に分類されます。低評価（1-4点）は3件（3.4%）で、ゲスト満足度は良好です。Trip.com（9.83点）で特に高い評価を獲得しています。</w:t>
+        <w:t xml:space="preserve">全体平均スコア8.78点（10点換算）は良好な水準であり、86.4%が高評価（8-10点）に分類されます。低評価（1-4点）は3件（3.4%）で、ゲスト満足度は良好です。Trip.com（9.83点）で特に高い評価を獲得しています。</w:t>
       </w:r>
     </w:p>
     <w:p>
@@ -1716,7 +1716,7 @@
                 <w:sz w:val="20"/>
                 <w:szCs w:val="20"/>
               </w:rPr>
-              <w:t xml:space="preserve">12</w:t>
+              <w:t xml:space="preserve">13</w:t>
             </w:r>
           </w:p>
         </w:tc>
@@ -1751,7 +1751,7 @@
                 <w:sz w:val="20"/>
                 <w:szCs w:val="20"/>
               </w:rPr>
-              <w:t xml:space="preserve">8.67</w:t>
+              <w:t xml:space="preserve">8.62</w:t>
             </w:r>
           </w:p>
         </w:tc>
@@ -1821,7 +1821,7 @@
                 <w:sz w:val="20"/>
                 <w:szCs w:val="20"/>
               </w:rPr>
-              <w:t xml:space="preserve">8.67</w:t>
+              <w:t xml:space="preserve">8.62</w:t>
             </w:r>
           </w:p>
         </w:tc>
@@ -2418,7 +2418,7 @@
           <w:sz w:val="21"/>
           <w:szCs w:val="21"/>
         </w:rPr>
-        <w:t xml:space="preserve">評価分布は10点（56.3%）に最も多く、8点以上の高評価が86.2%を占め、高い顧客満足度を示しています。低評価（1-4点）は計3件（3.4%）です。</w:t>
+        <w:t xml:space="preserve">評価分布は10点（55.7%）に最も多く、8点以上の高評価が86.4%を占め、高い顧客満足度を示しています。低評価（1-4点）は計3件（3.4%）です。</w:t>
       </w:r>
     </w:p>
     <w:p>
@@ -2688,7 +2688,7 @@
                 <w:sz w:val="20"/>
                 <w:szCs w:val="20"/>
               </w:rPr>
-              <w:t xml:space="preserve">56.3%</w:t>
+              <w:t xml:space="preserve">55.7%</w:t>
             </w:r>
           </w:p>
         </w:tc>
@@ -2942,7 +2942,7 @@
                 <w:sz w:val="20"/>
                 <w:szCs w:val="20"/>
               </w:rPr>
-              <w:t xml:space="preserve">21</w:t>
+              <w:t xml:space="preserve">22</w:t>
             </w:r>
           </w:p>
         </w:tc>
@@ -2977,7 +2977,7 @@
                 <w:sz w:val="20"/>
                 <w:szCs w:val="20"/>
               </w:rPr>
-              <w:t xml:space="preserve">24.1%</w:t>
+              <w:t xml:space="preserve">25.0%</w:t>
             </w:r>
           </w:p>
         </w:tc>
@@ -3015,7 +3015,7 @@
                 <w:sz w:val="18"/>
                 <w:szCs w:val="18"/>
               </w:rPr>
-              <w:t xml:space="preserve"> 21件</w:t>
+              <w:t xml:space="preserve"> 22件</w:t>
             </w:r>
           </w:p>
         </w:tc>
@@ -3122,7 +3122,7 @@
                 <w:sz w:val="20"/>
                 <w:szCs w:val="20"/>
               </w:rPr>
-              <w:t xml:space="preserve">10.3%</w:t>
+              <w:t xml:space="preserve">10.2%</w:t>
             </w:r>
           </w:p>
         </w:tc>
@@ -3526,7 +3526,7 @@
                 <w:sz w:val="24"/>
                 <w:szCs w:val="24"/>
               </w:rPr>
-              <w:t xml:space="preserve">75件（86.2%）</w:t>
+              <w:t xml:space="preserve">76件（86.4%）</w:t>
             </w:r>
           </w:p>
         </w:tc>
@@ -3577,7 +3577,7 @@
                 <w:sz w:val="24"/>
                 <w:szCs w:val="24"/>
               </w:rPr>
-              <w:t xml:space="preserve">9件（10.3%）</w:t>
+              <w:t xml:space="preserve">9件（10.2%）</w:t>
             </w:r>
           </w:p>
         </w:tc>
@@ -3902,7 +3902,7 @@
                 <w:sz w:val="20"/>
                 <w:szCs w:val="20"/>
               </w:rPr>
-              <w:t xml:space="preserve">「駅直結の立地で、朝からスムーズに動けるのはありがたいですね」「府中駅直結でアクセスも良好でした」</w:t>
+              <w:t xml:space="preserve">「駅からホテルへ行きやすく、お部屋の浴槽もゆったりしていて入浴剤も選べて入れられるのでくつろいで入れました」「駅直結の立地で、朝からスムーズに動けるのはありがたいですね」</w:t>
             </w:r>
           </w:p>
         </w:tc>
@@ -4113,7 +4113,7 @@
                 <w:sz w:val="20"/>
                 <w:szCs w:val="20"/>
               </w:rPr>
-              <w:t xml:space="preserve">「《けやきゲート府中／府中駅直結／ホテル朝食ビュッフェ》  お店が気になった方はぜひ【お店を保存】を」「また、朝食も常にきれいにブュッフェが設えてあり、気持ちよく美味しくいただけました」</w:t>
+              <w:t xml:space="preserve">「朝食も選べて美味しかったです」「《けやきゲート府中／府中駅直結／ホテル朝食ビュッフェ》  お店が気になった方はぜひ【お店を保存】を」</w:t>
             </w:r>
           </w:p>
         </w:tc>
@@ -4468,7 +4468,7 @@
           <w:sz w:val="21"/>
           <w:szCs w:val="21"/>
         </w:rPr>
-        <w:t xml:space="preserve">口コミの多数で「立地・アクセス」に関するポジティブな言及が見られ、ホテルケヤキゲート東京府中の最大の差別化要因となっています。駅直結の立地で、朝からスムーズに動けるのはありがたいですねといった声が多数寄せられています。</w:t>
+        <w:t xml:space="preserve">口コミの多数で「立地・アクセス」に関するポジティブな言及が見られ、ホテルケヤキゲート東京府中の最大の差別化要因となっています。駅からホテルへ行きやすく、お部屋の浴槽もゆったりしていて入浴剤も選べて入れられるのでくつろいで入れましたといった声が多数寄せられています。</w:t>
       </w:r>
     </w:p>
     <w:p>
@@ -4487,7 +4487,7 @@
           <w:sz w:val="21"/>
           <w:szCs w:val="21"/>
         </w:rPr>
-        <w:t xml:space="preserve">駅直結の立地で、朝からスムーズに動けるのはありがたいですね</w:t>
+        <w:t xml:space="preserve">駅からホテルへ行きやすく、お部屋の浴槽もゆったりしていて入浴剤も選べて入れられるのでくつろいで入れました</w:t>
       </w:r>
     </w:p>
     <w:p>
@@ -4506,7 +4506,7 @@
           <w:sz w:val="21"/>
           <w:szCs w:val="21"/>
         </w:rPr>
-        <w:t xml:space="preserve">府中駅直結でアクセスも良好でした</w:t>
+        <w:t xml:space="preserve">駅直結の立地で、朝からスムーズに動けるのはありがたいですね</w:t>
       </w:r>
     </w:p>
     <w:p>
@@ -4525,7 +4525,7 @@
           <w:sz w:val="21"/>
           <w:szCs w:val="21"/>
         </w:rPr>
-        <w:t xml:space="preserve">駅から近いなどアクセスが良いのは分かるが 評価が高い理由が正直分からない</w:t>
+        <w:t xml:space="preserve">府中駅直結でアクセスも良好でした</w:t>
       </w:r>
     </w:p>
     <w:p>
@@ -6759,7 +6759,7 @@
                 <w:sz w:val="20"/>
                 <w:szCs w:val="20"/>
               </w:rPr>
-              <w:t xml:space="preserve">8.79点</w:t>
+              <w:t xml:space="preserve">8.78点</w:t>
             </w:r>
           </w:p>
         </w:tc>
@@ -6899,7 +6899,7 @@
                 <w:sz w:val="20"/>
                 <w:szCs w:val="20"/>
               </w:rPr>
-              <w:t xml:space="preserve">86.2%</w:t>
+              <w:t xml:space="preserve">86.4%</w:t>
             </w:r>
           </w:p>
         </w:tc>
@@ -7590,7 +7590,7 @@
           <w:sz w:val="22"/>
           <w:szCs w:val="22"/>
         </w:rPr>
-        <w:t xml:space="preserve">[1] Google / 10点 / 2026-03-19</w:t>
+        <w:t xml:space="preserve">[1] Booking.com / 8点 / 2026-03-20</w:t>
       </w:r>
     </w:p>
     <w:p>
@@ -7605,7 +7605,33 @@
           <w:sz w:val="21"/>
           <w:szCs w:val="21"/>
         </w:rPr>
-        <w:t xml:space="preserve">《けやきゲート府中／府中駅直結／ホテル朝食ビュッフェ》  お店が気になった方はぜひ【お店を保存】を。 あなたの“迷わない食旅”の一助になれたら幸いです。  路地裏ごはん録です。先日はけやきゲート府中さんに宿泊し、そのまま朝食を。駅直結の立地で、朝からスムーズに動けるのはありがたいですね。  朝食はビュッフェスタイル。和洋ともに品数がしっかり揃っていて、朝から選ぶ楽しさがあります。つい取りすぎ...</w:t>
+        <w:t xml:space="preserve">駅からホテルへ行きやすく、お部屋の浴槽もゆったりしていて入浴剤も選べて入れられるのでくつろいで入れました。 朝食も選べて美味しかったです。</w:t>
+      </w:r>
+    </w:p>
+    <w:p>
+      <w:pPr>
+        <w:spacing w:after="120" w:line="320"/>
+        <w:jc w:val="left"/>
+      </w:pPr>
+      <w:r>
+        <w:rPr>
+          <w:rFonts w:ascii="Arial" w:cs="Arial" w:eastAsia="Arial" w:hAnsi="Arial"/>
+          <w:b/>
+          <w:bCs/>
+          <w:color w:val="C0392B"/>
+          <w:sz w:val="21"/>
+          <w:szCs w:val="21"/>
+        </w:rPr>
+        <w:t xml:space="preserve">【改善点】</w:t>
+      </w:r>
+      <w:r>
+        <w:rPr>
+          <w:rFonts w:ascii="Arial" w:cs="Arial" w:eastAsia="Arial" w:hAnsi="Arial"/>
+          <w:color w:val="333333"/>
+          <w:sz w:val="21"/>
+          <w:szCs w:val="21"/>
+        </w:rPr>
+        <w:t xml:space="preserve">洗濯機＆乾燥機がもう1台あるとスムーズに洗濯ができたと思います。 朝食の飲み物に野菜ジュースがあると良かったです。</w:t>
       </w:r>
     </w:p>
     <w:p>
@@ -7626,7 +7652,7 @@
           <w:sz w:val="22"/>
           <w:szCs w:val="22"/>
         </w:rPr>
-        <w:t xml:space="preserve">[2] 楽天トラベル / 10点 / 2026-03-19</w:t>
+        <w:t xml:space="preserve">[2] Google / 10点 / 2026-03-19</w:t>
       </w:r>
     </w:p>
     <w:p>
@@ -7641,7 +7667,7 @@
           <w:sz w:val="21"/>
           <w:szCs w:val="21"/>
         </w:rPr>
-        <w:t xml:space="preserve">清潔感のあるお部屋で快適に過ごすことができました。府中駅直結でアクセスも良好でした。機会があればまた利用したいと思います。</w:t>
+        <w:t xml:space="preserve">《けやきゲート府中／府中駅直結／ホテル朝食ビュッフェ》  お店が気になった方はぜひ【お店を保存】を。 あなたの“迷わない食旅”の一助になれたら幸いです。  路地裏ごはん録です。先日はけやきゲート府中さんに宿泊し、そのまま朝食を。駅直結の立地で、朝からスムーズに動けるのはありがたいですね。  朝食はビュッフェスタイル。和洋ともに品数がしっかり揃っていて、朝から選ぶ楽しさがあります。つい取りすぎ...</w:t>
       </w:r>
     </w:p>
     <w:p>
@@ -7662,7 +7688,7 @@
           <w:sz w:val="22"/>
           <w:szCs w:val="22"/>
         </w:rPr>
-        <w:t xml:space="preserve">[3] じゃらん / 8点 / 2026-03-18</w:t>
+        <w:t xml:space="preserve">[3] 楽天トラベル / 10点 / 2026-03-19</w:t>
       </w:r>
     </w:p>
     <w:p>
@@ -7677,7 +7703,7 @@
           <w:sz w:val="21"/>
           <w:szCs w:val="21"/>
         </w:rPr>
-        <w:t xml:space="preserve">シングルの部屋に泊まりました。  お部屋も広く、ベッドも広いのでゆっくり過ごせました。  パジャマはカバーをしてハンガーにかけてありましたが  普通にたたんだままで良いと思います。  とても綺麗に清掃されていて気持ちよく泊まることができました。</w:t>
+        <w:t xml:space="preserve">清潔感のあるお部屋で快適に過ごすことができました。府中駅直結でアクセスも良好でした。機会があればまた利用したいと思います。</w:t>
       </w:r>
     </w:p>
     <w:p>
@@ -7698,7 +7724,7 @@
           <w:sz w:val="22"/>
           <w:szCs w:val="22"/>
         </w:rPr>
-        <w:t xml:space="preserve">[4] Agoda / 8点 / 2026-03-16</w:t>
+        <w:t xml:space="preserve">[4] じゃらん / 8点 / 2026-03-18</w:t>
       </w:r>
     </w:p>
     <w:p>
@@ -7713,7 +7739,7 @@
           <w:sz w:val="21"/>
           <w:szCs w:val="21"/>
         </w:rPr>
-        <w:t xml:space="preserve">駅から大変近く、周りにも賑やかなお店がたくさんあり、仕事でも観光でもお勧めです。 また、朝食も常にきれいにブュッフェが設えてあり、気持ちよく美味しくいただけました。</w:t>
+        <w:t xml:space="preserve">シングルの部屋に泊まりました。  お部屋も広く、ベッドも広いのでゆっくり過ごせました。  パジャマはカバーをしてハンガーにかけてありましたが  普通にたたんだままで良いと思います。  とても綺麗に清掃されていて気持ちよく泊まることができました。</w:t>
       </w:r>
     </w:p>
     <w:p>
@@ -7734,7 +7760,7 @@
           <w:sz w:val="22"/>
           <w:szCs w:val="22"/>
         </w:rPr>
-        <w:t xml:space="preserve">[5] 楽天トラベル / 10点 / 2026-03-15</w:t>
+        <w:t xml:space="preserve">[5] Agoda / 8点 / 2026-03-16</w:t>
       </w:r>
     </w:p>
     <w:p>
@@ -7749,7 +7775,7 @@
           <w:sz w:val="21"/>
           <w:szCs w:val="21"/>
         </w:rPr>
-        <w:t xml:space="preserve">大満足と言われました。予約してあげて良かったです。</w:t>
+        <w:t xml:space="preserve">駅から大変近く、周りにも賑やかなお店がたくさんあり、仕事でも観光でもお勧めです。 また、朝食も常にきれいにブュッフェが設えてあり、気持ちよく美味しくいただけました。</w:t>
       </w:r>
     </w:p>
     <w:p>
@@ -7994,7 +8020,7 @@
                 <w:sz w:val="21"/>
                 <w:szCs w:val="21"/>
               </w:rPr>
-              <w:t xml:space="preserve">ホテルケヤキゲート東京府中は、全体平均8.79点（10点換算）、高評価率86.2%という良好な顧客満足度を維持しているホテルです。特に「立地・アクセス」「清潔さ・清掃」が多くのゲストから高く評価されています。</w:t>
+              <w:t xml:space="preserve">ホテルケヤキゲート東京府中は、全体平均8.78点（10点換算）、高評価率86.4%という良好な顧客満足度を維持しているホテルです。特に「立地・アクセス」「清潔さ・清掃」が多くのゲストから高く評価されています。</w:t>
             </w:r>
           </w:p>
           <w:p>

--- a/納品レポート/ホテル別レポート/keyakigate_口コミ分析改善レポート.docx
+++ b/納品レポート/ホテル別レポート/keyakigate_口コミ分析改善レポート.docx
@@ -96,7 +96,7 @@
           <w:sz w:val="22"/>
           <w:szCs w:val="22"/>
         </w:rPr>
-        <w:t xml:space="preserve">レビュー総数：88件（6サイト）</w:t>
+        <w:t xml:space="preserve">レビュー総数：91件（6サイト）</w:t>
       </w:r>
     </w:p>
     <w:p>
@@ -131,7 +131,7 @@
           <w:sz w:val="20"/>
           <w:szCs w:val="20"/>
         </w:rPr>
-        <w:t xml:space="preserve">作成日：2026年3月21日</w:t>
+        <w:t xml:space="preserve">作成日：2026年3月23日</w:t>
       </w:r>
     </w:p>
     <w:p>
@@ -189,7 +189,7 @@
           <w:sz w:val="21"/>
           <w:szCs w:val="21"/>
         </w:rPr>
-        <w:t xml:space="preserve">2026年2月〜3月に各OTAサイト・口コミサイトに投稿された88件のレビューを包括的に分析しました。以下が主要な発見事項です。</w:t>
+        <w:t xml:space="preserve">2026年2月〜3月に各OTAサイト・口コミサイトに投稿された91件のレビューを包括的に分析しました。以下が主要な発見事項です。</w:t>
       </w:r>
     </w:p>
     <w:p>
@@ -261,7 +261,7 @@
                 <w:sz w:val="36"/>
                 <w:szCs w:val="36"/>
               </w:rPr>
-              <w:t xml:space="preserve">8.78</w:t>
+              <w:t xml:space="preserve">8.74</w:t>
             </w:r>
           </w:p>
         </w:tc>
@@ -310,7 +310,7 @@
                 <w:sz w:val="36"/>
                 <w:szCs w:val="36"/>
               </w:rPr>
-              <w:t xml:space="preserve">86.4%</w:t>
+              <w:t xml:space="preserve">85.7%</w:t>
             </w:r>
           </w:p>
         </w:tc>
@@ -359,7 +359,7 @@
                 <w:sz w:val="36"/>
                 <w:szCs w:val="36"/>
               </w:rPr>
-              <w:t xml:space="preserve">3.4%</w:t>
+              <w:t xml:space="preserve">4.4%</w:t>
             </w:r>
           </w:p>
         </w:tc>
@@ -408,7 +408,7 @@
                 <w:sz w:val="36"/>
                 <w:szCs w:val="36"/>
               </w:rPr>
-              <w:t xml:space="preserve">88件</w:t>
+              <w:t xml:space="preserve">91件</w:t>
             </w:r>
           </w:p>
         </w:tc>
@@ -448,7 +448,7 @@
           <w:sz w:val="21"/>
           <w:szCs w:val="21"/>
         </w:rPr>
-        <w:t xml:space="preserve">全体平均スコア8.78点（10点換算）は良好な水準であり、86.4%が高評価（8-10点）に分類されます。低評価（1-4点）は3件（3.4%）で、ゲスト満足度は良好です。Trip.com（9.83点）で特に高い評価を獲得しています。</w:t>
+        <w:t xml:space="preserve">全体平均スコア8.74点（10点換算）は良好な水準であり、85.7%が高評価（8-10点）に分類されます。低評価（1-4点）は4件（4.4%）で、ゲスト満足度は良好です。Trip.com（9.83点）で特に高い評価を獲得しています。</w:t>
       </w:r>
     </w:p>
     <w:p>
@@ -463,7 +463,7 @@
           <w:sz w:val="21"/>
           <w:szCs w:val="21"/>
         </w:rPr>
-        <w:t xml:space="preserve">一方で、Google（7.6点）では相対的に低いスコアとなっており、改善の余地があります。全体としては「立地・アクセス」と「清潔さ・清掃」がホテルの主な強みとして際立っています。</w:t>
+        <w:t xml:space="preserve">一方で、Google（6.7点）では相対的に低いスコアとなっており、改善の余地があります。全体としては「立地・アクセス」と「清潔さ・清掃」がホテルの主な強みとして際立っています。</w:t>
       </w:r>
     </w:p>
     <w:p>
@@ -567,7 +567,7 @@
                 <w:sz w:val="20"/>
                 <w:szCs w:val="20"/>
               </w:rPr>
-              <w:t xml:space="preserve">朝食の改善要望（7件）、対応・サービスの不満（6件）、窓・採光（3件）、浴室・水回り（2件）</w:t>
+              <w:t xml:space="preserve">朝食の改善要望（8件）、対応・サービスの不満（6件）、窓・採光（3件）、浴室・水回り（2件）</w:t>
             </w:r>
           </w:p>
           <w:p>
@@ -1229,7 +1229,7 @@
                 <w:sz w:val="20"/>
                 <w:szCs w:val="20"/>
               </w:rPr>
-              <w:t xml:space="preserve">32</w:t>
+              <w:t xml:space="preserve">33</w:t>
             </w:r>
           </w:p>
         </w:tc>
@@ -1264,7 +1264,7 @@
                 <w:sz w:val="20"/>
                 <w:szCs w:val="20"/>
               </w:rPr>
-              <w:t xml:space="preserve">4.5</w:t>
+              <w:t xml:space="preserve">4.52</w:t>
             </w:r>
           </w:p>
         </w:tc>
@@ -1334,7 +1334,7 @@
                 <w:sz w:val="20"/>
                 <w:szCs w:val="20"/>
               </w:rPr>
-              <w:t xml:space="preserve">9</w:t>
+              <w:t xml:space="preserve">9.03</w:t>
             </w:r>
           </w:p>
         </w:tc>
@@ -1961,7 +1961,7 @@
                 <w:sz w:val="20"/>
                 <w:szCs w:val="20"/>
               </w:rPr>
-              <w:t xml:space="preserve">19</w:t>
+              <w:t xml:space="preserve">20</w:t>
             </w:r>
           </w:p>
         </w:tc>
@@ -1995,7 +1995,7 @@
                 <w:sz w:val="20"/>
                 <w:szCs w:val="20"/>
               </w:rPr>
-              <w:t xml:space="preserve">4.26</w:t>
+              <w:t xml:space="preserve">4.3</w:t>
             </w:r>
           </w:p>
         </w:tc>
@@ -2063,7 +2063,7 @@
                 <w:sz w:val="20"/>
                 <w:szCs w:val="20"/>
               </w:rPr>
-              <w:t xml:space="preserve">8.53</w:t>
+              <w:t xml:space="preserve">8.6</w:t>
             </w:r>
           </w:p>
         </w:tc>
@@ -2203,7 +2203,7 @@
                 <w:sz w:val="20"/>
                 <w:szCs w:val="20"/>
               </w:rPr>
-              <w:t xml:space="preserve">5</w:t>
+              <w:t xml:space="preserve">6</w:t>
             </w:r>
           </w:p>
         </w:tc>
@@ -2238,7 +2238,7 @@
                 <w:sz w:val="20"/>
                 <w:szCs w:val="20"/>
               </w:rPr>
-              <w:t xml:space="preserve">3.8</w:t>
+              <w:t xml:space="preserve">3.33</w:t>
             </w:r>
           </w:p>
         </w:tc>
@@ -2304,11 +2304,11 @@
                 <w:rFonts w:ascii="Arial" w:cs="Arial" w:eastAsia="Arial" w:hAnsi="Arial"/>
                 <w:b/>
                 <w:bCs/>
-                <w:color w:val="E67E22"/>
-                <w:sz w:val="20"/>
-                <w:szCs w:val="20"/>
-              </w:rPr>
-              <w:t xml:space="preserve">7.6</w:t>
+                <w:color w:val="C0392B"/>
+                <w:sz w:val="20"/>
+                <w:szCs w:val="20"/>
+              </w:rPr>
+              <w:t xml:space="preserve">6.67</w:t>
             </w:r>
           </w:p>
         </w:tc>
@@ -2343,7 +2343,7 @@
                 <w:sz w:val="20"/>
                 <w:szCs w:val="20"/>
               </w:rPr>
-              <w:t xml:space="preserve">10</w:t>
+              <w:t xml:space="preserve">8</w:t>
             </w:r>
           </w:p>
         </w:tc>
@@ -2374,11 +2374,11 @@
                 <w:rFonts w:ascii="Arial" w:cs="Arial" w:eastAsia="Arial" w:hAnsi="Arial"/>
                 <w:b/>
                 <w:bCs/>
-                <w:color w:val="E67E22"/>
-                <w:sz w:val="20"/>
-                <w:szCs w:val="20"/>
-              </w:rPr>
-              <w:t xml:space="preserve">概ね良好</w:t>
+                <w:color w:val="C0392B"/>
+                <w:sz w:val="20"/>
+                <w:szCs w:val="20"/>
+              </w:rPr>
+              <w:t xml:space="preserve">要改善</w:t>
             </w:r>
           </w:p>
         </w:tc>
@@ -2418,7 +2418,7 @@
           <w:sz w:val="21"/>
           <w:szCs w:val="21"/>
         </w:rPr>
-        <w:t xml:space="preserve">評価分布は10点（55.7%）に最も多く、8点以上の高評価が86.4%を占め、高い顧客満足度を示しています。低評価（1-4点）は計3件（3.4%）です。</w:t>
+        <w:t xml:space="preserve">評価分布は10点（56.0%）に最も多く、8点以上の高評価が85.7%を占め、高い顧客満足度を示しています。低評価（1-4点）は計4件（4.4%）です。</w:t>
       </w:r>
     </w:p>
     <w:p>
@@ -2653,7 +2653,7 @@
                 <w:sz w:val="20"/>
                 <w:szCs w:val="20"/>
               </w:rPr>
-              <w:t xml:space="preserve">49</w:t>
+              <w:t xml:space="preserve">51</w:t>
             </w:r>
           </w:p>
         </w:tc>
@@ -2688,7 +2688,7 @@
                 <w:sz w:val="20"/>
                 <w:szCs w:val="20"/>
               </w:rPr>
-              <w:t xml:space="preserve">55.7%</w:t>
+              <w:t xml:space="preserve">56.0%</w:t>
             </w:r>
           </w:p>
         </w:tc>
@@ -2726,7 +2726,7 @@
                 <w:sz w:val="18"/>
                 <w:szCs w:val="18"/>
               </w:rPr>
-              <w:t xml:space="preserve"> 49件</w:t>
+              <w:t xml:space="preserve"> 51件</w:t>
             </w:r>
           </w:p>
         </w:tc>
@@ -2833,7 +2833,7 @@
                 <w:sz w:val="20"/>
                 <w:szCs w:val="20"/>
               </w:rPr>
-              <w:t xml:space="preserve">5.7%</w:t>
+              <w:t xml:space="preserve">5.5%</w:t>
             </w:r>
           </w:p>
         </w:tc>
@@ -2977,7 +2977,7 @@
                 <w:sz w:val="20"/>
                 <w:szCs w:val="20"/>
               </w:rPr>
-              <w:t xml:space="preserve">25.0%</w:t>
+              <w:t xml:space="preserve">24.2%</w:t>
             </w:r>
           </w:p>
         </w:tc>
@@ -3122,7 +3122,7 @@
                 <w:sz w:val="20"/>
                 <w:szCs w:val="20"/>
               </w:rPr>
-              <w:t xml:space="preserve">10.2%</w:t>
+              <w:t xml:space="preserve">9.9%</w:t>
             </w:r>
           </w:p>
         </w:tc>
@@ -3377,7 +3377,7 @@
                 <w:sz w:val="20"/>
                 <w:szCs w:val="20"/>
               </w:rPr>
-              <w:t xml:space="preserve">2</w:t>
+              <w:t xml:space="preserve">3</w:t>
             </w:r>
           </w:p>
         </w:tc>
@@ -3412,7 +3412,7 @@
                 <w:sz w:val="20"/>
                 <w:szCs w:val="20"/>
               </w:rPr>
-              <w:t xml:space="preserve">2.3%</w:t>
+              <w:t xml:space="preserve">3.3%</w:t>
             </w:r>
           </w:p>
         </w:tc>
@@ -3450,7 +3450,7 @@
                 <w:sz w:val="18"/>
                 <w:szCs w:val="18"/>
               </w:rPr>
-              <w:t xml:space="preserve"> 2件</w:t>
+              <w:t xml:space="preserve"> 3件</w:t>
             </w:r>
           </w:p>
         </w:tc>
@@ -3526,7 +3526,7 @@
                 <w:sz w:val="24"/>
                 <w:szCs w:val="24"/>
               </w:rPr>
-              <w:t xml:space="preserve">76件（86.4%）</w:t>
+              <w:t xml:space="preserve">78件（85.7%）</w:t>
             </w:r>
           </w:p>
         </w:tc>
@@ -3577,7 +3577,7 @@
                 <w:sz w:val="24"/>
                 <w:szCs w:val="24"/>
               </w:rPr>
-              <w:t xml:space="preserve">9件（10.2%）</w:t>
+              <w:t xml:space="preserve">9件（9.9%）</w:t>
             </w:r>
           </w:p>
         </w:tc>
@@ -3628,7 +3628,7 @@
                 <w:sz w:val="24"/>
                 <w:szCs w:val="24"/>
               </w:rPr>
-              <w:t xml:space="preserve">3件（3.4%）</w:t>
+              <w:t xml:space="preserve">4件（4.4%）</w:t>
             </w:r>
           </w:p>
         </w:tc>
@@ -3902,7 +3902,7 @@
                 <w:sz w:val="20"/>
                 <w:szCs w:val="20"/>
               </w:rPr>
-              <w:t xml:space="preserve">「駅からホテルへ行きやすく、お部屋の浴槽もゆったりしていて入浴剤も選べて入れられるのでくつろいで入れました」「駅直結の立地で、朝からスムーズに動けるのはありがたいですね」</w:t>
+              <w:t xml:space="preserve">「添い寝で食事なしの子供にもタオルを用意してくれた ダブルベッドの部屋なら広さがあってベビーカー+スーツケースを置い...」「駅からホテルへ行きやすく、お部屋の浴槽もゆったりしていて入浴剤も選べて入れられるのでくつろいで入れました」</w:t>
             </w:r>
           </w:p>
         </w:tc>
@@ -4006,7 +4006,7 @@
                 <w:sz w:val="20"/>
                 <w:szCs w:val="20"/>
               </w:rPr>
-              <w:t xml:space="preserve">「清潔感のあるお部屋で快適に過ごすことができました」「とても綺麗に清掃されていて気持ちよく泊まることができました」</w:t>
+              <w:t xml:space="preserve">「清潔感あるホテルで、落ち着きある雰囲気がとても気に入っています」「清潔感のあるお部屋で快適に過ごすことができました」</w:t>
             </w:r>
           </w:p>
         </w:tc>
@@ -4113,7 +4113,7 @@
                 <w:sz w:val="20"/>
                 <w:szCs w:val="20"/>
               </w:rPr>
-              <w:t xml:space="preserve">「朝食も選べて美味しかったです」「《けやきゲート府中／府中駅直結／ホテル朝食ビュッフェ》  お店が気になった方はぜひ【お店を保存】を」</w:t>
+              <w:t xml:space="preserve">「朝食も選べて美味しかったです」「朝食も美味しかったです」</w:t>
             </w:r>
           </w:p>
         </w:tc>
@@ -4217,7 +4217,7 @@
                 <w:sz w:val="20"/>
                 <w:szCs w:val="20"/>
               </w:rPr>
-              <w:t xml:space="preserve">「清潔感のあるお部屋で快適に過ごすことができました」「お部屋も広く、ベッドも広いのでゆっくり過ごせました」</w:t>
+              <w:t xml:space="preserve">「添い寝で食事なしの子供にもタオルを用意してくれた ダブルベッドの部屋なら広さがあってベビーカー+スーツケースを置い...」「清潔感のあるお部屋で快適に過ごすことができました」</w:t>
             </w:r>
           </w:p>
         </w:tc>
@@ -4324,7 +4324,7 @@
                 <w:sz w:val="20"/>
                 <w:szCs w:val="20"/>
               </w:rPr>
-              <w:t xml:space="preserve">「嬉しいサービスでした」「中に入ってしまえばバリアフリーでしたが、フロントに行くまでの表示をもっとわかりやすくしてほしかったです」</w:t>
+              <w:t xml:space="preserve">「店員さんのめんどくさそうに対応する系　カツラの支配人 店員さんのめんどくさそうに対応する系　カツラの支配人」「嬉しいサービスでした」</w:t>
             </w:r>
           </w:p>
         </w:tc>
@@ -4468,7 +4468,7 @@
           <w:sz w:val="21"/>
           <w:szCs w:val="21"/>
         </w:rPr>
-        <w:t xml:space="preserve">口コミの多数で「立地・アクセス」に関するポジティブな言及が見られ、ホテルケヤキゲート東京府中の最大の差別化要因となっています。駅からホテルへ行きやすく、お部屋の浴槽もゆったりしていて入浴剤も選べて入れられるのでくつろいで入れましたといった声が多数寄せられています。</w:t>
+        <w:t xml:space="preserve">口コミの多数で「立地・アクセス」に関するポジティブな言及が見られ、ホテルケヤキゲート東京府中の最大の差別化要因となっています。添い寝で食事なしの子供にもタオルを用意してくれた ダブルベッドの部屋なら広さがあってベビーカー+スーツケースを置い...といった声が多数寄せられています。</w:t>
       </w:r>
     </w:p>
     <w:p>
@@ -4487,7 +4487,7 @@
           <w:sz w:val="21"/>
           <w:szCs w:val="21"/>
         </w:rPr>
-        <w:t xml:space="preserve">駅からホテルへ行きやすく、お部屋の浴槽もゆったりしていて入浴剤も選べて入れられるのでくつろいで入れました</w:t>
+        <w:t xml:space="preserve">添い寝で食事なしの子供にもタオルを用意してくれた ダブルベッドの部屋なら広さがあってベビーカー+スーツケースを置い...</w:t>
       </w:r>
     </w:p>
     <w:p>
@@ -4506,7 +4506,7 @@
           <w:sz w:val="21"/>
           <w:szCs w:val="21"/>
         </w:rPr>
-        <w:t xml:space="preserve">駅直結の立地で、朝からスムーズに動けるのはありがたいですね</w:t>
+        <w:t xml:space="preserve">駅からホテルへ行きやすく、お部屋の浴槽もゆったりしていて入浴剤も選べて入れられるのでくつろいで入れました</w:t>
       </w:r>
     </w:p>
     <w:p>
@@ -4525,7 +4525,7 @@
           <w:sz w:val="21"/>
           <w:szCs w:val="21"/>
         </w:rPr>
-        <w:t xml:space="preserve">府中駅直結でアクセスも良好でした</w:t>
+        <w:t xml:space="preserve">駅からも直なので、とても良いです</w:t>
       </w:r>
     </w:p>
     <w:p>
@@ -4562,7 +4562,7 @@
           <w:sz w:val="21"/>
           <w:szCs w:val="21"/>
         </w:rPr>
-        <w:t xml:space="preserve">清潔さ・清掃に関するポジティブな評価も多く寄せられています。「清潔感のあるお部屋で快適に過ごすことができました」といったコメントが見られます。</w:t>
+        <w:t xml:space="preserve">清潔さ・清掃に関するポジティブな評価も多く寄せられています。「清潔感あるホテルで、落ち着きある雰囲気がとても気に入っています」といったコメントが見られます。</w:t>
       </w:r>
     </w:p>
     <w:p>
@@ -4867,7 +4867,7 @@
                 <w:sz w:val="20"/>
                 <w:szCs w:val="20"/>
               </w:rPr>
-              <w:t xml:space="preserve">和洋ともに品数がしっかり揃っていて、朝から選ぶ楽しさがあります</w:t>
+              <w:t xml:space="preserve">朝食も美味しかったです。副菜も少しずついただきましたがどれも美味しかったです。  今回、無事にパンも焼くことができ...</w:t>
             </w:r>
           </w:p>
         </w:tc>
@@ -4901,7 +4901,7 @@
                 <w:sz w:val="20"/>
                 <w:szCs w:val="20"/>
               </w:rPr>
-              <w:t xml:space="preserve">重大・7件</w:t>
+              <w:t xml:space="preserve">重大・8件</w:t>
             </w:r>
           </w:p>
         </w:tc>
@@ -6759,7 +6759,7 @@
                 <w:sz w:val="20"/>
                 <w:szCs w:val="20"/>
               </w:rPr>
-              <w:t xml:space="preserve">8.78点</w:t>
+              <w:t xml:space="preserve">8.74点</w:t>
             </w:r>
           </w:p>
         </w:tc>
@@ -6793,7 +6793,7 @@
                 <w:sz w:val="20"/>
                 <w:szCs w:val="20"/>
               </w:rPr>
-              <w:t xml:space="preserve">9.1点以上</w:t>
+              <w:t xml:space="preserve">9.0点以上</w:t>
             </w:r>
           </w:p>
         </w:tc>
@@ -6899,7 +6899,7 @@
                 <w:sz w:val="20"/>
                 <w:szCs w:val="20"/>
               </w:rPr>
-              <w:t xml:space="preserve">86.4%</w:t>
+              <w:t xml:space="preserve">85.7%</w:t>
             </w:r>
           </w:p>
         </w:tc>
@@ -7039,7 +7039,7 @@
                 <w:sz w:val="20"/>
                 <w:szCs w:val="20"/>
               </w:rPr>
-              <w:t xml:space="preserve">3.4%</w:t>
+              <w:t xml:space="preserve">4.4%</w:t>
             </w:r>
           </w:p>
         </w:tc>
@@ -7073,7 +7073,7 @@
                 <w:sz w:val="20"/>
                 <w:szCs w:val="20"/>
               </w:rPr>
-              <w:t xml:space="preserve">0%以下</w:t>
+              <w:t xml:space="preserve">1%以下</w:t>
             </w:r>
           </w:p>
         </w:tc>
@@ -7179,7 +7179,7 @@
                 <w:sz w:val="20"/>
                 <w:szCs w:val="20"/>
               </w:rPr>
-              <w:t xml:space="preserve">7.6点</w:t>
+              <w:t xml:space="preserve">6.7点</w:t>
             </w:r>
           </w:p>
         </w:tc>
@@ -7214,7 +7214,7 @@
                 <w:sz w:val="20"/>
                 <w:szCs w:val="20"/>
               </w:rPr>
-              <w:t xml:space="preserve">8.6点以上</w:t>
+              <w:t xml:space="preserve">7.7点以上</w:t>
             </w:r>
           </w:p>
         </w:tc>
@@ -7459,7 +7459,7 @@
                 <w:sz w:val="20"/>
                 <w:szCs w:val="20"/>
               </w:rPr>
-              <w:t xml:space="preserve">約7件/期間</w:t>
+              <w:t xml:space="preserve">約8件/期間</w:t>
             </w:r>
           </w:p>
         </w:tc>
@@ -7494,7 +7494,7 @@
                 <w:sz w:val="20"/>
                 <w:szCs w:val="20"/>
               </w:rPr>
-              <w:t xml:space="preserve">3件以下</w:t>
+              <w:t xml:space="preserve">4件以下</w:t>
             </w:r>
           </w:p>
         </w:tc>
@@ -7590,7 +7590,43 @@
           <w:sz w:val="22"/>
           <w:szCs w:val="22"/>
         </w:rPr>
-        <w:t xml:space="preserve">[1] Booking.com / 8点 / 2026-03-20</w:t>
+        <w:t xml:space="preserve">[1] 楽天トラベル / 10点 / 2026-03-21</w:t>
+      </w:r>
+    </w:p>
+    <w:p>
+      <w:pPr>
+        <w:spacing w:after="120" w:line="320"/>
+        <w:jc w:val="left"/>
+      </w:pPr>
+      <w:r>
+        <w:rPr>
+          <w:rFonts w:ascii="Arial" w:cs="Arial" w:eastAsia="Arial" w:hAnsi="Arial"/>
+          <w:color w:val="333333"/>
+          <w:sz w:val="21"/>
+          <w:szCs w:val="21"/>
+        </w:rPr>
+        <w:t xml:space="preserve">添い寝で食事なしの子供にもタオルを用意してくれた ダブルベッドの部屋なら広さがあってベビーカー+スーツケースを置いても狭くない 駅ビルまでの2階の通路はほぼ屋根に覆われており雨の日も安心</w:t>
+      </w:r>
+    </w:p>
+    <w:p>
+      <w:pPr>
+        <w:spacing w:after="60"/>
+      </w:pPr>
+    </w:p>
+    <w:p>
+      <w:pPr>
+        <w:spacing w:after="120" w:before="200"/>
+      </w:pPr>
+      <w:r>
+        <w:rPr>
+          <w:rFonts w:ascii="Arial" w:cs="Arial" w:eastAsia="Arial" w:hAnsi="Arial"/>
+          <w:b/>
+          <w:bCs/>
+          <w:color w:val="1B3A5C"/>
+          <w:sz w:val="22"/>
+          <w:szCs w:val="22"/>
+        </w:rPr>
+        <w:t xml:space="preserve">[2] Booking.com / 8点 / 2026-03-20</w:t>
       </w:r>
     </w:p>
     <w:p>
@@ -7652,7 +7688,7 @@
           <w:sz w:val="22"/>
           <w:szCs w:val="22"/>
         </w:rPr>
-        <w:t xml:space="preserve">[2] Google / 10点 / 2026-03-19</w:t>
+        <w:t xml:space="preserve">[3] じゃらん / 10点 / 2026-03-20</w:t>
       </w:r>
     </w:p>
     <w:p>
@@ -7667,7 +7703,7 @@
           <w:sz w:val="21"/>
           <w:szCs w:val="21"/>
         </w:rPr>
-        <w:t xml:space="preserve">《けやきゲート府中／府中駅直結／ホテル朝食ビュッフェ》  お店が気になった方はぜひ【お店を保存】を。 あなたの“迷わない食旅”の一助になれたら幸いです。  路地裏ごはん録です。先日はけやきゲート府中さんに宿泊し、そのまま朝食を。駅直結の立地で、朝からスムーズに動けるのはありがたいですね。  朝食はビュッフェスタイル。和洋ともに品数がしっかり揃っていて、朝から選ぶ楽しさがあります。つい取りすぎ...</w:t>
+        <w:t xml:space="preserve">前回、宿泊させていただき、とても良かったので今回も1泊でしたが宿泊させていただきました。  前回と同じお部屋だったので、身動きも取りやすかったです。  清潔感あるホテルで、落ち着きある雰囲気がとても気に入っています。駅からも直なので、とても良いです。  朝食も美味しかったです。副菜も少しずついただきましたがどれも美味しかったです。  今回、無事にパンも焼くことができました。  また泊まりたいです。</w:t>
       </w:r>
     </w:p>
     <w:p>
@@ -7688,7 +7724,7 @@
           <w:sz w:val="22"/>
           <w:szCs w:val="22"/>
         </w:rPr>
-        <w:t xml:space="preserve">[3] 楽天トラベル / 10点 / 2026-03-19</w:t>
+        <w:t xml:space="preserve">[4] Google / 10点 / 2026-03-19</w:t>
       </w:r>
     </w:p>
     <w:p>
@@ -7703,7 +7739,7 @@
           <w:sz w:val="21"/>
           <w:szCs w:val="21"/>
         </w:rPr>
-        <w:t xml:space="preserve">清潔感のあるお部屋で快適に過ごすことができました。府中駅直結でアクセスも良好でした。機会があればまた利用したいと思います。</w:t>
+        <w:t xml:space="preserve">《けやきゲート府中／府中駅直結／ホテル朝食ビュッフェ》  お店が気になった方はぜひ【お店を保存】を。 あなたの“迷わない食旅”の一助になれたら幸いです。  路地裏ごはん録です。先日はけやきゲート府中さんに宿泊し、そのまま朝食を。駅直結の立地で、朝からスムーズに動けるのはありがたいですね。  朝食はビュッフェスタイル。和洋ともに品数がしっかり揃っていて、朝から選ぶ楽しさがあります。つい取りすぎ...</w:t>
       </w:r>
     </w:p>
     <w:p>
@@ -7724,7 +7760,7 @@
           <w:sz w:val="22"/>
           <w:szCs w:val="22"/>
         </w:rPr>
-        <w:t xml:space="preserve">[4] じゃらん / 8点 / 2026-03-18</w:t>
+        <w:t xml:space="preserve">[5] 楽天トラベル / 10点 / 2026-03-19</w:t>
       </w:r>
     </w:p>
     <w:p>
@@ -7739,7 +7775,7 @@
           <w:sz w:val="21"/>
           <w:szCs w:val="21"/>
         </w:rPr>
-        <w:t xml:space="preserve">シングルの部屋に泊まりました。  お部屋も広く、ベッドも広いのでゆっくり過ごせました。  パジャマはカバーをしてハンガーにかけてありましたが  普通にたたんだままで良いと思います。  とても綺麗に清掃されていて気持ちよく泊まることができました。</w:t>
+        <w:t xml:space="preserve">清潔感のあるお部屋で快適に過ごすことができました。府中駅直結でアクセスも良好でした。機会があればまた利用したいと思います。</w:t>
       </w:r>
     </w:p>
     <w:p>
@@ -7760,7 +7796,7 @@
           <w:sz w:val="22"/>
           <w:szCs w:val="22"/>
         </w:rPr>
-        <w:t xml:space="preserve">[5] Agoda / 8点 / 2026-03-16</w:t>
+        <w:t xml:space="preserve">[6] Google / 2点 / 2026-03-22</w:t>
       </w:r>
     </w:p>
     <w:p>
@@ -7775,7 +7811,7 @@
           <w:sz w:val="21"/>
           <w:szCs w:val="21"/>
         </w:rPr>
-        <w:t xml:space="preserve">駅から大変近く、周りにも賑やかなお店がたくさんあり、仕事でも観光でもお勧めです。 また、朝食も常にきれいにブュッフェが設えてあり、気持ちよく美味しくいただけました。</w:t>
+        <w:t xml:space="preserve">店員さんのめんどくさそうに対応する系　カツラの支配人</w:t>
       </w:r>
     </w:p>
     <w:p>
@@ -7796,7 +7832,7 @@
           <w:sz w:val="22"/>
           <w:szCs w:val="22"/>
         </w:rPr>
-        <w:t xml:space="preserve">[6] 楽天トラベル / 6点 / 2026-03-17</w:t>
+        <w:t xml:space="preserve">[7] 楽天トラベル / 6点 / 2026-03-17</w:t>
       </w:r>
     </w:p>
     <w:p>
@@ -7832,7 +7868,7 @@
           <w:sz w:val="22"/>
           <w:szCs w:val="22"/>
         </w:rPr>
-        <w:t xml:space="preserve">[7] じゃらん / 6点 / 2026-03-15</w:t>
+        <w:t xml:space="preserve">[8] じゃらん / 6点 / 2026-03-15</w:t>
       </w:r>
     </w:p>
     <w:p>
@@ -7868,7 +7904,7 @@
           <w:sz w:val="22"/>
           <w:szCs w:val="22"/>
         </w:rPr>
-        <w:t xml:space="preserve">[8] Google / 2点 / 2026-03-07</w:t>
+        <w:t xml:space="preserve">[9] Google / 2点 / 2026-03-07</w:t>
       </w:r>
     </w:p>
     <w:p>
@@ -7904,7 +7940,7 @@
           <w:sz w:val="22"/>
           <w:szCs w:val="22"/>
         </w:rPr>
-        <w:t xml:space="preserve">[9] じゃらん / 6点 / 2026-03-01</w:t>
+        <w:t xml:space="preserve">[10] じゃらん / 6点 / 2026-03-01</w:t>
       </w:r>
     </w:p>
     <w:p>
@@ -7920,42 +7956,6 @@
           <w:szCs w:val="21"/>
         </w:rPr>
         <w:t xml:space="preserve">お部屋も申し分なく、お風呂は、足が伸ばせてよかったのですが、唯一お部屋の掃除が行き届いてなく、それだけが残念でした。置き時計は2時間遅れている、シーツはしわくちゃ、風呂場に毛が落ちており、めちゃくちゃテンション下がりました。朝食は、もっとバリエーションがあるといいな。</w:t>
-      </w:r>
-    </w:p>
-    <w:p>
-      <w:pPr>
-        <w:spacing w:after="60"/>
-      </w:pPr>
-    </w:p>
-    <w:p>
-      <w:pPr>
-        <w:spacing w:after="120" w:before="200"/>
-      </w:pPr>
-      <w:r>
-        <w:rPr>
-          <w:rFonts w:ascii="Arial" w:cs="Arial" w:eastAsia="Arial" w:hAnsi="Arial"/>
-          <w:b/>
-          <w:bCs/>
-          <w:color w:val="1B3A5C"/>
-          <w:sz w:val="22"/>
-          <w:szCs w:val="22"/>
-        </w:rPr>
-        <w:t xml:space="preserve">[10] 楽天トラベル / 2点 / 2026-02-17</w:t>
-      </w:r>
-    </w:p>
-    <w:p>
-      <w:pPr>
-        <w:spacing w:after="120" w:line="320"/>
-        <w:jc w:val="left"/>
-      </w:pPr>
-      <w:r>
-        <w:rPr>
-          <w:rFonts w:ascii="Arial" w:cs="Arial" w:eastAsia="Arial" w:hAnsi="Arial"/>
-          <w:color w:val="333333"/>
-          <w:sz w:val="21"/>
-          <w:szCs w:val="21"/>
-        </w:rPr>
-        <w:t xml:space="preserve">部屋からの眺望が無い場合は、事前に条件として提示すべき事柄であると思う（他の宿ではそうしたところが多い）。入室して、すりガラスの窓を見た時のガッカリ感と言ったらなかった。</w:t>
       </w:r>
     </w:p>
     <w:p>
@@ -8020,7 +8020,7 @@
                 <w:sz w:val="21"/>
                 <w:szCs w:val="21"/>
               </w:rPr>
-              <w:t xml:space="preserve">ホテルケヤキゲート東京府中は、全体平均8.78点（10点換算）、高評価率86.4%という良好な顧客満足度を維持しているホテルです。特に「立地・アクセス」「清潔さ・清掃」が多くのゲストから高く評価されています。</w:t>
+              <w:t xml:space="preserve">ホテルケヤキゲート東京府中は、全体平均8.74点（10点換算）、高評価率85.7%という良好な顧客満足度を維持しているホテルです。特に「立地・アクセス」「清潔さ・清掃」が多くのゲストから高く評価されています。</w:t>
             </w:r>
           </w:p>
           <w:p>
@@ -8062,7 +8062,7 @@
                 <w:sz w:val="21"/>
                 <w:szCs w:val="21"/>
               </w:rPr>
-              <w:t xml:space="preserve">Googleでの低スコア（7.6点）は、口コミ返信の強化とサービス品質の一貫性確保で改善余地があります。全サイトでの口コミ返信率100%を目指すことで、ホテルの姿勢をゲストに伝え、リピート率の向上につなげることが重要です。</w:t>
+              <w:t xml:space="preserve">Googleでの低スコア（6.7点）は、口コミ返信の強化とサービス品質の一貫性確保で改善余地があります。全サイトでの口コミ返信率100%を目指すことで、ホテルの姿勢をゲストに伝え、リピート率の向上につなげることが重要です。</w:t>
             </w:r>
           </w:p>
           <w:p>

--- a/納品レポート/ホテル別レポート/keyakigate_口コミ分析改善レポート.docx
+++ b/納品レポート/ホテル別レポート/keyakigate_口コミ分析改善レポート.docx
@@ -96,7 +96,7 @@
           <w:sz w:val="22"/>
           <w:szCs w:val="22"/>
         </w:rPr>
-        <w:t xml:space="preserve">レビュー総数：91件（6サイト）</w:t>
+        <w:t xml:space="preserve">レビュー総数：93件（6サイト）</w:t>
       </w:r>
     </w:p>
     <w:p>
@@ -131,7 +131,7 @@
           <w:sz w:val="20"/>
           <w:szCs w:val="20"/>
         </w:rPr>
-        <w:t xml:space="preserve">作成日：2026年3月23日</w:t>
+        <w:t xml:space="preserve">作成日：2026年3月24日</w:t>
       </w:r>
     </w:p>
     <w:p>
@@ -189,7 +189,7 @@
           <w:sz w:val="21"/>
           <w:szCs w:val="21"/>
         </w:rPr>
-        <w:t xml:space="preserve">2026年2月〜3月に各OTAサイト・口コミサイトに投稿された91件のレビューを包括的に分析しました。以下が主要な発見事項です。</w:t>
+        <w:t xml:space="preserve">2026年2月〜3月に各OTAサイト・口コミサイトに投稿された93件のレビューを包括的に分析しました。以下が主要な発見事項です。</w:t>
       </w:r>
     </w:p>
     <w:p>
@@ -310,7 +310,7 @@
                 <w:sz w:val="36"/>
                 <w:szCs w:val="36"/>
               </w:rPr>
-              <w:t xml:space="preserve">85.7%</w:t>
+              <w:t xml:space="preserve">86.0%</w:t>
             </w:r>
           </w:p>
         </w:tc>
@@ -359,7 +359,7 @@
                 <w:sz w:val="36"/>
                 <w:szCs w:val="36"/>
               </w:rPr>
-              <w:t xml:space="preserve">4.4%</w:t>
+              <w:t xml:space="preserve">4.3%</w:t>
             </w:r>
           </w:p>
         </w:tc>
@@ -408,7 +408,7 @@
                 <w:sz w:val="36"/>
                 <w:szCs w:val="36"/>
               </w:rPr>
-              <w:t xml:space="preserve">91件</w:t>
+              <w:t xml:space="preserve">93件</w:t>
             </w:r>
           </w:p>
         </w:tc>
@@ -448,7 +448,7 @@
           <w:sz w:val="21"/>
           <w:szCs w:val="21"/>
         </w:rPr>
-        <w:t xml:space="preserve">全体平均スコア8.74点（10点換算）は良好な水準であり、85.7%が高評価（8-10点）に分類されます。低評価（1-4点）は4件（4.4%）で、ゲスト満足度は良好です。Trip.com（9.83点）で特に高い評価を獲得しています。</w:t>
+        <w:t xml:space="preserve">全体平均スコア8.74点（10点換算）は良好な水準であり、86.0%が高評価（8-10点）に分類されます。低評価（1-4点）は4件（4.3%）で、ゲスト満足度は良好です。Trip.com（9.83点）で特に高い評価を獲得しています。</w:t>
       </w:r>
     </w:p>
     <w:p>
@@ -542,7 +542,7 @@
                 <w:sz w:val="20"/>
                 <w:szCs w:val="20"/>
               </w:rPr>
-              <w:t xml:space="preserve">立地・アクセス（20件以上で言及）、清潔さ・清掃（20件以上で言及）、朝食（20件以上で言及）</w:t>
+              <w:t xml:space="preserve">立地・アクセス（50件以上で言及）、清潔さ・清掃（20件以上で言及）、朝食（20件以上で言及）</w:t>
             </w:r>
           </w:p>
           <w:p>
@@ -1229,7 +1229,7 @@
                 <w:sz w:val="20"/>
                 <w:szCs w:val="20"/>
               </w:rPr>
-              <w:t xml:space="preserve">33</w:t>
+              <w:t xml:space="preserve">34</w:t>
             </w:r>
           </w:p>
         </w:tc>
@@ -1264,7 +1264,7 @@
                 <w:sz w:val="20"/>
                 <w:szCs w:val="20"/>
               </w:rPr>
-              <w:t xml:space="preserve">4.52</w:t>
+              <w:t xml:space="preserve">4.5</w:t>
             </w:r>
           </w:p>
         </w:tc>
@@ -1334,7 +1334,7 @@
                 <w:sz w:val="20"/>
                 <w:szCs w:val="20"/>
               </w:rPr>
-              <w:t xml:space="preserve">9.03</w:t>
+              <w:t xml:space="preserve">9</w:t>
             </w:r>
           </w:p>
         </w:tc>
@@ -1474,7 +1474,7 @@
                 <w:sz w:val="20"/>
                 <w:szCs w:val="20"/>
               </w:rPr>
-              <w:t xml:space="preserve">13</w:t>
+              <w:t xml:space="preserve">14</w:t>
             </w:r>
           </w:p>
         </w:tc>
@@ -1508,7 +1508,7 @@
                 <w:sz w:val="20"/>
                 <w:szCs w:val="20"/>
               </w:rPr>
-              <w:t xml:space="preserve">8.77</w:t>
+              <w:t xml:space="preserve">8.86</w:t>
             </w:r>
           </w:p>
         </w:tc>
@@ -1576,7 +1576,7 @@
                 <w:sz w:val="20"/>
                 <w:szCs w:val="20"/>
               </w:rPr>
-              <w:t xml:space="preserve">8.77</w:t>
+              <w:t xml:space="preserve">8.86</w:t>
             </w:r>
           </w:p>
         </w:tc>
@@ -1610,7 +1610,7 @@
                 <w:sz w:val="20"/>
                 <w:szCs w:val="20"/>
               </w:rPr>
-              <w:t xml:space="preserve">9</w:t>
+              <w:t xml:space="preserve">9.5</w:t>
             </w:r>
           </w:p>
         </w:tc>
@@ -2418,7 +2418,7 @@
           <w:sz w:val="21"/>
           <w:szCs w:val="21"/>
         </w:rPr>
-        <w:t xml:space="preserve">評価分布は10点（56.0%）に最も多く、8点以上の高評価が85.7%を占め、高い顧客満足度を示しています。低評価（1-4点）は計4件（4.4%）です。</w:t>
+        <w:t xml:space="preserve">評価分布は10点（55.9%）に最も多く、8点以上の高評価が86.0%を占め、高い顧客満足度を示しています。低評価（1-4点）は計4件（4.3%）です。</w:t>
       </w:r>
     </w:p>
     <w:p>
@@ -2653,7 +2653,7 @@
                 <w:sz w:val="20"/>
                 <w:szCs w:val="20"/>
               </w:rPr>
-              <w:t xml:space="preserve">51</w:t>
+              <w:t xml:space="preserve">52</w:t>
             </w:r>
           </w:p>
         </w:tc>
@@ -2688,7 +2688,7 @@
                 <w:sz w:val="20"/>
                 <w:szCs w:val="20"/>
               </w:rPr>
-              <w:t xml:space="preserve">56.0%</w:t>
+              <w:t xml:space="preserve">55.9%</w:t>
             </w:r>
           </w:p>
         </w:tc>
@@ -2726,7 +2726,7 @@
                 <w:sz w:val="18"/>
                 <w:szCs w:val="18"/>
               </w:rPr>
-              <w:t xml:space="preserve"> 51件</w:t>
+              <w:t xml:space="preserve"> 52件</w:t>
             </w:r>
           </w:p>
         </w:tc>
@@ -2833,7 +2833,7 @@
                 <w:sz w:val="20"/>
                 <w:szCs w:val="20"/>
               </w:rPr>
-              <w:t xml:space="preserve">5.5%</w:t>
+              <w:t xml:space="preserve">5.4%</w:t>
             </w:r>
           </w:p>
         </w:tc>
@@ -2942,7 +2942,7 @@
                 <w:sz w:val="20"/>
                 <w:szCs w:val="20"/>
               </w:rPr>
-              <w:t xml:space="preserve">22</w:t>
+              <w:t xml:space="preserve">23</w:t>
             </w:r>
           </w:p>
         </w:tc>
@@ -2977,7 +2977,7 @@
                 <w:sz w:val="20"/>
                 <w:szCs w:val="20"/>
               </w:rPr>
-              <w:t xml:space="preserve">24.2%</w:t>
+              <w:t xml:space="preserve">24.7%</w:t>
             </w:r>
           </w:p>
         </w:tc>
@@ -3015,7 +3015,7 @@
                 <w:sz w:val="18"/>
                 <w:szCs w:val="18"/>
               </w:rPr>
-              <w:t xml:space="preserve"> 22件</w:t>
+              <w:t xml:space="preserve"> 23件</w:t>
             </w:r>
           </w:p>
         </w:tc>
@@ -3122,7 +3122,7 @@
                 <w:sz w:val="20"/>
                 <w:szCs w:val="20"/>
               </w:rPr>
-              <w:t xml:space="preserve">9.9%</w:t>
+              <w:t xml:space="preserve">9.7%</w:t>
             </w:r>
           </w:p>
         </w:tc>
@@ -3151,7 +3151,7 @@
                 <w:sz w:val="20"/>
                 <w:szCs w:val="20"/>
               </w:rPr>
-              <w:t xml:space="preserve">████</w:t>
+              <w:t xml:space="preserve">███</w:t>
             </w:r>
             <w:r>
               <w:rPr>
@@ -3412,7 +3412,7 @@
                 <w:sz w:val="20"/>
                 <w:szCs w:val="20"/>
               </w:rPr>
-              <w:t xml:space="preserve">3.3%</w:t>
+              <w:t xml:space="preserve">3.2%</w:t>
             </w:r>
           </w:p>
         </w:tc>
@@ -3526,7 +3526,7 @@
                 <w:sz w:val="24"/>
                 <w:szCs w:val="24"/>
               </w:rPr>
-              <w:t xml:space="preserve">78件（85.7%）</w:t>
+              <w:t xml:space="preserve">80件（86.0%）</w:t>
             </w:r>
           </w:p>
         </w:tc>
@@ -3577,7 +3577,7 @@
                 <w:sz w:val="24"/>
                 <w:szCs w:val="24"/>
               </w:rPr>
-              <w:t xml:space="preserve">9件（9.9%）</w:t>
+              <w:t xml:space="preserve">9件（9.7%）</w:t>
             </w:r>
           </w:p>
         </w:tc>
@@ -3628,7 +3628,7 @@
                 <w:sz w:val="24"/>
                 <w:szCs w:val="24"/>
               </w:rPr>
-              <w:t xml:space="preserve">4件（4.4%）</w:t>
+              <w:t xml:space="preserve">4件（4.3%）</w:t>
             </w:r>
           </w:p>
         </w:tc>
@@ -3867,7 +3867,7 @@
                 <w:sz w:val="20"/>
                 <w:szCs w:val="20"/>
               </w:rPr>
-              <w:t xml:space="preserve">20件以上</w:t>
+              <w:t xml:space="preserve">50件以上</w:t>
             </w:r>
           </w:p>
         </w:tc>
@@ -3902,7 +3902,7 @@
                 <w:sz w:val="20"/>
                 <w:szCs w:val="20"/>
               </w:rPr>
-              <w:t xml:space="preserve">「添い寝で食事なしの子供にもタオルを用意してくれた ダブルベッドの部屋なら広さがあってベビーカー+スーツケースを置い...」「駅からホテルへ行きやすく、お部屋の浴槽もゆったりしていて入浴剤も選べて入れられるのでくつろいで入れました」</w:t>
+              <w:t xml:space="preserve">「府中駅前にあるこのホテル、特筆する部分はないですが、駅前だという事が優れた点だと思います」「添い寝で食事なしの子供にもタオルを用意してくれた ダブルベッドの部屋なら広さがあってベビーカー+スーツケースを置い...」</w:t>
             </w:r>
           </w:p>
         </w:tc>
@@ -4006,7 +4006,7 @@
                 <w:sz w:val="20"/>
                 <w:szCs w:val="20"/>
               </w:rPr>
-              <w:t xml:space="preserve">「清潔感あるホテルで、落ち着きある雰囲気がとても気に入っています」「清潔感のあるお部屋で快適に過ごすことができました」</w:t>
+              <w:t xml:space="preserve">「フロントの女性の方が対応いただきましたが非常に心地よく丁寧でした、部屋も綺麗でゆっくりできました」「清潔感あるホテルで、落ち着きある雰囲気がとても気に入っています」</w:t>
             </w:r>
           </w:p>
         </w:tc>
@@ -4324,7 +4324,7 @@
                 <w:sz w:val="20"/>
                 <w:szCs w:val="20"/>
               </w:rPr>
-              <w:t xml:space="preserve">「店員さんのめんどくさそうに対応する系　カツラの支配人 店員さんのめんどくさそうに対応する系　カツラの支配人」「嬉しいサービスでした」</w:t>
+              <w:t xml:space="preserve">「フロントの女性の方が対応いただきましたが非常に心地よく丁寧でした、部屋も綺麗でゆっくりできました」「店員さんのめんどくさそうに対応する系　カツラの支配人 店員さんのめんどくさそうに対応する系　カツラの支配人」</w:t>
             </w:r>
           </w:p>
         </w:tc>
@@ -4468,7 +4468,7 @@
           <w:sz w:val="21"/>
           <w:szCs w:val="21"/>
         </w:rPr>
-        <w:t xml:space="preserve">口コミの多数で「立地・アクセス」に関するポジティブな言及が見られ、ホテルケヤキゲート東京府中の最大の差別化要因となっています。添い寝で食事なしの子供にもタオルを用意してくれた ダブルベッドの部屋なら広さがあってベビーカー+スーツケースを置い...といった声が多数寄せられています。</w:t>
+        <w:t xml:space="preserve">口コミの多数で「立地・アクセス」に関するポジティブな言及が見られ、ホテルケヤキゲート東京府中の最大の差別化要因となっています。府中駅前にあるこのホテル、特筆する部分はないですが、駅前だという事が優れた点だと思いますといった声が多数寄せられています。</w:t>
       </w:r>
     </w:p>
     <w:p>
@@ -4487,7 +4487,7 @@
           <w:sz w:val="21"/>
           <w:szCs w:val="21"/>
         </w:rPr>
-        <w:t xml:space="preserve">添い寝で食事なしの子供にもタオルを用意してくれた ダブルベッドの部屋なら広さがあってベビーカー+スーツケースを置い...</w:t>
+        <w:t xml:space="preserve">府中駅前にあるこのホテル、特筆する部分はないですが、駅前だという事が優れた点だと思います</w:t>
       </w:r>
     </w:p>
     <w:p>
@@ -4506,7 +4506,7 @@
           <w:sz w:val="21"/>
           <w:szCs w:val="21"/>
         </w:rPr>
-        <w:t xml:space="preserve">駅からホテルへ行きやすく、お部屋の浴槽もゆったりしていて入浴剤も選べて入れられるのでくつろいで入れました</w:t>
+        <w:t xml:space="preserve">添い寝で食事なしの子供にもタオルを用意してくれた ダブルベッドの部屋なら広さがあってベビーカー+スーツケースを置い...</w:t>
       </w:r>
     </w:p>
     <w:p>
@@ -4525,7 +4525,7 @@
           <w:sz w:val="21"/>
           <w:szCs w:val="21"/>
         </w:rPr>
-        <w:t xml:space="preserve">駅からも直なので、とても良いです</w:t>
+        <w:t xml:space="preserve">駅からホテルへ行きやすく、お部屋の浴槽もゆったりしていて入浴剤も選べて入れられるのでくつろいで入れました</w:t>
       </w:r>
     </w:p>
     <w:p>
@@ -4562,7 +4562,7 @@
           <w:sz w:val="21"/>
           <w:szCs w:val="21"/>
         </w:rPr>
-        <w:t xml:space="preserve">清潔さ・清掃に関するポジティブな評価も多く寄せられています。「清潔感あるホテルで、落ち着きある雰囲気がとても気に入っています」といったコメントが見られます。</w:t>
+        <w:t xml:space="preserve">清潔さ・清掃に関するポジティブな評価も多く寄せられています。「フロントの女性の方が対応いただきましたが非常に心地よく丁寧でした、部屋も綺麗でゆっくりできました」といったコメントが見られます。</w:t>
       </w:r>
     </w:p>
     <w:p>
@@ -6899,7 +6899,7 @@
                 <w:sz w:val="20"/>
                 <w:szCs w:val="20"/>
               </w:rPr>
-              <w:t xml:space="preserve">85.7%</w:t>
+              <w:t xml:space="preserve">86.0%</w:t>
             </w:r>
           </w:p>
         </w:tc>
@@ -7039,7 +7039,7 @@
                 <w:sz w:val="20"/>
                 <w:szCs w:val="20"/>
               </w:rPr>
-              <w:t xml:space="preserve">4.4%</w:t>
+              <w:t xml:space="preserve">4.3%</w:t>
             </w:r>
           </w:p>
         </w:tc>
@@ -7590,7 +7590,7 @@
           <w:sz w:val="22"/>
           <w:szCs w:val="22"/>
         </w:rPr>
-        <w:t xml:space="preserve">[1] 楽天トラベル / 10点 / 2026-03-21</w:t>
+        <w:t xml:space="preserve">[1] 楽天トラベル / 8点 / 2026-03-23</w:t>
       </w:r>
     </w:p>
     <w:p>
@@ -7605,7 +7605,7 @@
           <w:sz w:val="21"/>
           <w:szCs w:val="21"/>
         </w:rPr>
-        <w:t xml:space="preserve">添い寝で食事なしの子供にもタオルを用意してくれた ダブルベッドの部屋なら広さがあってベビーカー+スーツケースを置いても狭くない 駅ビルまでの2階の通路はほぼ屋根に覆われており雨の日も安心</w:t>
+        <w:t xml:space="preserve">府中駅前にあるこのホテル、特筆する部分はないですが、駅前だという事が優れた点だと思います。</w:t>
       </w:r>
     </w:p>
     <w:p>
@@ -7626,7 +7626,79 @@
           <w:sz w:val="22"/>
           <w:szCs w:val="22"/>
         </w:rPr>
-        <w:t xml:space="preserve">[2] Booking.com / 8点 / 2026-03-20</w:t>
+        <w:t xml:space="preserve">[2] Agoda / 10点 / 2026-03-23</w:t>
+      </w:r>
+    </w:p>
+    <w:p>
+      <w:pPr>
+        <w:spacing w:after="120" w:line="320"/>
+        <w:jc w:val="left"/>
+      </w:pPr>
+      <w:r>
+        <w:rPr>
+          <w:rFonts w:ascii="Arial" w:cs="Arial" w:eastAsia="Arial" w:hAnsi="Arial"/>
+          <w:color w:val="333333"/>
+          <w:sz w:val="21"/>
+          <w:szCs w:val="21"/>
+        </w:rPr>
+        <w:t xml:space="preserve">フロントの女性の方が対応いただきましたが非常に心地よく丁寧でした、部屋も綺麗でゆっくりできました。</w:t>
+      </w:r>
+    </w:p>
+    <w:p>
+      <w:pPr>
+        <w:spacing w:after="60"/>
+      </w:pPr>
+    </w:p>
+    <w:p>
+      <w:pPr>
+        <w:spacing w:after="120" w:before="200"/>
+      </w:pPr>
+      <w:r>
+        <w:rPr>
+          <w:rFonts w:ascii="Arial" w:cs="Arial" w:eastAsia="Arial" w:hAnsi="Arial"/>
+          <w:b/>
+          <w:bCs/>
+          <w:color w:val="1B3A5C"/>
+          <w:sz w:val="22"/>
+          <w:szCs w:val="22"/>
+        </w:rPr>
+        <w:t xml:space="preserve">[3] 楽天トラベル / 10点 / 2026-03-21</w:t>
+      </w:r>
+    </w:p>
+    <w:p>
+      <w:pPr>
+        <w:spacing w:after="120" w:line="320"/>
+        <w:jc w:val="left"/>
+      </w:pPr>
+      <w:r>
+        <w:rPr>
+          <w:rFonts w:ascii="Arial" w:cs="Arial" w:eastAsia="Arial" w:hAnsi="Arial"/>
+          <w:color w:val="333333"/>
+          <w:sz w:val="21"/>
+          <w:szCs w:val="21"/>
+        </w:rPr>
+        <w:t xml:space="preserve">添い寝で食事なしの子供にもタオルを用意してくれた ダブルベッドの部屋なら広さがあってベビーカー+スーツケースを置いても狭くない 駅ビルまでの2階の通路はほぼ屋根に覆われており雨の日も安心</w:t>
+      </w:r>
+    </w:p>
+    <w:p>
+      <w:pPr>
+        <w:spacing w:after="60"/>
+      </w:pPr>
+    </w:p>
+    <w:p>
+      <w:pPr>
+        <w:spacing w:after="120" w:before="200"/>
+      </w:pPr>
+      <w:r>
+        <w:rPr>
+          <w:rFonts w:ascii="Arial" w:cs="Arial" w:eastAsia="Arial" w:hAnsi="Arial"/>
+          <w:b/>
+          <w:bCs/>
+          <w:color w:val="1B3A5C"/>
+          <w:sz w:val="22"/>
+          <w:szCs w:val="22"/>
+        </w:rPr>
+        <w:t xml:space="preserve">[4] Booking.com / 8点 / 2026-03-20</w:t>
       </w:r>
     </w:p>
     <w:p>
@@ -7688,7 +7760,7 @@
           <w:sz w:val="22"/>
           <w:szCs w:val="22"/>
         </w:rPr>
-        <w:t xml:space="preserve">[3] じゃらん / 10点 / 2026-03-20</w:t>
+        <w:t xml:space="preserve">[5] じゃらん / 10点 / 2026-03-20</w:t>
       </w:r>
     </w:p>
     <w:p>
@@ -7704,78 +7776,6 @@
           <w:szCs w:val="21"/>
         </w:rPr>
         <w:t xml:space="preserve">前回、宿泊させていただき、とても良かったので今回も1泊でしたが宿泊させていただきました。  前回と同じお部屋だったので、身動きも取りやすかったです。  清潔感あるホテルで、落ち着きある雰囲気がとても気に入っています。駅からも直なので、とても良いです。  朝食も美味しかったです。副菜も少しずついただきましたがどれも美味しかったです。  今回、無事にパンも焼くことができました。  また泊まりたいです。</w:t>
-      </w:r>
-    </w:p>
-    <w:p>
-      <w:pPr>
-        <w:spacing w:after="60"/>
-      </w:pPr>
-    </w:p>
-    <w:p>
-      <w:pPr>
-        <w:spacing w:after="120" w:before="200"/>
-      </w:pPr>
-      <w:r>
-        <w:rPr>
-          <w:rFonts w:ascii="Arial" w:cs="Arial" w:eastAsia="Arial" w:hAnsi="Arial"/>
-          <w:b/>
-          <w:bCs/>
-          <w:color w:val="1B3A5C"/>
-          <w:sz w:val="22"/>
-          <w:szCs w:val="22"/>
-        </w:rPr>
-        <w:t xml:space="preserve">[4] Google / 10点 / 2026-03-19</w:t>
-      </w:r>
-    </w:p>
-    <w:p>
-      <w:pPr>
-        <w:spacing w:after="120" w:line="320"/>
-        <w:jc w:val="left"/>
-      </w:pPr>
-      <w:r>
-        <w:rPr>
-          <w:rFonts w:ascii="Arial" w:cs="Arial" w:eastAsia="Arial" w:hAnsi="Arial"/>
-          <w:color w:val="333333"/>
-          <w:sz w:val="21"/>
-          <w:szCs w:val="21"/>
-        </w:rPr>
-        <w:t xml:space="preserve">《けやきゲート府中／府中駅直結／ホテル朝食ビュッフェ》  お店が気になった方はぜひ【お店を保存】を。 あなたの“迷わない食旅”の一助になれたら幸いです。  路地裏ごはん録です。先日はけやきゲート府中さんに宿泊し、そのまま朝食を。駅直結の立地で、朝からスムーズに動けるのはありがたいですね。  朝食はビュッフェスタイル。和洋ともに品数がしっかり揃っていて、朝から選ぶ楽しさがあります。つい取りすぎ...</w:t>
-      </w:r>
-    </w:p>
-    <w:p>
-      <w:pPr>
-        <w:spacing w:after="60"/>
-      </w:pPr>
-    </w:p>
-    <w:p>
-      <w:pPr>
-        <w:spacing w:after="120" w:before="200"/>
-      </w:pPr>
-      <w:r>
-        <w:rPr>
-          <w:rFonts w:ascii="Arial" w:cs="Arial" w:eastAsia="Arial" w:hAnsi="Arial"/>
-          <w:b/>
-          <w:bCs/>
-          <w:color w:val="1B3A5C"/>
-          <w:sz w:val="22"/>
-          <w:szCs w:val="22"/>
-        </w:rPr>
-        <w:t xml:space="preserve">[5] 楽天トラベル / 10点 / 2026-03-19</w:t>
-      </w:r>
-    </w:p>
-    <w:p>
-      <w:pPr>
-        <w:spacing w:after="120" w:line="320"/>
-        <w:jc w:val="left"/>
-      </w:pPr>
-      <w:r>
-        <w:rPr>
-          <w:rFonts w:ascii="Arial" w:cs="Arial" w:eastAsia="Arial" w:hAnsi="Arial"/>
-          <w:color w:val="333333"/>
-          <w:sz w:val="21"/>
-          <w:szCs w:val="21"/>
-        </w:rPr>
-        <w:t xml:space="preserve">清潔感のあるお部屋で快適に過ごすことができました。府中駅直結でアクセスも良好でした。機会があればまた利用したいと思います。</w:t>
       </w:r>
     </w:p>
     <w:p>
@@ -8020,7 +8020,7 @@
                 <w:sz w:val="21"/>
                 <w:szCs w:val="21"/>
               </w:rPr>
-              <w:t xml:space="preserve">ホテルケヤキゲート東京府中は、全体平均8.74点（10点換算）、高評価率85.7%という良好な顧客満足度を維持しているホテルです。特に「立地・アクセス」「清潔さ・清掃」が多くのゲストから高く評価されています。</w:t>
+              <w:t xml:space="preserve">ホテルケヤキゲート東京府中は、全体平均8.74点（10点換算）、高評価率86.0%という良好な顧客満足度を維持しているホテルです。特に「立地・アクセス」「清潔さ・清掃」が多くのゲストから高く評価されています。</w:t>
             </w:r>
           </w:p>
           <w:p>

--- a/納品レポート/ホテル別レポート/keyakigate_口コミ分析改善レポート.docx
+++ b/納品レポート/ホテル別レポート/keyakigate_口コミ分析改善レポート.docx
@@ -96,7 +96,7 @@
           <w:sz w:val="22"/>
           <w:szCs w:val="22"/>
         </w:rPr>
-        <w:t xml:space="preserve">レビュー総数：93件（6サイト）</w:t>
+        <w:t xml:space="preserve">レビュー総数：98件（6サイト）</w:t>
       </w:r>
     </w:p>
     <w:p>
@@ -131,7 +131,7 @@
           <w:sz w:val="20"/>
           <w:szCs w:val="20"/>
         </w:rPr>
-        <w:t xml:space="preserve">作成日：2026年3月24日</w:t>
+        <w:t xml:space="preserve">作成日：2026年3月25日</w:t>
       </w:r>
     </w:p>
     <w:p>
@@ -189,7 +189,7 @@
           <w:sz w:val="21"/>
           <w:szCs w:val="21"/>
         </w:rPr>
-        <w:t xml:space="preserve">2026年2月〜3月に各OTAサイト・口コミサイトに投稿された93件のレビューを包括的に分析しました。以下が主要な発見事項です。</w:t>
+        <w:t xml:space="preserve">2026年2月〜3月に各OTAサイト・口コミサイトに投稿された98件のレビューを包括的に分析しました。以下が主要な発見事項です。</w:t>
       </w:r>
     </w:p>
     <w:p>
@@ -261,7 +261,7 @@
                 <w:sz w:val="36"/>
                 <w:szCs w:val="36"/>
               </w:rPr>
-              <w:t xml:space="preserve">8.74</w:t>
+              <w:t xml:space="preserve">8.71</w:t>
             </w:r>
           </w:p>
         </w:tc>
@@ -310,7 +310,7 @@
                 <w:sz w:val="36"/>
                 <w:szCs w:val="36"/>
               </w:rPr>
-              <w:t xml:space="preserve">86.0%</w:t>
+              <w:t xml:space="preserve">85.7%</w:t>
             </w:r>
           </w:p>
         </w:tc>
@@ -359,7 +359,7 @@
                 <w:sz w:val="36"/>
                 <w:szCs w:val="36"/>
               </w:rPr>
-              <w:t xml:space="preserve">4.3%</w:t>
+              <w:t xml:space="preserve">4.1%</w:t>
             </w:r>
           </w:p>
         </w:tc>
@@ -408,7 +408,7 @@
                 <w:sz w:val="36"/>
                 <w:szCs w:val="36"/>
               </w:rPr>
-              <w:t xml:space="preserve">93件</w:t>
+              <w:t xml:space="preserve">98件</w:t>
             </w:r>
           </w:p>
         </w:tc>
@@ -448,7 +448,7 @@
           <w:sz w:val="21"/>
           <w:szCs w:val="21"/>
         </w:rPr>
-        <w:t xml:space="preserve">全体平均スコア8.74点（10点換算）は良好な水準であり、86.0%が高評価（8-10点）に分類されます。低評価（1-4点）は4件（4.3%）で、ゲスト満足度は良好です。Trip.com（9.83点）で特に高い評価を獲得しています。</w:t>
+        <w:t xml:space="preserve">全体平均スコア8.71点（10点換算）は良好な水準であり、85.7%が高評価（8-10点）に分類されます。低評価（1-4点）は4件（4.1%）で、ゲスト満足度は良好です。Trip.com（9.83点）で特に高い評価を獲得しています。</w:t>
       </w:r>
     </w:p>
     <w:p>
@@ -542,7 +542,7 @@
                 <w:sz w:val="20"/>
                 <w:szCs w:val="20"/>
               </w:rPr>
-              <w:t xml:space="preserve">立地・アクセス（50件以上で言及）、清潔さ・清掃（20件以上で言及）、朝食（20件以上で言及）</w:t>
+              <w:t xml:space="preserve">立地・アクセス（50件以上で言及）、清潔さ・清掃（20件以上で言及）、快適さ・設備（20件以上で言及）</w:t>
             </w:r>
           </w:p>
           <w:p>
@@ -567,7 +567,7 @@
                 <w:sz w:val="20"/>
                 <w:szCs w:val="20"/>
               </w:rPr>
-              <w:t xml:space="preserve">朝食の改善要望（8件）、対応・サービスの不満（6件）、窓・採光（3件）、浴室・水回り（2件）</w:t>
+              <w:t xml:space="preserve">朝食の改善要望（8件）、対応・サービスの不満（6件）、窓・採光（3件）、部屋の狭さ（2件）</w:t>
             </w:r>
           </w:p>
           <w:p>
@@ -1229,7 +1229,7 @@
                 <w:sz w:val="20"/>
                 <w:szCs w:val="20"/>
               </w:rPr>
-              <w:t xml:space="preserve">34</w:t>
+              <w:t xml:space="preserve">37</w:t>
             </w:r>
           </w:p>
         </w:tc>
@@ -1264,7 +1264,7 @@
                 <w:sz w:val="20"/>
                 <w:szCs w:val="20"/>
               </w:rPr>
-              <w:t xml:space="preserve">4.5</w:t>
+              <w:t xml:space="preserve">4.46</w:t>
             </w:r>
           </w:p>
         </w:tc>
@@ -1334,7 +1334,7 @@
                 <w:sz w:val="20"/>
                 <w:szCs w:val="20"/>
               </w:rPr>
-              <w:t xml:space="preserve">9</w:t>
+              <w:t xml:space="preserve">8.92</w:t>
             </w:r>
           </w:p>
         </w:tc>
@@ -1404,7 +1404,7 @@
                 <w:sz w:val="20"/>
                 <w:szCs w:val="20"/>
               </w:rPr>
-              <w:t xml:space="preserve">優秀</w:t>
+              <w:t xml:space="preserve">良好</w:t>
             </w:r>
           </w:p>
         </w:tc>
@@ -1716,7 +1716,7 @@
                 <w:sz w:val="20"/>
                 <w:szCs w:val="20"/>
               </w:rPr>
-              <w:t xml:space="preserve">13</w:t>
+              <w:t xml:space="preserve">15</w:t>
             </w:r>
           </w:p>
         </w:tc>
@@ -1751,7 +1751,7 @@
                 <w:sz w:val="20"/>
                 <w:szCs w:val="20"/>
               </w:rPr>
-              <w:t xml:space="preserve">8.62</w:t>
+              <w:t xml:space="preserve">8.6</w:t>
             </w:r>
           </w:p>
         </w:tc>
@@ -1821,7 +1821,7 @@
                 <w:sz w:val="20"/>
                 <w:szCs w:val="20"/>
               </w:rPr>
-              <w:t xml:space="preserve">8.62</w:t>
+              <w:t xml:space="preserve">8.6</w:t>
             </w:r>
           </w:p>
         </w:tc>
@@ -2418,7 +2418,7 @@
           <w:sz w:val="21"/>
           <w:szCs w:val="21"/>
         </w:rPr>
-        <w:t xml:space="preserve">評価分布は10点（55.9%）に最も多く、8点以上の高評価が86.0%を占め、高い顧客満足度を示しています。低評価（1-4点）は計4件（4.3%）です。</w:t>
+        <w:t xml:space="preserve">評価分布は10点（54.1%）に最も多く、8点以上の高評価が85.7%を占め、高い顧客満足度を示しています。低評価（1-4点）は計4件（4.1%）です。</w:t>
       </w:r>
     </w:p>
     <w:p>
@@ -2653,7 +2653,7 @@
                 <w:sz w:val="20"/>
                 <w:szCs w:val="20"/>
               </w:rPr>
-              <w:t xml:space="preserve">52</w:t>
+              <w:t xml:space="preserve">53</w:t>
             </w:r>
           </w:p>
         </w:tc>
@@ -2688,7 +2688,7 @@
                 <w:sz w:val="20"/>
                 <w:szCs w:val="20"/>
               </w:rPr>
-              <w:t xml:space="preserve">55.9%</w:t>
+              <w:t xml:space="preserve">54.1%</w:t>
             </w:r>
           </w:p>
         </w:tc>
@@ -2726,7 +2726,7 @@
                 <w:sz w:val="18"/>
                 <w:szCs w:val="18"/>
               </w:rPr>
-              <w:t xml:space="preserve"> 52件</w:t>
+              <w:t xml:space="preserve"> 53件</w:t>
             </w:r>
           </w:p>
         </w:tc>
@@ -2833,7 +2833,7 @@
                 <w:sz w:val="20"/>
                 <w:szCs w:val="20"/>
               </w:rPr>
-              <w:t xml:space="preserve">5.4%</w:t>
+              <w:t xml:space="preserve">5.1%</w:t>
             </w:r>
           </w:p>
         </w:tc>
@@ -2942,7 +2942,7 @@
                 <w:sz w:val="20"/>
                 <w:szCs w:val="20"/>
               </w:rPr>
-              <w:t xml:space="preserve">23</w:t>
+              <w:t xml:space="preserve">26</w:t>
             </w:r>
           </w:p>
         </w:tc>
@@ -2977,7 +2977,7 @@
                 <w:sz w:val="20"/>
                 <w:szCs w:val="20"/>
               </w:rPr>
-              <w:t xml:space="preserve">24.7%</w:t>
+              <w:t xml:space="preserve">26.5%</w:t>
             </w:r>
           </w:p>
         </w:tc>
@@ -3006,7 +3006,7 @@
                 <w:sz w:val="20"/>
                 <w:szCs w:val="20"/>
               </w:rPr>
-              <w:t xml:space="preserve">█████████</w:t>
+              <w:t xml:space="preserve">██████████</w:t>
             </w:r>
             <w:r>
               <w:rPr>
@@ -3015,7 +3015,7 @@
                 <w:sz w:val="18"/>
                 <w:szCs w:val="18"/>
               </w:rPr>
-              <w:t xml:space="preserve"> 23件</w:t>
+              <w:t xml:space="preserve"> 26件</w:t>
             </w:r>
           </w:p>
         </w:tc>
@@ -3030,29 +3030,29 @@
               <w:bottom w:val="single" w:color="CCCCCC" w:sz="1"/>
               <w:right w:val="single" w:color="CCCCCC" w:sz="1"/>
             </w:tcBorders>
-            <w:shd w:fill="F2F2F2" w:val="clear"/>
-            <w:tcMar>
-              <w:top w:type="dxa" w:w="80"/>
-              <w:left w:type="dxa" w:w="120"/>
-              <w:bottom w:type="dxa" w:w="80"/>
-              <w:right w:type="dxa" w:w="120"/>
-            </w:tcMar>
-            <w:vAlign w:val="center"/>
-          </w:tcPr>
-          <w:p>
-            <w:pPr>
-              <w:jc w:val="center"/>
-            </w:pPr>
-            <w:r>
-              <w:rPr>
-                <w:rFonts w:ascii="Arial" w:cs="Arial" w:eastAsia="Arial" w:hAnsi="Arial"/>
-                <w:b/>
-                <w:bCs/>
-                <w:color w:val="333333"/>
-                <w:sz w:val="20"/>
-                <w:szCs w:val="20"/>
-              </w:rPr>
-              <w:t xml:space="preserve">6</w:t>
+            <w:shd w:fill="FFFFFF" w:val="clear"/>
+            <w:tcMar>
+              <w:top w:type="dxa" w:w="80"/>
+              <w:left w:type="dxa" w:w="120"/>
+              <w:bottom w:type="dxa" w:w="80"/>
+              <w:right w:type="dxa" w:w="120"/>
+            </w:tcMar>
+            <w:vAlign w:val="center"/>
+          </w:tcPr>
+          <w:p>
+            <w:pPr>
+              <w:jc w:val="center"/>
+            </w:pPr>
+            <w:r>
+              <w:rPr>
+                <w:rFonts w:ascii="Arial" w:cs="Arial" w:eastAsia="Arial" w:hAnsi="Arial"/>
+                <w:b/>
+                <w:bCs/>
+                <w:color w:val="333333"/>
+                <w:sz w:val="20"/>
+                <w:szCs w:val="20"/>
+              </w:rPr>
+              <w:t xml:space="preserve">7</w:t>
             </w:r>
           </w:p>
         </w:tc>
@@ -3065,7 +3065,7 @@
               <w:bottom w:val="single" w:color="CCCCCC" w:sz="1"/>
               <w:right w:val="single" w:color="CCCCCC" w:sz="1"/>
             </w:tcBorders>
-            <w:shd w:fill="F2F2F2" w:val="clear"/>
+            <w:shd w:fill="FFFFFF" w:val="clear"/>
             <w:tcMar>
               <w:top w:type="dxa" w:w="80"/>
               <w:left w:type="dxa" w:w="120"/>
@@ -3087,7 +3087,7 @@
                 <w:sz w:val="20"/>
                 <w:szCs w:val="20"/>
               </w:rPr>
-              <w:t xml:space="preserve">9</w:t>
+              <w:t xml:space="preserve">1</w:t>
             </w:r>
           </w:p>
         </w:tc>
@@ -3100,7 +3100,7 @@
               <w:bottom w:val="single" w:color="CCCCCC" w:sz="1"/>
               <w:right w:val="single" w:color="CCCCCC" w:sz="1"/>
             </w:tcBorders>
-            <w:shd w:fill="F2F2F2" w:val="clear"/>
+            <w:shd w:fill="FFFFFF" w:val="clear"/>
             <w:tcMar>
               <w:top w:type="dxa" w:w="80"/>
               <w:left w:type="dxa" w:w="120"/>
@@ -3122,7 +3122,7 @@
                 <w:sz w:val="20"/>
                 <w:szCs w:val="20"/>
               </w:rPr>
-              <w:t xml:space="preserve">9.7%</w:t>
+              <w:t xml:space="preserve">1.0%</w:t>
             </w:r>
           </w:p>
         </w:tc>
@@ -3135,7 +3135,6 @@
               <w:bottom w:val="single" w:color="CCCCCC" w:sz="1"/>
               <w:right w:val="single" w:color="CCCCCC" w:sz="1"/>
             </w:tcBorders>
-            <w:shd w:fill="F2F2F2" w:val="clear"/>
             <w:tcMar>
               <w:top w:type="dxa" w:w="80"/>
               <w:left w:type="dxa" w:w="120"/>
@@ -3151,7 +3150,7 @@
                 <w:sz w:val="20"/>
                 <w:szCs w:val="20"/>
               </w:rPr>
-              <w:t xml:space="preserve">███</w:t>
+              <w:t xml:space="preserve">█</w:t>
             </w:r>
             <w:r>
               <w:rPr>
@@ -3160,7 +3159,7 @@
                 <w:sz w:val="18"/>
                 <w:szCs w:val="18"/>
               </w:rPr>
-              <w:t xml:space="preserve"> 9件</w:t>
+              <w:t xml:space="preserve"> 1件</w:t>
             </w:r>
           </w:p>
         </w:tc>
@@ -3197,7 +3196,7 @@
                 <w:sz w:val="20"/>
                 <w:szCs w:val="20"/>
               </w:rPr>
-              <w:t xml:space="preserve">4</w:t>
+              <w:t xml:space="preserve">6</w:t>
             </w:r>
           </w:p>
         </w:tc>
@@ -3232,7 +3231,7 @@
                 <w:sz w:val="20"/>
                 <w:szCs w:val="20"/>
               </w:rPr>
-              <w:t xml:space="preserve">1</w:t>
+              <w:t xml:space="preserve">9</w:t>
             </w:r>
           </w:p>
         </w:tc>
@@ -3267,7 +3266,7 @@
                 <w:sz w:val="20"/>
                 <w:szCs w:val="20"/>
               </w:rPr>
-              <w:t xml:space="preserve">1.1%</w:t>
+              <w:t xml:space="preserve">9.2%</w:t>
             </w:r>
           </w:p>
         </w:tc>
@@ -3292,11 +3291,11 @@
             <w:r>
               <w:rPr>
                 <w:rFonts w:ascii="Arial" w:cs="Arial" w:eastAsia="Arial" w:hAnsi="Arial"/>
-                <w:color w:val="C0392B"/>
-                <w:sz w:val="20"/>
-                <w:szCs w:val="20"/>
-              </w:rPr>
-              <w:t xml:space="preserve">█</w:t>
+                <w:color w:val="E67E22"/>
+                <w:sz w:val="20"/>
+                <w:szCs w:val="20"/>
+              </w:rPr>
+              <w:t xml:space="preserve">███</w:t>
             </w:r>
             <w:r>
               <w:rPr>
@@ -3305,7 +3304,7 @@
                 <w:sz w:val="18"/>
                 <w:szCs w:val="18"/>
               </w:rPr>
-              <w:t xml:space="preserve"> 1件</w:t>
+              <w:t xml:space="preserve"> 9件</w:t>
             </w:r>
           </w:p>
         </w:tc>
@@ -3342,7 +3341,7 @@
                 <w:sz w:val="20"/>
                 <w:szCs w:val="20"/>
               </w:rPr>
-              <w:t xml:space="preserve">2</w:t>
+              <w:t xml:space="preserve">4</w:t>
             </w:r>
           </w:p>
         </w:tc>
@@ -3377,7 +3376,7 @@
                 <w:sz w:val="20"/>
                 <w:szCs w:val="20"/>
               </w:rPr>
-              <w:t xml:space="preserve">3</w:t>
+              <w:t xml:space="preserve">1</w:t>
             </w:r>
           </w:p>
         </w:tc>
@@ -3412,7 +3411,152 @@
                 <w:sz w:val="20"/>
                 <w:szCs w:val="20"/>
               </w:rPr>
-              <w:t xml:space="preserve">3.2%</w:t>
+              <w:t xml:space="preserve">1.0%</w:t>
+            </w:r>
+          </w:p>
+        </w:tc>
+        <w:tc>
+          <w:tcPr>
+            <w:tcW w:type="dxa" w:w="5126"/>
+            <w:tcBorders>
+              <w:top w:val="single" w:color="CCCCCC" w:sz="1"/>
+              <w:left w:val="single" w:color="CCCCCC" w:sz="1"/>
+              <w:bottom w:val="single" w:color="CCCCCC" w:sz="1"/>
+              <w:right w:val="single" w:color="CCCCCC" w:sz="1"/>
+            </w:tcBorders>
+            <w:shd w:fill="F2F2F2" w:val="clear"/>
+            <w:tcMar>
+              <w:top w:type="dxa" w:w="80"/>
+              <w:left w:type="dxa" w:w="120"/>
+              <w:bottom w:type="dxa" w:w="80"/>
+              <w:right w:type="dxa" w:w="120"/>
+            </w:tcMar>
+          </w:tcPr>
+          <w:p>
+            <w:r>
+              <w:rPr>
+                <w:rFonts w:ascii="Arial" w:cs="Arial" w:eastAsia="Arial" w:hAnsi="Arial"/>
+                <w:color w:val="C0392B"/>
+                <w:sz w:val="20"/>
+                <w:szCs w:val="20"/>
+              </w:rPr>
+              <w:t xml:space="preserve">█</w:t>
+            </w:r>
+            <w:r>
+              <w:rPr>
+                <w:rFonts w:ascii="Arial" w:cs="Arial" w:eastAsia="Arial" w:hAnsi="Arial"/>
+                <w:color w:val="666666"/>
+                <w:sz w:val="18"/>
+                <w:szCs w:val="18"/>
+              </w:rPr>
+              <w:t xml:space="preserve"> 1件</w:t>
+            </w:r>
+          </w:p>
+        </w:tc>
+      </w:tr>
+      <w:tr>
+        <w:tc>
+          <w:tcPr>
+            <w:tcW w:type="dxa" w:w="1200"/>
+            <w:tcBorders>
+              <w:top w:val="single" w:color="CCCCCC" w:sz="1"/>
+              <w:left w:val="single" w:color="CCCCCC" w:sz="1"/>
+              <w:bottom w:val="single" w:color="CCCCCC" w:sz="1"/>
+              <w:right w:val="single" w:color="CCCCCC" w:sz="1"/>
+            </w:tcBorders>
+            <w:shd w:fill="F2F2F2" w:val="clear"/>
+            <w:tcMar>
+              <w:top w:type="dxa" w:w="80"/>
+              <w:left w:type="dxa" w:w="120"/>
+              <w:bottom w:type="dxa" w:w="80"/>
+              <w:right w:type="dxa" w:w="120"/>
+            </w:tcMar>
+            <w:vAlign w:val="center"/>
+          </w:tcPr>
+          <w:p>
+            <w:pPr>
+              <w:jc w:val="center"/>
+            </w:pPr>
+            <w:r>
+              <w:rPr>
+                <w:rFonts w:ascii="Arial" w:cs="Arial" w:eastAsia="Arial" w:hAnsi="Arial"/>
+                <w:b/>
+                <w:bCs/>
+                <w:color w:val="333333"/>
+                <w:sz w:val="20"/>
+                <w:szCs w:val="20"/>
+              </w:rPr>
+              <w:t xml:space="preserve">2</w:t>
+            </w:r>
+          </w:p>
+        </w:tc>
+        <w:tc>
+          <w:tcPr>
+            <w:tcW w:type="dxa" w:w="1200"/>
+            <w:tcBorders>
+              <w:top w:val="single" w:color="CCCCCC" w:sz="1"/>
+              <w:left w:val="single" w:color="CCCCCC" w:sz="1"/>
+              <w:bottom w:val="single" w:color="CCCCCC" w:sz="1"/>
+              <w:right w:val="single" w:color="CCCCCC" w:sz="1"/>
+            </w:tcBorders>
+            <w:shd w:fill="F2F2F2" w:val="clear"/>
+            <w:tcMar>
+              <w:top w:type="dxa" w:w="80"/>
+              <w:left w:type="dxa" w:w="120"/>
+              <w:bottom w:type="dxa" w:w="80"/>
+              <w:right w:type="dxa" w:w="120"/>
+            </w:tcMar>
+            <w:vAlign w:val="center"/>
+          </w:tcPr>
+          <w:p>
+            <w:pPr>
+              <w:jc w:val="center"/>
+            </w:pPr>
+            <w:r>
+              <w:rPr>
+                <w:rFonts w:ascii="Arial" w:cs="Arial" w:eastAsia="Arial" w:hAnsi="Arial"/>
+                <w:b w:val="false"/>
+                <w:bCs w:val="false"/>
+                <w:color w:val="333333"/>
+                <w:sz w:val="20"/>
+                <w:szCs w:val="20"/>
+              </w:rPr>
+              <w:t xml:space="preserve">3</w:t>
+            </w:r>
+          </w:p>
+        </w:tc>
+        <w:tc>
+          <w:tcPr>
+            <w:tcW w:type="dxa" w:w="1500"/>
+            <w:tcBorders>
+              <w:top w:val="single" w:color="CCCCCC" w:sz="1"/>
+              <w:left w:val="single" w:color="CCCCCC" w:sz="1"/>
+              <w:bottom w:val="single" w:color="CCCCCC" w:sz="1"/>
+              <w:right w:val="single" w:color="CCCCCC" w:sz="1"/>
+            </w:tcBorders>
+            <w:shd w:fill="F2F2F2" w:val="clear"/>
+            <w:tcMar>
+              <w:top w:type="dxa" w:w="80"/>
+              <w:left w:type="dxa" w:w="120"/>
+              <w:bottom w:type="dxa" w:w="80"/>
+              <w:right w:type="dxa" w:w="120"/>
+            </w:tcMar>
+            <w:vAlign w:val="center"/>
+          </w:tcPr>
+          <w:p>
+            <w:pPr>
+              <w:jc w:val="center"/>
+            </w:pPr>
+            <w:r>
+              <w:rPr>
+                <w:rFonts w:ascii="Arial" w:cs="Arial" w:eastAsia="Arial" w:hAnsi="Arial"/>
+                <w:b w:val="false"/>
+                <w:bCs w:val="false"/>
+                <w:color w:val="333333"/>
+                <w:sz w:val="20"/>
+                <w:szCs w:val="20"/>
+              </w:rPr>
+              <w:t xml:space="preserve">3.1%</w:t>
             </w:r>
           </w:p>
         </w:tc>
@@ -3526,7 +3670,7 @@
                 <w:sz w:val="24"/>
                 <w:szCs w:val="24"/>
               </w:rPr>
-              <w:t xml:space="preserve">80件（86.0%）</w:t>
+              <w:t xml:space="preserve">84件（85.7%）</w:t>
             </w:r>
           </w:p>
         </w:tc>
@@ -3577,7 +3721,7 @@
                 <w:sz w:val="24"/>
                 <w:szCs w:val="24"/>
               </w:rPr>
-              <w:t xml:space="preserve">9件（9.7%）</w:t>
+              <w:t xml:space="preserve">10件（10.2%）</w:t>
             </w:r>
           </w:p>
         </w:tc>
@@ -3628,7 +3772,7 @@
                 <w:sz w:val="24"/>
                 <w:szCs w:val="24"/>
               </w:rPr>
-              <w:t xml:space="preserve">4件（4.3%）</w:t>
+              <w:t xml:space="preserve">4件（4.1%）</w:t>
             </w:r>
           </w:p>
         </w:tc>
@@ -3902,7 +4046,7 @@
                 <w:sz w:val="20"/>
                 <w:szCs w:val="20"/>
               </w:rPr>
-              <w:t xml:space="preserve">「府中駅前にあるこのホテル、特筆する部分はないですが、駅前だという事が優れた点だと思います」「添い寝で食事なしの子供にもタオルを用意してくれた ダブルベッドの部屋なら広さがあってベビーカー+スーツケースを置い...」</w:t>
+              <w:t xml:space="preserve">「駅と直結している」「府中駅すぐの便利なホテルでしたし、部屋もきれいです」</w:t>
             </w:r>
           </w:p>
         </w:tc>
@@ -4006,7 +4150,7 @@
                 <w:sz w:val="20"/>
                 <w:szCs w:val="20"/>
               </w:rPr>
-              <w:t xml:space="preserve">「フロントの女性の方が対応いただきましたが非常に心地よく丁寧でした、部屋も綺麗でゆっくりできました」「清潔感あるホテルで、落ち着きある雰囲気がとても気に入っています」</w:t>
+              <w:t xml:space="preserve">「部屋は綺麗で、日本にしてはスペースがあった」「府中駅すぐの便利なホテルでしたし、部屋もきれいです」</w:t>
             </w:r>
           </w:p>
         </w:tc>
@@ -4043,7 +4187,7 @@
                 <w:sz w:val="20"/>
                 <w:szCs w:val="20"/>
               </w:rPr>
-              <w:t xml:space="preserve">朝食</w:t>
+              <w:t xml:space="preserve">快適さ・設備</w:t>
             </w:r>
           </w:p>
         </w:tc>
@@ -4113,7 +4257,7 @@
                 <w:sz w:val="20"/>
                 <w:szCs w:val="20"/>
               </w:rPr>
-              <w:t xml:space="preserve">「朝食も選べて美味しかったです」「朝食も美味しかったです」</w:t>
+              <w:t xml:space="preserve">「クッションやベッドでの寝心地よかった」「ただ、Wi-Fiは改善してください」</w:t>
             </w:r>
           </w:p>
         </w:tc>
@@ -4149,7 +4293,7 @@
                 <w:sz w:val="20"/>
                 <w:szCs w:val="20"/>
               </w:rPr>
-              <w:t xml:space="preserve">快適さ・設備</w:t>
+              <w:t xml:space="preserve">朝食</w:t>
             </w:r>
           </w:p>
         </w:tc>
@@ -4217,7 +4361,7 @@
                 <w:sz w:val="20"/>
                 <w:szCs w:val="20"/>
               </w:rPr>
-              <w:t xml:space="preserve">「添い寝で食事なしの子供にもタオルを用意してくれた ダブルベッドの部屋なら広さがあってベビーカー+スーツケースを置い...」「清潔感のあるお部屋で快適に過ごすことができました」</w:t>
+              <w:t xml:space="preserve">「朝食も選べて美味しかったです」「朝食も美味しかったです」</w:t>
             </w:r>
           </w:p>
         </w:tc>
@@ -4289,7 +4433,7 @@
                 <w:sz w:val="20"/>
                 <w:szCs w:val="20"/>
               </w:rPr>
-              <w:t xml:space="preserve">10件以上</w:t>
+              <w:t xml:space="preserve">20件以上</w:t>
             </w:r>
           </w:p>
         </w:tc>
@@ -4324,7 +4468,7 @@
                 <w:sz w:val="20"/>
                 <w:szCs w:val="20"/>
               </w:rPr>
-              <w:t xml:space="preserve">「フロントの女性の方が対応いただきましたが非常に心地よく丁寧でした、部屋も綺麗でゆっくりできました」「店員さんのめんどくさそうに対応する系　カツラの支配人 店員さんのめんどくさそうに対応する系　カツラの支配人」</w:t>
+              <w:t xml:space="preserve">「スタッフはフレンドーでとても心地よかった」「スタッフ良かった」</w:t>
             </w:r>
           </w:p>
         </w:tc>
@@ -4468,7 +4612,7 @@
           <w:sz w:val="21"/>
           <w:szCs w:val="21"/>
         </w:rPr>
-        <w:t xml:space="preserve">口コミの多数で「立地・アクセス」に関するポジティブな言及が見られ、ホテルケヤキゲート東京府中の最大の差別化要因となっています。府中駅前にあるこのホテル、特筆する部分はないですが、駅前だという事が優れた点だと思いますといった声が多数寄せられています。</w:t>
+        <w:t xml:space="preserve">口コミの多数で「立地・アクセス」に関するポジティブな言及が見られ、ホテルケヤキゲート東京府中の最大の差別化要因となっています。駅と直結しているといった声が多数寄せられています。</w:t>
       </w:r>
     </w:p>
     <w:p>
@@ -4487,7 +4631,7 @@
           <w:sz w:val="21"/>
           <w:szCs w:val="21"/>
         </w:rPr>
-        <w:t xml:space="preserve">府中駅前にあるこのホテル、特筆する部分はないですが、駅前だという事が優れた点だと思います</w:t>
+        <w:t xml:space="preserve">駅と直結している</w:t>
       </w:r>
     </w:p>
     <w:p>
@@ -4506,7 +4650,7 @@
           <w:sz w:val="21"/>
           <w:szCs w:val="21"/>
         </w:rPr>
-        <w:t xml:space="preserve">添い寝で食事なしの子供にもタオルを用意してくれた ダブルベッドの部屋なら広さがあってベビーカー+スーツケースを置い...</w:t>
+        <w:t xml:space="preserve">府中駅すぐの便利なホテルでしたし、部屋もきれいです</w:t>
       </w:r>
     </w:p>
     <w:p>
@@ -4525,7 +4669,7 @@
           <w:sz w:val="21"/>
           <w:szCs w:val="21"/>
         </w:rPr>
-        <w:t xml:space="preserve">駅からホテルへ行きやすく、お部屋の浴槽もゆったりしていて入浴剤も選べて入れられるのでくつろいで入れました</w:t>
+        <w:t xml:space="preserve">府中駅すぐの便利なホテルで部屋もきれいです</w:t>
       </w:r>
     </w:p>
     <w:p>
@@ -4562,7 +4706,7 @@
           <w:sz w:val="21"/>
           <w:szCs w:val="21"/>
         </w:rPr>
-        <w:t xml:space="preserve">清潔さ・清掃に関するポジティブな評価も多く寄せられています。「フロントの女性の方が対応いただきましたが非常に心地よく丁寧でした、部屋も綺麗でゆっくりできました」といったコメントが見られます。</w:t>
+        <w:t xml:space="preserve">清潔さ・清掃に関するポジティブな評価も多く寄せられています。「部屋は綺麗で、日本にしてはスペースがあった」といったコメントが見られます。</w:t>
       </w:r>
     </w:p>
     <w:p>
@@ -5250,7 +5394,7 @@
                 <w:sz w:val="20"/>
                 <w:szCs w:val="20"/>
               </w:rPr>
-              <w:t xml:space="preserve">浴室・水回り</w:t>
+              <w:t xml:space="preserve">部屋の狭さ</w:t>
             </w:r>
           </w:p>
         </w:tc>
@@ -5284,7 +5428,7 @@
                 <w:sz w:val="20"/>
                 <w:szCs w:val="20"/>
               </w:rPr>
-              <w:t xml:space="preserve">ビジネスに利用するには少々高めではありますが、風呂とトイレは広く取られており、窮屈感がありません</w:t>
+              <w:t xml:space="preserve">ベッドが小さい</w:t>
             </w:r>
           </w:p>
         </w:tc>
@@ -5389,7 +5533,7 @@
                 <w:sz w:val="20"/>
                 <w:szCs w:val="20"/>
               </w:rPr>
-              <w:t xml:space="preserve">エアコン・空調</w:t>
+              <w:t xml:space="preserve">浴室・水回り</w:t>
             </w:r>
           </w:p>
         </w:tc>
@@ -5423,7 +5567,7 @@
                 <w:sz w:val="20"/>
                 <w:szCs w:val="20"/>
               </w:rPr>
-              <w:t xml:space="preserve">紅茶、コーヒー、ほうじ茶があり寒い日には嬉しいアメニティでした</w:t>
+              <w:t xml:space="preserve">ビジネスに利用するには少々高めではありますが、風呂とトイレは広く取られており、窮屈感がありません</w:t>
             </w:r>
           </w:p>
         </w:tc>
@@ -5528,7 +5672,7 @@
                 <w:sz w:val="20"/>
                 <w:szCs w:val="20"/>
               </w:rPr>
-              <w:t xml:space="preserve">設備の老朽化</w:t>
+              <w:t xml:space="preserve">エアコン・空調</w:t>
             </w:r>
           </w:p>
         </w:tc>
@@ -5562,7 +5706,7 @@
                 <w:sz w:val="20"/>
                 <w:szCs w:val="20"/>
               </w:rPr>
-              <w:t xml:space="preserve">周辺の宿泊施設は老朽化が激しく小さなリクエストにも答えない施設があったりと・・・当施設は築浅で基本的な部分は申し分...</w:t>
+              <w:t xml:space="preserve">紅茶、コーヒー、ほうじ茶があり寒い日には嬉しいアメニティでした</w:t>
             </w:r>
           </w:p>
         </w:tc>
@@ -5596,7 +5740,7 @@
                 <w:sz w:val="20"/>
                 <w:szCs w:val="20"/>
               </w:rPr>
-              <w:t xml:space="preserve">軽度・1件</w:t>
+              <w:t xml:space="preserve">軽度・2件</w:t>
             </w:r>
           </w:p>
         </w:tc>
@@ -6759,7 +6903,7 @@
                 <w:sz w:val="20"/>
                 <w:szCs w:val="20"/>
               </w:rPr>
-              <w:t xml:space="preserve">8.74点</w:t>
+              <w:t xml:space="preserve">8.71点</w:t>
             </w:r>
           </w:p>
         </w:tc>
@@ -6899,7 +7043,7 @@
                 <w:sz w:val="20"/>
                 <w:szCs w:val="20"/>
               </w:rPr>
-              <w:t xml:space="preserve">86.0%</w:t>
+              <w:t xml:space="preserve">85.7%</w:t>
             </w:r>
           </w:p>
         </w:tc>
@@ -7039,7 +7183,7 @@
                 <w:sz w:val="20"/>
                 <w:szCs w:val="20"/>
               </w:rPr>
-              <w:t xml:space="preserve">4.3%</w:t>
+              <w:t xml:space="preserve">4.1%</w:t>
             </w:r>
           </w:p>
         </w:tc>
@@ -7590,7 +7734,7 @@
           <w:sz w:val="22"/>
           <w:szCs w:val="22"/>
         </w:rPr>
-        <w:t xml:space="preserve">[1] 楽天トラベル / 8点 / 2026-03-23</w:t>
+        <w:t xml:space="preserve">[1] Booking.com / 10点 / 2026-03-25</w:t>
       </w:r>
     </w:p>
     <w:p>
@@ -7605,7 +7749,33 @@
           <w:sz w:val="21"/>
           <w:szCs w:val="21"/>
         </w:rPr>
-        <w:t xml:space="preserve">府中駅前にあるこのホテル、特筆する部分はないですが、駅前だという事が優れた点だと思います。</w:t>
+        <w:t xml:space="preserve">クッションやベッドでの寝心地よかった。部屋は綺麗で、日本にしてはスペースがあった。スタッフはフレンドーでとても心地よかった。忘れ物もしっかり取り置きしてくれていたので助かりました。</w:t>
+      </w:r>
+    </w:p>
+    <w:p>
+      <w:pPr>
+        <w:spacing w:after="120" w:line="320"/>
+        <w:jc w:val="left"/>
+      </w:pPr>
+      <w:r>
+        <w:rPr>
+          <w:rFonts w:ascii="Arial" w:cs="Arial" w:eastAsia="Arial" w:hAnsi="Arial"/>
+          <w:b/>
+          <w:bCs/>
+          <w:color w:val="C0392B"/>
+          <w:sz w:val="21"/>
+          <w:szCs w:val="21"/>
+        </w:rPr>
+        <w:t xml:space="preserve">【改善点】</w:t>
+      </w:r>
+      <w:r>
+        <w:rPr>
+          <w:rFonts w:ascii="Arial" w:cs="Arial" w:eastAsia="Arial" w:hAnsi="Arial"/>
+          <w:color w:val="333333"/>
+          <w:sz w:val="21"/>
+          <w:szCs w:val="21"/>
+        </w:rPr>
+        <w:t xml:space="preserve">ちょっと狭かった。ベッドが小さい。駐車場がない。受付のところにWelcome drinkと書いてあるにも関わらず、ティーパックしか置いておらず、フロントで飲むことができなかった。お湯かコーヒーメーカーがあるとさらに嬉しかった。</w:t>
       </w:r>
     </w:p>
     <w:p>
@@ -7626,7 +7796,7 @@
           <w:sz w:val="22"/>
           <w:szCs w:val="22"/>
         </w:rPr>
-        <w:t xml:space="preserve">[2] Agoda / 10点 / 2026-03-23</w:t>
+        <w:t xml:space="preserve">[2] 楽天トラベル / 8点 / 2026-03-24</w:t>
       </w:r>
     </w:p>
     <w:p>
@@ -7641,7 +7811,7 @@
           <w:sz w:val="21"/>
           <w:szCs w:val="21"/>
         </w:rPr>
-        <w:t xml:space="preserve">フロントの女性の方が対応いただきましたが非常に心地よく丁寧でした、部屋も綺麗でゆっくりできました。</w:t>
+        <w:t xml:space="preserve">府中駅すぐの便利なホテルでしたし、部屋もきれいです。 ただ、Wi-Fiは改善してください。 遅すぎます。</w:t>
       </w:r>
     </w:p>
     <w:p>
@@ -7662,7 +7832,7 @@
           <w:sz w:val="22"/>
           <w:szCs w:val="22"/>
         </w:rPr>
-        <w:t xml:space="preserve">[3] 楽天トラベル / 10点 / 2026-03-21</w:t>
+        <w:t xml:space="preserve">[3] 楽天トラベル / 8点 / 2026-03-24</w:t>
       </w:r>
     </w:p>
     <w:p>
@@ -7677,7 +7847,7 @@
           <w:sz w:val="21"/>
           <w:szCs w:val="21"/>
         </w:rPr>
-        <w:t xml:space="preserve">添い寝で食事なしの子供にもタオルを用意してくれた ダブルベッドの部屋なら広さがあってベビーカー+スーツケースを置いても狭くない 駅ビルまでの2階の通路はほぼ屋根に覆われており雨の日も安心</w:t>
+        <w:t xml:space="preserve">府中駅すぐの便利なホテルで部屋もきれいです。 ただ、Wi-Fiは改善してください。 遅すぎます。</w:t>
       </w:r>
     </w:p>
     <w:p>
@@ -7698,7 +7868,7 @@
           <w:sz w:val="22"/>
           <w:szCs w:val="22"/>
         </w:rPr>
-        <w:t xml:space="preserve">[4] Booking.com / 8点 / 2026-03-20</w:t>
+        <w:t xml:space="preserve">[4] 楽天トラベル / 8点 / 2026-03-24</w:t>
       </w:r>
     </w:p>
     <w:p>
@@ -7713,33 +7883,7 @@
           <w:sz w:val="21"/>
           <w:szCs w:val="21"/>
         </w:rPr>
-        <w:t xml:space="preserve">駅からホテルへ行きやすく、お部屋の浴槽もゆったりしていて入浴剤も選べて入れられるのでくつろいで入れました。 朝食も選べて美味しかったです。</w:t>
-      </w:r>
-    </w:p>
-    <w:p>
-      <w:pPr>
-        <w:spacing w:after="120" w:line="320"/>
-        <w:jc w:val="left"/>
-      </w:pPr>
-      <w:r>
-        <w:rPr>
-          <w:rFonts w:ascii="Arial" w:cs="Arial" w:eastAsia="Arial" w:hAnsi="Arial"/>
-          <w:b/>
-          <w:bCs/>
-          <w:color w:val="C0392B"/>
-          <w:sz w:val="21"/>
-          <w:szCs w:val="21"/>
-        </w:rPr>
-        <w:t xml:space="preserve">【改善点】</w:t>
-      </w:r>
-      <w:r>
-        <w:rPr>
-          <w:rFonts w:ascii="Arial" w:cs="Arial" w:eastAsia="Arial" w:hAnsi="Arial"/>
-          <w:color w:val="333333"/>
-          <w:sz w:val="21"/>
-          <w:szCs w:val="21"/>
-        </w:rPr>
-        <w:t xml:space="preserve">洗濯機＆乾燥機がもう1台あるとスムーズに洗濯ができたと思います。 朝食の飲み物に野菜ジュースがあると良かったです。</w:t>
+        <w:t xml:space="preserve">府中駅すぐの便利なホテルでした。 部屋もきれいです。 ただ、Wi-Fiは改善してください。 遅すぎます。</w:t>
       </w:r>
     </w:p>
     <w:p>
@@ -7760,7 +7904,7 @@
           <w:sz w:val="22"/>
           <w:szCs w:val="22"/>
         </w:rPr>
-        <w:t xml:space="preserve">[5] じゃらん / 10点 / 2026-03-20</w:t>
+        <w:t xml:space="preserve">[5] 楽天トラベル / 8点 / 2026-03-23</w:t>
       </w:r>
     </w:p>
     <w:p>
@@ -7775,7 +7919,7 @@
           <w:sz w:val="21"/>
           <w:szCs w:val="21"/>
         </w:rPr>
-        <w:t xml:space="preserve">前回、宿泊させていただき、とても良かったので今回も1泊でしたが宿泊させていただきました。  前回と同じお部屋だったので、身動きも取りやすかったです。  清潔感あるホテルで、落ち着きある雰囲気がとても気に入っています。駅からも直なので、とても良いです。  朝食も美味しかったです。副菜も少しずついただきましたがどれも美味しかったです。  今回、無事にパンも焼くことができました。  また泊まりたいです。</w:t>
+        <w:t xml:space="preserve">府中駅前にあるこのホテル、特筆する部分はないですが、駅前だという事が優れた点だと思います。</w:t>
       </w:r>
     </w:p>
     <w:p>
@@ -8020,7 +8164,7 @@
                 <w:sz w:val="21"/>
                 <w:szCs w:val="21"/>
               </w:rPr>
-              <w:t xml:space="preserve">ホテルケヤキゲート東京府中は、全体平均8.74点（10点換算）、高評価率86.0%という良好な顧客満足度を維持しているホテルです。特に「立地・アクセス」「清潔さ・清掃」が多くのゲストから高く評価されています。</w:t>
+              <w:t xml:space="preserve">ホテルケヤキゲート東京府中は、全体平均8.71点（10点換算）、高評価率85.7%という良好な顧客満足度を維持しているホテルです。特に「立地・アクセス」「清潔さ・清掃」が多くのゲストから高く評価されています。</w:t>
             </w:r>
           </w:p>
           <w:p>

--- a/納品レポート/ホテル別レポート/keyakigate_口コミ分析改善レポート.docx
+++ b/納品レポート/ホテル別レポート/keyakigate_口コミ分析改善レポート.docx
@@ -131,7 +131,7 @@
           <w:sz w:val="20"/>
           <w:szCs w:val="20"/>
         </w:rPr>
-        <w:t xml:space="preserve">作成日：2026年3月25日</w:t>
+        <w:t xml:space="preserve">作成日：2026年3月26日</w:t>
       </w:r>
     </w:p>
     <w:p>

--- a/納品レポート/ホテル別レポート/keyakigate_口コミ分析改善レポート.docx
+++ b/納品レポート/ホテル別レポート/keyakigate_口コミ分析改善レポート.docx
@@ -96,7 +96,7 @@
           <w:sz w:val="22"/>
           <w:szCs w:val="22"/>
         </w:rPr>
-        <w:t xml:space="preserve">レビュー総数：98件（6サイト）</w:t>
+        <w:t xml:space="preserve">レビュー総数：100件（6サイト）</w:t>
       </w:r>
     </w:p>
     <w:p>
@@ -131,7 +131,7 @@
           <w:sz w:val="20"/>
           <w:szCs w:val="20"/>
         </w:rPr>
-        <w:t xml:space="preserve">作成日：2026年3月26日</w:t>
+        <w:t xml:space="preserve">作成日：2026年3月27日</w:t>
       </w:r>
     </w:p>
     <w:p>
@@ -189,7 +189,7 @@
           <w:sz w:val="21"/>
           <w:szCs w:val="21"/>
         </w:rPr>
-        <w:t xml:space="preserve">2026年2月〜3月に各OTAサイト・口コミサイトに投稿された98件のレビューを包括的に分析しました。以下が主要な発見事項です。</w:t>
+        <w:t xml:space="preserve">2026年2月〜3月に各OTAサイト・口コミサイトに投稿された100件のレビューを包括的に分析しました。以下が主要な発見事項です。</w:t>
       </w:r>
     </w:p>
     <w:p>
@@ -261,7 +261,7 @@
                 <w:sz w:val="36"/>
                 <w:szCs w:val="36"/>
               </w:rPr>
-              <w:t xml:space="preserve">8.71</w:t>
+              <w:t xml:space="preserve">8.74</w:t>
             </w:r>
           </w:p>
         </w:tc>
@@ -310,7 +310,7 @@
                 <w:sz w:val="36"/>
                 <w:szCs w:val="36"/>
               </w:rPr>
-              <w:t xml:space="preserve">85.7%</w:t>
+              <w:t xml:space="preserve">86.0%</w:t>
             </w:r>
           </w:p>
         </w:tc>
@@ -359,7 +359,7 @@
                 <w:sz w:val="36"/>
                 <w:szCs w:val="36"/>
               </w:rPr>
-              <w:t xml:space="preserve">4.1%</w:t>
+              <w:t xml:space="preserve">4.0%</w:t>
             </w:r>
           </w:p>
         </w:tc>
@@ -408,7 +408,7 @@
                 <w:sz w:val="36"/>
                 <w:szCs w:val="36"/>
               </w:rPr>
-              <w:t xml:space="preserve">98件</w:t>
+              <w:t xml:space="preserve">100件</w:t>
             </w:r>
           </w:p>
         </w:tc>
@@ -448,7 +448,7 @@
           <w:sz w:val="21"/>
           <w:szCs w:val="21"/>
         </w:rPr>
-        <w:t xml:space="preserve">全体平均スコア8.71点（10点換算）は良好な水準であり、85.7%が高評価（8-10点）に分類されます。低評価（1-4点）は4件（4.1%）で、ゲスト満足度は良好です。Trip.com（9.83点）で特に高い評価を獲得しています。</w:t>
+        <w:t xml:space="preserve">全体平均スコア8.74点（10点換算）は良好な水準であり、86.0%が高評価（8-10点）に分類されます。低評価（1-4点）は4件（4.0%）で、ゲスト満足度は良好です。Trip.com（9.83点）で特に高い評価を獲得しています。</w:t>
       </w:r>
     </w:p>
     <w:p>
@@ -1716,7 +1716,7 @@
                 <w:sz w:val="20"/>
                 <w:szCs w:val="20"/>
               </w:rPr>
-              <w:t xml:space="preserve">15</w:t>
+              <w:t xml:space="preserve">16</w:t>
             </w:r>
           </w:p>
         </w:tc>
@@ -1751,7 +1751,7 @@
                 <w:sz w:val="20"/>
                 <w:szCs w:val="20"/>
               </w:rPr>
-              <w:t xml:space="preserve">8.6</w:t>
+              <w:t xml:space="preserve">8.69</w:t>
             </w:r>
           </w:p>
         </w:tc>
@@ -1821,7 +1821,7 @@
                 <w:sz w:val="20"/>
                 <w:szCs w:val="20"/>
               </w:rPr>
-              <w:t xml:space="preserve">8.6</w:t>
+              <w:t xml:space="preserve">8.69</w:t>
             </w:r>
           </w:p>
         </w:tc>
@@ -1961,7 +1961,7 @@
                 <w:sz w:val="20"/>
                 <w:szCs w:val="20"/>
               </w:rPr>
-              <w:t xml:space="preserve">20</w:t>
+              <w:t xml:space="preserve">21</w:t>
             </w:r>
           </w:p>
         </w:tc>
@@ -1995,7 +1995,7 @@
                 <w:sz w:val="20"/>
                 <w:szCs w:val="20"/>
               </w:rPr>
-              <w:t xml:space="preserve">4.3</w:t>
+              <w:t xml:space="preserve">4.33</w:t>
             </w:r>
           </w:p>
         </w:tc>
@@ -2063,7 +2063,7 @@
                 <w:sz w:val="20"/>
                 <w:szCs w:val="20"/>
               </w:rPr>
-              <w:t xml:space="preserve">8.6</w:t>
+              <w:t xml:space="preserve">8.67</w:t>
             </w:r>
           </w:p>
         </w:tc>
@@ -2418,7 +2418,7 @@
           <w:sz w:val="21"/>
           <w:szCs w:val="21"/>
         </w:rPr>
-        <w:t xml:space="preserve">評価分布は10点（54.1%）に最も多く、8点以上の高評価が85.7%を占め、高い顧客満足度を示しています。低評価（1-4点）は計4件（4.1%）です。</w:t>
+        <w:t xml:space="preserve">評価分布は10点（55.0%）に最も多く、8点以上の高評価が86.0%を占め、高い顧客満足度を示しています。低評価（1-4点）は計4件（4.0%）です。</w:t>
       </w:r>
     </w:p>
     <w:p>
@@ -2653,7 +2653,7 @@
                 <w:sz w:val="20"/>
                 <w:szCs w:val="20"/>
               </w:rPr>
-              <w:t xml:space="preserve">53</w:t>
+              <w:t xml:space="preserve">55</w:t>
             </w:r>
           </w:p>
         </w:tc>
@@ -2688,7 +2688,7 @@
                 <w:sz w:val="20"/>
                 <w:szCs w:val="20"/>
               </w:rPr>
-              <w:t xml:space="preserve">54.1%</w:t>
+              <w:t xml:space="preserve">55.0%</w:t>
             </w:r>
           </w:p>
         </w:tc>
@@ -2726,7 +2726,7 @@
                 <w:sz w:val="18"/>
                 <w:szCs w:val="18"/>
               </w:rPr>
-              <w:t xml:space="preserve"> 53件</w:t>
+              <w:t xml:space="preserve"> 55件</w:t>
             </w:r>
           </w:p>
         </w:tc>
@@ -2833,7 +2833,7 @@
                 <w:sz w:val="20"/>
                 <w:szCs w:val="20"/>
               </w:rPr>
-              <w:t xml:space="preserve">5.1%</w:t>
+              <w:t xml:space="preserve">5.0%</w:t>
             </w:r>
           </w:p>
         </w:tc>
@@ -2977,7 +2977,7 @@
                 <w:sz w:val="20"/>
                 <w:szCs w:val="20"/>
               </w:rPr>
-              <w:t xml:space="preserve">26.5%</w:t>
+              <w:t xml:space="preserve">26.0%</w:t>
             </w:r>
           </w:p>
         </w:tc>
@@ -3006,7 +3006,7 @@
                 <w:sz w:val="20"/>
                 <w:szCs w:val="20"/>
               </w:rPr>
-              <w:t xml:space="preserve">██████████</w:t>
+              <w:t xml:space="preserve">█████████</w:t>
             </w:r>
             <w:r>
               <w:rPr>
@@ -3266,7 +3266,7 @@
                 <w:sz w:val="20"/>
                 <w:szCs w:val="20"/>
               </w:rPr>
-              <w:t xml:space="preserve">9.2%</w:t>
+              <w:t xml:space="preserve">9.0%</w:t>
             </w:r>
           </w:p>
         </w:tc>
@@ -3556,7 +3556,7 @@
                 <w:sz w:val="20"/>
                 <w:szCs w:val="20"/>
               </w:rPr>
-              <w:t xml:space="preserve">3.1%</w:t>
+              <w:t xml:space="preserve">3.0%</w:t>
             </w:r>
           </w:p>
         </w:tc>
@@ -3670,7 +3670,7 @@
                 <w:sz w:val="24"/>
                 <w:szCs w:val="24"/>
               </w:rPr>
-              <w:t xml:space="preserve">84件（85.7%）</w:t>
+              <w:t xml:space="preserve">86件（86.0%）</w:t>
             </w:r>
           </w:p>
         </w:tc>
@@ -3721,7 +3721,7 @@
                 <w:sz w:val="24"/>
                 <w:szCs w:val="24"/>
               </w:rPr>
-              <w:t xml:space="preserve">10件（10.2%）</w:t>
+              <w:t xml:space="preserve">10件（10.0%）</w:t>
             </w:r>
           </w:p>
         </w:tc>
@@ -3772,7 +3772,7 @@
                 <w:sz w:val="24"/>
                 <w:szCs w:val="24"/>
               </w:rPr>
-              <w:t xml:space="preserve">4件（4.1%）</w:t>
+              <w:t xml:space="preserve">4件（4.0%）</w:t>
             </w:r>
           </w:p>
         </w:tc>
@@ -4046,7 +4046,7 @@
                 <w:sz w:val="20"/>
                 <w:szCs w:val="20"/>
               </w:rPr>
-              <w:t xml:space="preserve">「駅と直結している」「府中駅すぐの便利なホテルでしたし、部屋もきれいです」</w:t>
+              <w:t xml:space="preserve">「また駅から近く便利です」「駅と直結している」</w:t>
             </w:r>
           </w:p>
         </w:tc>
@@ -4257,7 +4257,7 @@
                 <w:sz w:val="20"/>
                 <w:szCs w:val="20"/>
               </w:rPr>
-              <w:t xml:space="preserve">「クッションやベッドでの寝心地よかった」「ただ、Wi-Fiは改善してください」</w:t>
+              <w:t xml:space="preserve">「クッションやベッドでの寝心地よかった」「アメニティにリプトンの紅茶があり嬉しかったです」</w:t>
             </w:r>
           </w:p>
         </w:tc>
@@ -4468,7 +4468,7 @@
                 <w:sz w:val="20"/>
                 <w:szCs w:val="20"/>
               </w:rPr>
-              <w:t xml:space="preserve">「スタッフはフレンドーでとても心地よかった」「スタッフ良かった」</w:t>
+              <w:t xml:space="preserve">「スタッフはフレンドーでとても心地よかった」「下のカフェも利用しましたがルームキー提示で商品OFFサービスはなかなか他にはない点だと思いました」</w:t>
             </w:r>
           </w:p>
         </w:tc>
@@ -4612,7 +4612,7 @@
           <w:sz w:val="21"/>
           <w:szCs w:val="21"/>
         </w:rPr>
-        <w:t xml:space="preserve">口コミの多数で「立地・アクセス」に関するポジティブな言及が見られ、ホテルケヤキゲート東京府中の最大の差別化要因となっています。駅と直結しているといった声が多数寄せられています。</w:t>
+        <w:t xml:space="preserve">口コミの多数で「立地・アクセス」に関するポジティブな言及が見られ、ホテルケヤキゲート東京府中の最大の差別化要因となっています。また駅から近く便利ですといった声が多数寄せられています。</w:t>
       </w:r>
     </w:p>
     <w:p>
@@ -4631,7 +4631,7 @@
           <w:sz w:val="21"/>
           <w:szCs w:val="21"/>
         </w:rPr>
-        <w:t xml:space="preserve">駅と直結している</w:t>
+        <w:t xml:space="preserve">また駅から近く便利です</w:t>
       </w:r>
     </w:p>
     <w:p>
@@ -4650,7 +4650,7 @@
           <w:sz w:val="21"/>
           <w:szCs w:val="21"/>
         </w:rPr>
-        <w:t xml:space="preserve">府中駅すぐの便利なホテルでしたし、部屋もきれいです</w:t>
+        <w:t xml:space="preserve">駅と直結している</w:t>
       </w:r>
     </w:p>
     <w:p>
@@ -4669,7 +4669,7 @@
           <w:sz w:val="21"/>
           <w:szCs w:val="21"/>
         </w:rPr>
-        <w:t xml:space="preserve">府中駅すぐの便利なホテルで部屋もきれいです</w:t>
+        <w:t xml:space="preserve">府中駅すぐの便利なホテルでしたし、部屋もきれいです</w:t>
       </w:r>
     </w:p>
     <w:p>
@@ -6903,7 +6903,7 @@
                 <w:sz w:val="20"/>
                 <w:szCs w:val="20"/>
               </w:rPr>
-              <w:t xml:space="preserve">8.71点</w:t>
+              <w:t xml:space="preserve">8.74点</w:t>
             </w:r>
           </w:p>
         </w:tc>
@@ -7043,7 +7043,7 @@
                 <w:sz w:val="20"/>
                 <w:szCs w:val="20"/>
               </w:rPr>
-              <w:t xml:space="preserve">85.7%</w:t>
+              <w:t xml:space="preserve">86.0%</w:t>
             </w:r>
           </w:p>
         </w:tc>
@@ -7183,7 +7183,7 @@
                 <w:sz w:val="20"/>
                 <w:szCs w:val="20"/>
               </w:rPr>
-              <w:t xml:space="preserve">4.1%</w:t>
+              <w:t xml:space="preserve">4.0%</w:t>
             </w:r>
           </w:p>
         </w:tc>
@@ -7796,7 +7796,7 @@
           <w:sz w:val="22"/>
           <w:szCs w:val="22"/>
         </w:rPr>
-        <w:t xml:space="preserve">[2] 楽天トラベル / 8点 / 2026-03-24</w:t>
+        <w:t xml:space="preserve">[2] じゃらん / 10点 / 2026-03-25</w:t>
       </w:r>
     </w:p>
     <w:p>
@@ -7811,7 +7811,7 @@
           <w:sz w:val="21"/>
           <w:szCs w:val="21"/>
         </w:rPr>
-        <w:t xml:space="preserve">府中駅すぐの便利なホテルでしたし、部屋もきれいです。 ただ、Wi-Fiは改善してください。 遅すぎます。</w:t>
+        <w:t xml:space="preserve">アメニティにリプトンの紅茶があり嬉しかったです！他にもコーヒーやお茶も充実しており部屋でまったりする時間のお供に最高でした！また駅から近く便利です！下のカフェも利用しましたがルームキー提示で商品OFFサービスはなかなか他にはない点だと思いました！部屋のお風呂も広々しておりとても良かったです！また是非利用したいと思います♪</w:t>
       </w:r>
     </w:p>
     <w:p>
@@ -7847,7 +7847,7 @@
           <w:sz w:val="21"/>
           <w:szCs w:val="21"/>
         </w:rPr>
-        <w:t xml:space="preserve">府中駅すぐの便利なホテルで部屋もきれいです。 ただ、Wi-Fiは改善してください。 遅すぎます。</w:t>
+        <w:t xml:space="preserve">府中駅すぐの便利なホテルでしたし、部屋もきれいです。 ただ、Wi-Fiは改善してください。 遅すぎます。</w:t>
       </w:r>
     </w:p>
     <w:p>
@@ -7883,7 +7883,7 @@
           <w:sz w:val="21"/>
           <w:szCs w:val="21"/>
         </w:rPr>
-        <w:t xml:space="preserve">府中駅すぐの便利なホテルでした。 部屋もきれいです。 ただ、Wi-Fiは改善してください。 遅すぎます。</w:t>
+        <w:t xml:space="preserve">府中駅すぐの便利なホテルで部屋もきれいです。 ただ、Wi-Fiは改善してください。 遅すぎます。</w:t>
       </w:r>
     </w:p>
     <w:p>
@@ -7904,7 +7904,7 @@
           <w:sz w:val="22"/>
           <w:szCs w:val="22"/>
         </w:rPr>
-        <w:t xml:space="preserve">[5] 楽天トラベル / 8点 / 2026-03-23</w:t>
+        <w:t xml:space="preserve">[5] 楽天トラベル / 8点 / 2026-03-24</w:t>
       </w:r>
     </w:p>
     <w:p>
@@ -7919,7 +7919,7 @@
           <w:sz w:val="21"/>
           <w:szCs w:val="21"/>
         </w:rPr>
-        <w:t xml:space="preserve">府中駅前にあるこのホテル、特筆する部分はないですが、駅前だという事が優れた点だと思います。</w:t>
+        <w:t xml:space="preserve">府中駅すぐの便利なホテルでした。 部屋もきれいです。 ただ、Wi-Fiは改善してください。 遅すぎます。</w:t>
       </w:r>
     </w:p>
     <w:p>
@@ -8164,7 +8164,7 @@
                 <w:sz w:val="21"/>
                 <w:szCs w:val="21"/>
               </w:rPr>
-              <w:t xml:space="preserve">ホテルケヤキゲート東京府中は、全体平均8.71点（10点換算）、高評価率85.7%という良好な顧客満足度を維持しているホテルです。特に「立地・アクセス」「清潔さ・清掃」が多くのゲストから高く評価されています。</w:t>
+              <w:t xml:space="preserve">ホテルケヤキゲート東京府中は、全体平均8.74点（10点換算）、高評価率86.0%という良好な顧客満足度を維持しているホテルです。特に「立地・アクセス」「清潔さ・清掃」が多くのゲストから高く評価されています。</w:t>
             </w:r>
           </w:p>
           <w:p>

--- a/納品レポート/ホテル別レポート/keyakigate_口コミ分析改善レポート.docx
+++ b/納品レポート/ホテル別レポート/keyakigate_口コミ分析改善レポート.docx
@@ -131,7 +131,7 @@
           <w:sz w:val="20"/>
           <w:szCs w:val="20"/>
         </w:rPr>
-        <w:t xml:space="preserve">作成日：2026年3月27日</w:t>
+        <w:t xml:space="preserve">作成日：2026年3月28日</w:t>
       </w:r>
     </w:p>
     <w:p>

--- a/納品レポート/ホテル別レポート/keyakigate_口コミ分析改善レポート.docx
+++ b/納品レポート/ホテル別レポート/keyakigate_口コミ分析改善レポート.docx
@@ -53,7 +53,7 @@
           <w:sz w:val="24"/>
           <w:szCs w:val="24"/>
         </w:rPr>
-        <w:t xml:space="preserve">2024年1月〜2026年3月　|　総件数 100件　|　2026年3月29日</w:t>
+        <w:t xml:space="preserve">2024年1月〜2026年3月　|　総件数 104件　|　2026年3月29日</w:t>
       </w:r>
     </w:p>
     <w:p>
@@ -84,7 +84,7 @@
           <w:sz w:val="21"/>
           <w:szCs w:val="21"/>
         </w:rPr>
-        <w:t xml:space="preserve">2024年1月〜2026年3月に各OTAサイトに投稿された100件のレビューを分析しました。</w:t>
+        <w:t xml:space="preserve">2024年1月〜2026年3月に各OTAサイトに投稿された104件のレビューを分析しました。</w:t>
       </w:r>
     </w:p>
     <w:p>
@@ -142,7 +142,7 @@
                 <w:szCs w:val="20"/>
               </w:rPr>
               <w:t xml:space="preserve">全体平均
-8.74点</w:t>
+8.78点</w:t>
             </w:r>
           </w:p>
         </w:tc>
@@ -177,7 +177,7 @@
                 <w:szCs w:val="20"/>
               </w:rPr>
               <w:t xml:space="preserve">高評価率
-86.0%</w:t>
+86.5%</w:t>
             </w:r>
           </w:p>
         </w:tc>
@@ -212,7 +212,7 @@
                 <w:szCs w:val="20"/>
               </w:rPr>
               <w:t xml:space="preserve">低評価率
-4.0%</w:t>
+3.8%</w:t>
             </w:r>
           </w:p>
         </w:tc>
@@ -247,7 +247,7 @@
                 <w:szCs w:val="20"/>
               </w:rPr>
               <w:t xml:space="preserve">レビュー総数
-100件</w:t>
+104件</w:t>
             </w:r>
           </w:p>
         </w:tc>
@@ -732,7 +732,7 @@
                 <w:sz w:val="20"/>
                 <w:szCs w:val="20"/>
               </w:rPr>
-              <w:t xml:space="preserve">37</w:t>
+              <w:t xml:space="preserve">39</w:t>
             </w:r>
           </w:p>
         </w:tc>
@@ -767,7 +767,7 @@
                 <w:sz w:val="20"/>
                 <w:szCs w:val="20"/>
               </w:rPr>
-              <w:t xml:space="preserve">4.46/5</w:t>
+              <w:t xml:space="preserve">4.49/5</w:t>
             </w:r>
           </w:p>
         </w:tc>
@@ -802,7 +802,7 @@
                 <w:sz w:val="20"/>
                 <w:szCs w:val="20"/>
               </w:rPr>
-              <w:t xml:space="preserve">8.92</w:t>
+              <w:t xml:space="preserve">8.97</w:t>
             </w:r>
           </w:p>
         </w:tc>
@@ -909,7 +909,7 @@
                 <w:sz w:val="20"/>
                 <w:szCs w:val="20"/>
               </w:rPr>
-              <w:t xml:space="preserve">14</w:t>
+              <w:t xml:space="preserve">15</w:t>
             </w:r>
           </w:p>
         </w:tc>
@@ -944,7 +944,7 @@
                 <w:sz w:val="20"/>
                 <w:szCs w:val="20"/>
               </w:rPr>
-              <w:t xml:space="preserve">8.86/10</w:t>
+              <w:t xml:space="preserve">8.93/10</w:t>
             </w:r>
           </w:p>
         </w:tc>
@@ -979,7 +979,7 @@
                 <w:sz w:val="20"/>
                 <w:szCs w:val="20"/>
               </w:rPr>
-              <w:t xml:space="preserve">8.86</w:t>
+              <w:t xml:space="preserve">8.93</w:t>
             </w:r>
           </w:p>
         </w:tc>
@@ -1086,7 +1086,7 @@
                 <w:sz w:val="20"/>
                 <w:szCs w:val="20"/>
               </w:rPr>
-              <w:t xml:space="preserve">16</w:t>
+              <w:t xml:space="preserve">17</w:t>
             </w:r>
           </w:p>
         </w:tc>
@@ -1121,7 +1121,7 @@
                 <w:sz w:val="20"/>
                 <w:szCs w:val="20"/>
               </w:rPr>
-              <w:t xml:space="preserve">8.69/10</w:t>
+              <w:t xml:space="preserve">8.71/10</w:t>
             </w:r>
           </w:p>
         </w:tc>
@@ -1156,7 +1156,7 @@
                 <w:sz w:val="20"/>
                 <w:szCs w:val="20"/>
               </w:rPr>
-              <w:t xml:space="preserve">8.69</w:t>
+              <w:t xml:space="preserve">8.71</w:t>
             </w:r>
           </w:p>
         </w:tc>
@@ -1764,7 +1764,7 @@
                 <w:sz w:val="20"/>
                 <w:szCs w:val="20"/>
               </w:rPr>
-              <w:t xml:space="preserve">55</w:t>
+              <w:t xml:space="preserve">58</w:t>
             </w:r>
           </w:p>
         </w:tc>
@@ -1799,7 +1799,7 @@
                 <w:sz w:val="20"/>
                 <w:szCs w:val="20"/>
               </w:rPr>
-              <w:t xml:space="preserve">55.0%</w:t>
+              <w:t xml:space="preserve">55.8%</w:t>
             </w:r>
           </w:p>
         </w:tc>
@@ -1871,7 +1871,7 @@
                 <w:sz w:val="20"/>
                 <w:szCs w:val="20"/>
               </w:rPr>
-              <w:t xml:space="preserve">5</w:t>
+              <w:t xml:space="preserve">6</w:t>
             </w:r>
           </w:p>
         </w:tc>
@@ -1906,7 +1906,7 @@
                 <w:sz w:val="20"/>
                 <w:szCs w:val="20"/>
               </w:rPr>
-              <w:t xml:space="preserve">5.0%</w:t>
+              <w:t xml:space="preserve">5.8%</w:t>
             </w:r>
           </w:p>
         </w:tc>
@@ -2013,7 +2013,7 @@
                 <w:sz w:val="20"/>
                 <w:szCs w:val="20"/>
               </w:rPr>
-              <w:t xml:space="preserve">26.0%</w:t>
+              <w:t xml:space="preserve">25.0%</w:t>
             </w:r>
           </w:p>
         </w:tc>
@@ -2227,7 +2227,7 @@
                 <w:sz w:val="20"/>
                 <w:szCs w:val="20"/>
               </w:rPr>
-              <w:t xml:space="preserve">9.0%</w:t>
+              <w:t xml:space="preserve">8.7%</w:t>
             </w:r>
           </w:p>
         </w:tc>
@@ -2441,7 +2441,7 @@
                 <w:sz w:val="20"/>
                 <w:szCs w:val="20"/>
               </w:rPr>
-              <w:t xml:space="preserve">3.0%</w:t>
+              <w:t xml:space="preserve">2.9%</w:t>
             </w:r>
           </w:p>
         </w:tc>
@@ -2677,7 +2677,7 @@
                 <w:sz w:val="20"/>
                 <w:szCs w:val="20"/>
               </w:rPr>
-              <w:t xml:space="preserve">86</w:t>
+              <w:t xml:space="preserve">90</w:t>
             </w:r>
           </w:p>
         </w:tc>
@@ -2711,7 +2711,7 @@
                 <w:sz w:val="20"/>
                 <w:szCs w:val="20"/>
               </w:rPr>
-              <w:t xml:space="preserve">86.0%</w:t>
+              <w:t xml:space="preserve">86.5%</w:t>
             </w:r>
           </w:p>
         </w:tc>
@@ -2852,7 +2852,7 @@
                 <w:sz w:val="20"/>
                 <w:szCs w:val="20"/>
               </w:rPr>
-              <w:t xml:space="preserve">10.0%</w:t>
+              <w:t xml:space="preserve">9.6%</w:t>
             </w:r>
           </w:p>
         </w:tc>
@@ -2991,7 +2991,7 @@
                 <w:sz w:val="20"/>
                 <w:szCs w:val="20"/>
               </w:rPr>
-              <w:t xml:space="preserve">4.0%</w:t>
+              <w:t xml:space="preserve">3.8%</w:t>
             </w:r>
           </w:p>
         </w:tc>
@@ -3465,7 +3465,7 @@
                 <w:sz w:val="20"/>
                 <w:szCs w:val="20"/>
               </w:rPr>
-              <w:t xml:space="preserve">8.74点</w:t>
+              <w:t xml:space="preserve">8.78点</w:t>
             </w:r>
           </w:p>
         </w:tc>
@@ -3499,7 +3499,7 @@
                 <w:sz w:val="20"/>
                 <w:szCs w:val="20"/>
               </w:rPr>
-              <w:t xml:space="preserve">9.24点</w:t>
+              <w:t xml:space="preserve">9.28点</w:t>
             </w:r>
           </w:p>
         </w:tc>
@@ -3605,7 +3605,7 @@
                 <w:sz w:val="20"/>
                 <w:szCs w:val="20"/>
               </w:rPr>
-              <w:t xml:space="preserve">86.0%</w:t>
+              <w:t xml:space="preserve">86.5%</w:t>
             </w:r>
           </w:p>
         </w:tc>
@@ -3640,7 +3640,7 @@
                 <w:sz w:val="20"/>
                 <w:szCs w:val="20"/>
               </w:rPr>
-              <w:t xml:space="preserve">91.0%</w:t>
+              <w:t xml:space="preserve">91.5%</w:t>
             </w:r>
           </w:p>
         </w:tc>
@@ -3745,7 +3745,7 @@
                 <w:sz w:val="20"/>
                 <w:szCs w:val="20"/>
               </w:rPr>
-              <w:t xml:space="preserve">4.0%</w:t>
+              <w:t xml:space="preserve">3.8%</w:t>
             </w:r>
           </w:p>
         </w:tc>
@@ -3779,7 +3779,7 @@
                 <w:sz w:val="20"/>
                 <w:szCs w:val="20"/>
               </w:rPr>
-              <w:t xml:space="preserve">2.0%</w:t>
+              <w:t xml:space="preserve">1.8%</w:t>
             </w:r>
           </w:p>
         </w:tc>
@@ -3856,7 +3856,7 @@
           <w:sz w:val="21"/>
           <w:szCs w:val="21"/>
         </w:rPr>
-        <w:t xml:space="preserve">ホテルケヤキゲート東京府中は全体平均8.74点（10pt換算）、高評価率86.0%を記録しています。引き続き強みを活かしつつ、低評価レビューに示された課題への対応を継続することで、さらなる顧客満足度向上が期待できます。</w:t>
+        <w:t xml:space="preserve">ホテルケヤキゲート東京府中は全体平均8.78点（10pt換算）、高評価率86.5%を記録しています。引き続き強みを活かしつつ、低評価レビューに示された課題への対応を継続することで、さらなる顧客満足度向上が期待できます。</w:t>
       </w:r>
     </w:p>
     <w:p>

--- a/納品レポート/ホテル別レポート/keyakigate_口コミ分析改善レポート.docx
+++ b/納品レポート/ホテル別レポート/keyakigate_口コミ分析改善レポート.docx
@@ -53,7 +53,7 @@
           <w:sz w:val="24"/>
           <w:szCs w:val="24"/>
         </w:rPr>
-        <w:t xml:space="preserve">2024年1月〜2026年3月　|　総件数 104件　|　2026年3月29日</w:t>
+        <w:t xml:space="preserve">2024年1月〜2026年3月　|　総件数 106件　|　2026年3月29日</w:t>
       </w:r>
     </w:p>
     <w:p>
@@ -84,7 +84,7 @@
           <w:sz w:val="21"/>
           <w:szCs w:val="21"/>
         </w:rPr>
-        <w:t xml:space="preserve">2024年1月〜2026年3月に各OTAサイトに投稿された104件のレビューを分析しました。</w:t>
+        <w:t xml:space="preserve">2024年1月〜2026年3月に各OTAサイトに投稿された106件のレビューを分析しました。</w:t>
       </w:r>
     </w:p>
     <w:p>
@@ -142,7 +142,7 @@
                 <w:szCs w:val="20"/>
               </w:rPr>
               <w:t xml:space="preserve">全体平均
-8.78点</w:t>
+8.80点</w:t>
             </w:r>
           </w:p>
         </w:tc>
@@ -177,7 +177,7 @@
                 <w:szCs w:val="20"/>
               </w:rPr>
               <w:t xml:space="preserve">高評価率
-86.5%</w:t>
+86.8%</w:t>
             </w:r>
           </w:p>
         </w:tc>
@@ -247,7 +247,7 @@
                 <w:szCs w:val="20"/>
               </w:rPr>
               <w:t xml:space="preserve">レビュー総数
-104件</w:t>
+106件</w:t>
             </w:r>
           </w:p>
         </w:tc>
@@ -555,7 +555,7 @@
                 <w:sz w:val="20"/>
                 <w:szCs w:val="20"/>
               </w:rPr>
-              <w:t xml:space="preserve">6</w:t>
+              <w:t xml:space="preserve">7</w:t>
             </w:r>
           </w:p>
         </w:tc>
@@ -590,7 +590,7 @@
                 <w:sz w:val="20"/>
                 <w:szCs w:val="20"/>
               </w:rPr>
-              <w:t xml:space="preserve">9.83/10</w:t>
+              <w:t xml:space="preserve">9.86/10</w:t>
             </w:r>
           </w:p>
         </w:tc>
@@ -625,7 +625,7 @@
                 <w:sz w:val="20"/>
                 <w:szCs w:val="20"/>
               </w:rPr>
-              <w:t xml:space="preserve">9.83</w:t>
+              <w:t xml:space="preserve">9.86</w:t>
             </w:r>
           </w:p>
         </w:tc>
@@ -732,7 +732,7 @@
                 <w:sz w:val="20"/>
                 <w:szCs w:val="20"/>
               </w:rPr>
-              <w:t xml:space="preserve">39</w:t>
+              <w:t xml:space="preserve">40</w:t>
             </w:r>
           </w:p>
         </w:tc>
@@ -767,7 +767,7 @@
                 <w:sz w:val="20"/>
                 <w:szCs w:val="20"/>
               </w:rPr>
-              <w:t xml:space="preserve">4.49/5</w:t>
+              <w:t xml:space="preserve">4.50/5</w:t>
             </w:r>
           </w:p>
         </w:tc>
@@ -802,7 +802,7 @@
                 <w:sz w:val="20"/>
                 <w:szCs w:val="20"/>
               </w:rPr>
-              <w:t xml:space="preserve">8.97</w:t>
+              <w:t xml:space="preserve">9.00</w:t>
             </w:r>
           </w:p>
         </w:tc>
@@ -837,7 +837,7 @@
                 <w:sz w:val="20"/>
                 <w:szCs w:val="20"/>
               </w:rPr>
-              <w:t xml:space="preserve">良好</w:t>
+              <w:t xml:space="preserve">優秀</w:t>
             </w:r>
           </w:p>
         </w:tc>
@@ -1764,7 +1764,7 @@
                 <w:sz w:val="20"/>
                 <w:szCs w:val="20"/>
               </w:rPr>
-              <w:t xml:space="preserve">58</w:t>
+              <w:t xml:space="preserve">60</w:t>
             </w:r>
           </w:p>
         </w:tc>
@@ -1799,7 +1799,7 @@
                 <w:sz w:val="20"/>
                 <w:szCs w:val="20"/>
               </w:rPr>
-              <w:t xml:space="preserve">55.8%</w:t>
+              <w:t xml:space="preserve">56.6%</w:t>
             </w:r>
           </w:p>
         </w:tc>
@@ -1906,7 +1906,7 @@
                 <w:sz w:val="20"/>
                 <w:szCs w:val="20"/>
               </w:rPr>
-              <w:t xml:space="preserve">5.8%</w:t>
+              <w:t xml:space="preserve">5.7%</w:t>
             </w:r>
           </w:p>
         </w:tc>
@@ -2013,7 +2013,7 @@
                 <w:sz w:val="20"/>
                 <w:szCs w:val="20"/>
               </w:rPr>
-              <w:t xml:space="preserve">25.0%</w:t>
+              <w:t xml:space="preserve">24.5%</w:t>
             </w:r>
           </w:p>
         </w:tc>
@@ -2120,7 +2120,7 @@
                 <w:sz w:val="20"/>
                 <w:szCs w:val="20"/>
               </w:rPr>
-              <w:t xml:space="preserve">1.0%</w:t>
+              <w:t xml:space="preserve">0.9%</w:t>
             </w:r>
           </w:p>
         </w:tc>
@@ -2227,7 +2227,7 @@
                 <w:sz w:val="20"/>
                 <w:szCs w:val="20"/>
               </w:rPr>
-              <w:t xml:space="preserve">8.7%</w:t>
+              <w:t xml:space="preserve">8.5%</w:t>
             </w:r>
           </w:p>
         </w:tc>
@@ -2334,7 +2334,7 @@
                 <w:sz w:val="20"/>
                 <w:szCs w:val="20"/>
               </w:rPr>
-              <w:t xml:space="preserve">1.0%</w:t>
+              <w:t xml:space="preserve">0.9%</w:t>
             </w:r>
           </w:p>
         </w:tc>
@@ -2441,7 +2441,7 @@
                 <w:sz w:val="20"/>
                 <w:szCs w:val="20"/>
               </w:rPr>
-              <w:t xml:space="preserve">2.9%</w:t>
+              <w:t xml:space="preserve">2.8%</w:t>
             </w:r>
           </w:p>
         </w:tc>
@@ -2677,7 +2677,7 @@
                 <w:sz w:val="20"/>
                 <w:szCs w:val="20"/>
               </w:rPr>
-              <w:t xml:space="preserve">90</w:t>
+              <w:t xml:space="preserve">92</w:t>
             </w:r>
           </w:p>
         </w:tc>
@@ -2711,7 +2711,7 @@
                 <w:sz w:val="20"/>
                 <w:szCs w:val="20"/>
               </w:rPr>
-              <w:t xml:space="preserve">86.5%</w:t>
+              <w:t xml:space="preserve">86.8%</w:t>
             </w:r>
           </w:p>
         </w:tc>
@@ -2852,7 +2852,7 @@
                 <w:sz w:val="20"/>
                 <w:szCs w:val="20"/>
               </w:rPr>
-              <w:t xml:space="preserve">9.6%</w:t>
+              <w:t xml:space="preserve">9.4%</w:t>
             </w:r>
           </w:p>
         </w:tc>
@@ -3465,7 +3465,7 @@
                 <w:sz w:val="20"/>
                 <w:szCs w:val="20"/>
               </w:rPr>
-              <w:t xml:space="preserve">8.78点</w:t>
+              <w:t xml:space="preserve">8.80点</w:t>
             </w:r>
           </w:p>
         </w:tc>
@@ -3499,7 +3499,7 @@
                 <w:sz w:val="20"/>
                 <w:szCs w:val="20"/>
               </w:rPr>
-              <w:t xml:space="preserve">9.28点</w:t>
+              <w:t xml:space="preserve">9.30点</w:t>
             </w:r>
           </w:p>
         </w:tc>
@@ -3605,7 +3605,7 @@
                 <w:sz w:val="20"/>
                 <w:szCs w:val="20"/>
               </w:rPr>
-              <w:t xml:space="preserve">86.5%</w:t>
+              <w:t xml:space="preserve">86.8%</w:t>
             </w:r>
           </w:p>
         </w:tc>
@@ -3640,7 +3640,7 @@
                 <w:sz w:val="20"/>
                 <w:szCs w:val="20"/>
               </w:rPr>
-              <w:t xml:space="preserve">91.5%</w:t>
+              <w:t xml:space="preserve">91.8%</w:t>
             </w:r>
           </w:p>
         </w:tc>
@@ -3856,7 +3856,7 @@
           <w:sz w:val="21"/>
           <w:szCs w:val="21"/>
         </w:rPr>
-        <w:t xml:space="preserve">ホテルケヤキゲート東京府中は全体平均8.78点（10pt換算）、高評価率86.5%を記録しています。引き続き強みを活かしつつ、低評価レビューに示された課題への対応を継続することで、さらなる顧客満足度向上が期待できます。</w:t>
+        <w:t xml:space="preserve">ホテルケヤキゲート東京府中は全体平均8.80点（10pt換算）、高評価率86.8%を記録しています。引き続き強みを活かしつつ、低評価レビューに示された課題への対応を継続することで、さらなる顧客満足度向上が期待できます。</w:t>
       </w:r>
     </w:p>
     <w:p>

--- a/納品レポート/ホテル別レポート/keyakigate_口コミ分析改善レポート.docx
+++ b/納品レポート/ホテル別レポート/keyakigate_口コミ分析改善レポート.docx
@@ -53,7 +53,7 @@
           <w:sz w:val="24"/>
           <w:szCs w:val="24"/>
         </w:rPr>
-        <w:t xml:space="preserve">2024年1月〜2026年3月　|　総件数 106件　|　2026年3月29日</w:t>
+        <w:t xml:space="preserve">2024年1月〜2026年3月　|　総件数 108件　|　2026年3月29日</w:t>
       </w:r>
     </w:p>
     <w:p>
@@ -84,7 +84,7 @@
           <w:sz w:val="21"/>
           <w:szCs w:val="21"/>
         </w:rPr>
-        <w:t xml:space="preserve">2024年1月〜2026年3月に各OTAサイトに投稿された106件のレビューを分析しました。</w:t>
+        <w:t xml:space="preserve">2024年1月〜2026年3月に各OTAサイトに投稿された108件のレビューを分析しました。</w:t>
       </w:r>
     </w:p>
     <w:p>
@@ -142,7 +142,7 @@
                 <w:szCs w:val="20"/>
               </w:rPr>
               <w:t xml:space="preserve">全体平均
-8.80点</w:t>
+8.81点</w:t>
             </w:r>
           </w:p>
         </w:tc>
@@ -177,7 +177,7 @@
                 <w:szCs w:val="20"/>
               </w:rPr>
               <w:t xml:space="preserve">高評価率
-86.8%</w:t>
+87.0%</w:t>
             </w:r>
           </w:p>
         </w:tc>
@@ -212,7 +212,7 @@
                 <w:szCs w:val="20"/>
               </w:rPr>
               <w:t xml:space="preserve">低評価率
-3.8%</w:t>
+3.7%</w:t>
             </w:r>
           </w:p>
         </w:tc>
@@ -247,7 +247,7 @@
                 <w:szCs w:val="20"/>
               </w:rPr>
               <w:t xml:space="preserve">レビュー総数
-106件</w:t>
+108件</w:t>
             </w:r>
           </w:p>
         </w:tc>
@@ -732,7 +732,7 @@
                 <w:sz w:val="20"/>
                 <w:szCs w:val="20"/>
               </w:rPr>
-              <w:t xml:space="preserve">40</w:t>
+              <w:t xml:space="preserve">41</w:t>
             </w:r>
           </w:p>
         </w:tc>
@@ -767,7 +767,7 @@
                 <w:sz w:val="20"/>
                 <w:szCs w:val="20"/>
               </w:rPr>
-              <w:t xml:space="preserve">4.50/5</w:t>
+              <w:t xml:space="preserve">4.51/5</w:t>
             </w:r>
           </w:p>
         </w:tc>
@@ -802,7 +802,7 @@
                 <w:sz w:val="20"/>
                 <w:szCs w:val="20"/>
               </w:rPr>
-              <w:t xml:space="preserve">9.00</w:t>
+              <w:t xml:space="preserve">9.02</w:t>
             </w:r>
           </w:p>
         </w:tc>
@@ -1086,7 +1086,7 @@
                 <w:sz w:val="20"/>
                 <w:szCs w:val="20"/>
               </w:rPr>
-              <w:t xml:space="preserve">17</w:t>
+              <w:t xml:space="preserve">18</w:t>
             </w:r>
           </w:p>
         </w:tc>
@@ -1121,7 +1121,7 @@
                 <w:sz w:val="20"/>
                 <w:szCs w:val="20"/>
               </w:rPr>
-              <w:t xml:space="preserve">8.71/10</w:t>
+              <w:t xml:space="preserve">8.67/10</w:t>
             </w:r>
           </w:p>
         </w:tc>
@@ -1156,7 +1156,7 @@
                 <w:sz w:val="20"/>
                 <w:szCs w:val="20"/>
               </w:rPr>
-              <w:t xml:space="preserve">8.71</w:t>
+              <w:t xml:space="preserve">8.67</w:t>
             </w:r>
           </w:p>
         </w:tc>
@@ -1764,7 +1764,7 @@
                 <w:sz w:val="20"/>
                 <w:szCs w:val="20"/>
               </w:rPr>
-              <w:t xml:space="preserve">60</w:t>
+              <w:t xml:space="preserve">61</w:t>
             </w:r>
           </w:p>
         </w:tc>
@@ -1799,7 +1799,7 @@
                 <w:sz w:val="20"/>
                 <w:szCs w:val="20"/>
               </w:rPr>
-              <w:t xml:space="preserve">56.6%</w:t>
+              <w:t xml:space="preserve">56.5%</w:t>
             </w:r>
           </w:p>
         </w:tc>
@@ -1906,7 +1906,7 @@
                 <w:sz w:val="20"/>
                 <w:szCs w:val="20"/>
               </w:rPr>
-              <w:t xml:space="preserve">5.7%</w:t>
+              <w:t xml:space="preserve">5.6%</w:t>
             </w:r>
           </w:p>
         </w:tc>
@@ -1978,7 +1978,7 @@
                 <w:sz w:val="20"/>
                 <w:szCs w:val="20"/>
               </w:rPr>
-              <w:t xml:space="preserve">26</w:t>
+              <w:t xml:space="preserve">27</w:t>
             </w:r>
           </w:p>
         </w:tc>
@@ -2013,7 +2013,7 @@
                 <w:sz w:val="20"/>
                 <w:szCs w:val="20"/>
               </w:rPr>
-              <w:t xml:space="preserve">24.5%</w:t>
+              <w:t xml:space="preserve">25.0%</w:t>
             </w:r>
           </w:p>
         </w:tc>
@@ -2227,7 +2227,7 @@
                 <w:sz w:val="20"/>
                 <w:szCs w:val="20"/>
               </w:rPr>
-              <w:t xml:space="preserve">8.5%</w:t>
+              <w:t xml:space="preserve">8.3%</w:t>
             </w:r>
           </w:p>
         </w:tc>
@@ -2677,7 +2677,7 @@
                 <w:sz w:val="20"/>
                 <w:szCs w:val="20"/>
               </w:rPr>
-              <w:t xml:space="preserve">92</w:t>
+              <w:t xml:space="preserve">94</w:t>
             </w:r>
           </w:p>
         </w:tc>
@@ -2711,7 +2711,7 @@
                 <w:sz w:val="20"/>
                 <w:szCs w:val="20"/>
               </w:rPr>
-              <w:t xml:space="preserve">86.8%</w:t>
+              <w:t xml:space="preserve">87.0%</w:t>
             </w:r>
           </w:p>
         </w:tc>
@@ -2852,7 +2852,7 @@
                 <w:sz w:val="20"/>
                 <w:szCs w:val="20"/>
               </w:rPr>
-              <w:t xml:space="preserve">9.4%</w:t>
+              <w:t xml:space="preserve">9.3%</w:t>
             </w:r>
           </w:p>
         </w:tc>
@@ -2991,7 +2991,7 @@
                 <w:sz w:val="20"/>
                 <w:szCs w:val="20"/>
               </w:rPr>
-              <w:t xml:space="preserve">3.8%</w:t>
+              <w:t xml:space="preserve">3.7%</w:t>
             </w:r>
           </w:p>
         </w:tc>
@@ -3465,7 +3465,7 @@
                 <w:sz w:val="20"/>
                 <w:szCs w:val="20"/>
               </w:rPr>
-              <w:t xml:space="preserve">8.80点</w:t>
+              <w:t xml:space="preserve">8.81点</w:t>
             </w:r>
           </w:p>
         </w:tc>
@@ -3499,7 +3499,7 @@
                 <w:sz w:val="20"/>
                 <w:szCs w:val="20"/>
               </w:rPr>
-              <w:t xml:space="preserve">9.30点</w:t>
+              <w:t xml:space="preserve">9.31点</w:t>
             </w:r>
           </w:p>
         </w:tc>
@@ -3605,7 +3605,7 @@
                 <w:sz w:val="20"/>
                 <w:szCs w:val="20"/>
               </w:rPr>
-              <w:t xml:space="preserve">86.8%</w:t>
+              <w:t xml:space="preserve">87.0%</w:t>
             </w:r>
           </w:p>
         </w:tc>
@@ -3640,7 +3640,7 @@
                 <w:sz w:val="20"/>
                 <w:szCs w:val="20"/>
               </w:rPr>
-              <w:t xml:space="preserve">91.8%</w:t>
+              <w:t xml:space="preserve">92.0%</w:t>
             </w:r>
           </w:p>
         </w:tc>
@@ -3745,7 +3745,7 @@
                 <w:sz w:val="20"/>
                 <w:szCs w:val="20"/>
               </w:rPr>
-              <w:t xml:space="preserve">3.8%</w:t>
+              <w:t xml:space="preserve">3.7%</w:t>
             </w:r>
           </w:p>
         </w:tc>
@@ -3779,7 +3779,7 @@
                 <w:sz w:val="20"/>
                 <w:szCs w:val="20"/>
               </w:rPr>
-              <w:t xml:space="preserve">1.8%</w:t>
+              <w:t xml:space="preserve">1.7%</w:t>
             </w:r>
           </w:p>
         </w:tc>
@@ -3856,7 +3856,7 @@
           <w:sz w:val="21"/>
           <w:szCs w:val="21"/>
         </w:rPr>
-        <w:t xml:space="preserve">ホテルケヤキゲート東京府中は全体平均8.80点（10pt換算）、高評価率86.8%を記録しています。引き続き強みを活かしつつ、低評価レビューに示された課題への対応を継続することで、さらなる顧客満足度向上が期待できます。</w:t>
+        <w:t xml:space="preserve">ホテルケヤキゲート東京府中は全体平均8.81点（10pt換算）、高評価率87.0%を記録しています。引き続き強みを活かしつつ、低評価レビューに示された課題への対応を継続することで、さらなる顧客満足度向上が期待できます。</w:t>
       </w:r>
     </w:p>
     <w:p>

--- a/納品レポート/ホテル別レポート/keyakigate_口コミ分析改善レポート.docx
+++ b/納品レポート/ホテル別レポート/keyakigate_口コミ分析改善レポート.docx
@@ -53,7 +53,7 @@
           <w:sz w:val="24"/>
           <w:szCs w:val="24"/>
         </w:rPr>
-        <w:t xml:space="preserve">2024年1月〜2026年3月　|　総件数 108件　|　2026年3月29日</w:t>
+        <w:t xml:space="preserve">2024年1月〜2026年3月　|　総件数 59件　|　2026年3月29日</w:t>
       </w:r>
     </w:p>
     <w:p>
@@ -84,7 +84,7 @@
           <w:sz w:val="21"/>
           <w:szCs w:val="21"/>
         </w:rPr>
-        <w:t xml:space="preserve">2024年1月〜2026年3月に各OTAサイトに投稿された108件のレビューを分析しました。</w:t>
+        <w:t xml:space="preserve">2024年1月〜2026年3月に各OTAサイトに投稿された59件のレビューを分析しました。</w:t>
       </w:r>
     </w:p>
     <w:p>
@@ -142,7 +142,7 @@
                 <w:szCs w:val="20"/>
               </w:rPr>
               <w:t xml:space="preserve">全体平均
-8.81点</w:t>
+8.95点</w:t>
             </w:r>
           </w:p>
         </w:tc>
@@ -177,7 +177,7 @@
                 <w:szCs w:val="20"/>
               </w:rPr>
               <w:t xml:space="preserve">高評価率
-87.0%</w:t>
+88.1%</w:t>
             </w:r>
           </w:p>
         </w:tc>
@@ -212,7 +212,7 @@
                 <w:szCs w:val="20"/>
               </w:rPr>
               <w:t xml:space="preserve">低評価率
-3.7%</w:t>
+3.4%</w:t>
             </w:r>
           </w:p>
         </w:tc>
@@ -247,7 +247,7 @@
                 <w:szCs w:val="20"/>
               </w:rPr>
               <w:t xml:space="preserve">レビュー総数
-108件</w:t>
+59件</w:t>
             </w:r>
           </w:p>
         </w:tc>
@@ -555,7 +555,7 @@
                 <w:sz w:val="20"/>
                 <w:szCs w:val="20"/>
               </w:rPr>
-              <w:t xml:space="preserve">7</w:t>
+              <w:t xml:space="preserve">4</w:t>
             </w:r>
           </w:p>
         </w:tc>
@@ -590,7 +590,7 @@
                 <w:sz w:val="20"/>
                 <w:szCs w:val="20"/>
               </w:rPr>
-              <w:t xml:space="preserve">9.86/10</w:t>
+              <w:t xml:space="preserve">9.75/10</w:t>
             </w:r>
           </w:p>
         </w:tc>
@@ -625,7 +625,7 @@
                 <w:sz w:val="20"/>
                 <w:szCs w:val="20"/>
               </w:rPr>
-              <w:t xml:space="preserve">9.86</w:t>
+              <w:t xml:space="preserve">9.75</w:t>
             </w:r>
           </w:p>
         </w:tc>
@@ -697,7 +697,7 @@
                 <w:sz w:val="20"/>
                 <w:szCs w:val="20"/>
               </w:rPr>
-              <w:t xml:space="preserve">楽天トラベル</w:t>
+              <w:t xml:space="preserve">Agoda</w:t>
             </w:r>
           </w:p>
         </w:tc>
@@ -732,7 +732,7 @@
                 <w:sz w:val="20"/>
                 <w:szCs w:val="20"/>
               </w:rPr>
-              <w:t xml:space="preserve">41</w:t>
+              <w:t xml:space="preserve">4</w:t>
             </w:r>
           </w:p>
         </w:tc>
@@ -767,7 +767,7 @@
                 <w:sz w:val="20"/>
                 <w:szCs w:val="20"/>
               </w:rPr>
-              <w:t xml:space="preserve">4.51/5</w:t>
+              <w:t xml:space="preserve">9.50/10</w:t>
             </w:r>
           </w:p>
         </w:tc>
@@ -802,7 +802,7 @@
                 <w:sz w:val="20"/>
                 <w:szCs w:val="20"/>
               </w:rPr>
-              <w:t xml:space="preserve">9.02</w:t>
+              <w:t xml:space="preserve">9.50</w:t>
             </w:r>
           </w:p>
         </w:tc>
@@ -874,7 +874,7 @@
                 <w:sz w:val="20"/>
                 <w:szCs w:val="20"/>
               </w:rPr>
-              <w:t xml:space="preserve">Agoda</w:t>
+              <w:t xml:space="preserve">楽天トラベル</w:t>
             </w:r>
           </w:p>
         </w:tc>
@@ -909,7 +909,7 @@
                 <w:sz w:val="20"/>
                 <w:szCs w:val="20"/>
               </w:rPr>
-              <w:t xml:space="preserve">15</w:t>
+              <w:t xml:space="preserve">26</w:t>
             </w:r>
           </w:p>
         </w:tc>
@@ -944,7 +944,7 @@
                 <w:sz w:val="20"/>
                 <w:szCs w:val="20"/>
               </w:rPr>
-              <w:t xml:space="preserve">8.93/10</w:t>
+              <w:t xml:space="preserve">4.69/5</w:t>
             </w:r>
           </w:p>
         </w:tc>
@@ -979,7 +979,7 @@
                 <w:sz w:val="20"/>
                 <w:szCs w:val="20"/>
               </w:rPr>
-              <w:t xml:space="preserve">8.93</w:t>
+              <w:t xml:space="preserve">9.38</w:t>
             </w:r>
           </w:p>
         </w:tc>
@@ -1014,7 +1014,7 @@
                 <w:sz w:val="20"/>
                 <w:szCs w:val="20"/>
               </w:rPr>
-              <w:t xml:space="preserve">良好</w:t>
+              <w:t xml:space="preserve">優秀</w:t>
             </w:r>
           </w:p>
         </w:tc>
@@ -1086,7 +1086,7 @@
                 <w:sz w:val="20"/>
                 <w:szCs w:val="20"/>
               </w:rPr>
-              <w:t xml:space="preserve">18</w:t>
+              <w:t xml:space="preserve">11</w:t>
             </w:r>
           </w:p>
         </w:tc>
@@ -1121,7 +1121,7 @@
                 <w:sz w:val="20"/>
                 <w:szCs w:val="20"/>
               </w:rPr>
-              <w:t xml:space="preserve">8.67/10</w:t>
+              <w:t xml:space="preserve">9.00/10</w:t>
             </w:r>
           </w:p>
         </w:tc>
@@ -1156,7 +1156,7 @@
                 <w:sz w:val="20"/>
                 <w:szCs w:val="20"/>
               </w:rPr>
-              <w:t xml:space="preserve">8.67</w:t>
+              <w:t xml:space="preserve">9.00</w:t>
             </w:r>
           </w:p>
         </w:tc>
@@ -1191,7 +1191,7 @@
                 <w:sz w:val="20"/>
                 <w:szCs w:val="20"/>
               </w:rPr>
-              <w:t xml:space="preserve">良好</w:t>
+              <w:t xml:space="preserve">優秀</w:t>
             </w:r>
           </w:p>
         </w:tc>
@@ -1263,7 +1263,7 @@
                 <w:sz w:val="20"/>
                 <w:szCs w:val="20"/>
               </w:rPr>
-              <w:t xml:space="preserve">21</w:t>
+              <w:t xml:space="preserve">9</w:t>
             </w:r>
           </w:p>
         </w:tc>
@@ -1440,7 +1440,7 @@
                 <w:sz w:val="20"/>
                 <w:szCs w:val="20"/>
               </w:rPr>
-              <w:t xml:space="preserve">6</w:t>
+              <w:t xml:space="preserve">5</w:t>
             </w:r>
           </w:p>
         </w:tc>
@@ -1475,7 +1475,7 @@
                 <w:sz w:val="20"/>
                 <w:szCs w:val="20"/>
               </w:rPr>
-              <w:t xml:space="preserve">3.33/5</w:t>
+              <w:t xml:space="preserve">3.00/5</w:t>
             </w:r>
           </w:p>
         </w:tc>
@@ -1510,7 +1510,7 @@
                 <w:sz w:val="20"/>
                 <w:szCs w:val="20"/>
               </w:rPr>
-              <w:t xml:space="preserve">6.67</w:t>
+              <w:t xml:space="preserve">6.00</w:t>
             </w:r>
           </w:p>
         </w:tc>
@@ -1764,7 +1764,7 @@
                 <w:sz w:val="20"/>
                 <w:szCs w:val="20"/>
               </w:rPr>
-              <w:t xml:space="preserve">61</w:t>
+              <w:t xml:space="preserve">37</w:t>
             </w:r>
           </w:p>
         </w:tc>
@@ -1799,7 +1799,7 @@
                 <w:sz w:val="20"/>
                 <w:szCs w:val="20"/>
               </w:rPr>
-              <w:t xml:space="preserve">56.5%</w:t>
+              <w:t xml:space="preserve">62.7%</w:t>
             </w:r>
           </w:p>
         </w:tc>
@@ -1871,7 +1871,7 @@
                 <w:sz w:val="20"/>
                 <w:szCs w:val="20"/>
               </w:rPr>
-              <w:t xml:space="preserve">6</w:t>
+              <w:t xml:space="preserve">3</w:t>
             </w:r>
           </w:p>
         </w:tc>
@@ -1906,7 +1906,7 @@
                 <w:sz w:val="20"/>
                 <w:szCs w:val="20"/>
               </w:rPr>
-              <w:t xml:space="preserve">5.6%</w:t>
+              <w:t xml:space="preserve">5.1%</w:t>
             </w:r>
           </w:p>
         </w:tc>
@@ -1978,7 +1978,7 @@
                 <w:sz w:val="20"/>
                 <w:szCs w:val="20"/>
               </w:rPr>
-              <w:t xml:space="preserve">27</w:t>
+              <w:t xml:space="preserve">12</w:t>
             </w:r>
           </w:p>
         </w:tc>
@@ -2013,7 +2013,7 @@
                 <w:sz w:val="20"/>
                 <w:szCs w:val="20"/>
               </w:rPr>
-              <w:t xml:space="preserve">25.0%</w:t>
+              <w:t xml:space="preserve">20.3%</w:t>
             </w:r>
           </w:p>
         </w:tc>
@@ -2120,7 +2120,7 @@
                 <w:sz w:val="20"/>
                 <w:szCs w:val="20"/>
               </w:rPr>
-              <w:t xml:space="preserve">0.9%</w:t>
+              <w:t xml:space="preserve">1.7%</w:t>
             </w:r>
           </w:p>
         </w:tc>
@@ -2192,7 +2192,7 @@
                 <w:sz w:val="20"/>
                 <w:szCs w:val="20"/>
               </w:rPr>
-              <w:t xml:space="preserve">9</w:t>
+              <w:t xml:space="preserve">4</w:t>
             </w:r>
           </w:p>
         </w:tc>
@@ -2227,7 +2227,7 @@
                 <w:sz w:val="20"/>
                 <w:szCs w:val="20"/>
               </w:rPr>
-              <w:t xml:space="preserve">8.3%</w:t>
+              <w:t xml:space="preserve">6.8%</w:t>
             </w:r>
           </w:p>
         </w:tc>
@@ -2264,7 +2264,7 @@
                 <w:sz w:val="20"/>
                 <w:szCs w:val="20"/>
               </w:rPr>
-              <w:t xml:space="preserve">4点</w:t>
+              <w:t xml:space="preserve">2点</w:t>
             </w:r>
           </w:p>
         </w:tc>
@@ -2299,7 +2299,7 @@
                 <w:sz w:val="20"/>
                 <w:szCs w:val="20"/>
               </w:rPr>
-              <w:t xml:space="preserve">1</w:t>
+              <w:t xml:space="preserve">2</w:t>
             </w:r>
           </w:p>
         </w:tc>
@@ -2334,114 +2334,7 @@
                 <w:sz w:val="20"/>
                 <w:szCs w:val="20"/>
               </w:rPr>
-              <w:t xml:space="preserve">0.9%</w:t>
-            </w:r>
-          </w:p>
-        </w:tc>
-      </w:tr>
-      <w:tr>
-        <w:tc>
-          <w:tcPr>
-            <w:tcW w:type="dxa" w:w="2000"/>
-            <w:tcBorders>
-              <w:top w:val="single" w:color="CCCCCC" w:sz="1"/>
-              <w:left w:val="single" w:color="CCCCCC" w:sz="1"/>
-              <w:bottom w:val="single" w:color="CCCCCC" w:sz="1"/>
-              <w:right w:val="single" w:color="CCCCCC" w:sz="1"/>
-            </w:tcBorders>
-            <w:shd w:fill="FFFFFF" w:val="clear"/>
-            <w:tcMar>
-              <w:top w:type="dxa" w:w="80"/>
-              <w:left w:type="dxa" w:w="120"/>
-              <w:bottom w:type="dxa" w:w="80"/>
-              <w:right w:type="dxa" w:w="120"/>
-            </w:tcMar>
-            <w:vAlign w:val="center"/>
-          </w:tcPr>
-          <w:p>
-            <w:pPr>
-              <w:jc w:val="center"/>
-            </w:pPr>
-            <w:r>
-              <w:rPr>
-                <w:rFonts w:ascii="Arial" w:cs="Arial" w:eastAsia="Arial" w:hAnsi="Arial"/>
-                <w:b w:val="false"/>
-                <w:bCs w:val="false"/>
-                <w:color w:val="333333"/>
-                <w:sz w:val="20"/>
-                <w:szCs w:val="20"/>
-              </w:rPr>
-              <w:t xml:space="preserve">2点</w:t>
-            </w:r>
-          </w:p>
-        </w:tc>
-        <w:tc>
-          <w:tcPr>
-            <w:tcW w:type="dxa" w:w="2000"/>
-            <w:tcBorders>
-              <w:top w:val="single" w:color="CCCCCC" w:sz="1"/>
-              <w:left w:val="single" w:color="CCCCCC" w:sz="1"/>
-              <w:bottom w:val="single" w:color="CCCCCC" w:sz="1"/>
-              <w:right w:val="single" w:color="CCCCCC" w:sz="1"/>
-            </w:tcBorders>
-            <w:shd w:fill="FFFFFF" w:val="clear"/>
-            <w:tcMar>
-              <w:top w:type="dxa" w:w="80"/>
-              <w:left w:type="dxa" w:w="120"/>
-              <w:bottom w:type="dxa" w:w="80"/>
-              <w:right w:type="dxa" w:w="120"/>
-            </w:tcMar>
-            <w:vAlign w:val="center"/>
-          </w:tcPr>
-          <w:p>
-            <w:pPr>
-              <w:jc w:val="center"/>
-            </w:pPr>
-            <w:r>
-              <w:rPr>
-                <w:rFonts w:ascii="Arial" w:cs="Arial" w:eastAsia="Arial" w:hAnsi="Arial"/>
-                <w:b w:val="false"/>
-                <w:bCs w:val="false"/>
-                <w:color w:val="333333"/>
-                <w:sz w:val="20"/>
-                <w:szCs w:val="20"/>
-              </w:rPr>
-              <w:t xml:space="preserve">3</w:t>
-            </w:r>
-          </w:p>
-        </w:tc>
-        <w:tc>
-          <w:tcPr>
-            <w:tcW w:type="dxa" w:w="3026"/>
-            <w:tcBorders>
-              <w:top w:val="single" w:color="CCCCCC" w:sz="1"/>
-              <w:left w:val="single" w:color="CCCCCC" w:sz="1"/>
-              <w:bottom w:val="single" w:color="CCCCCC" w:sz="1"/>
-              <w:right w:val="single" w:color="CCCCCC" w:sz="1"/>
-            </w:tcBorders>
-            <w:shd w:fill="FFFFFF" w:val="clear"/>
-            <w:tcMar>
-              <w:top w:type="dxa" w:w="80"/>
-              <w:left w:type="dxa" w:w="120"/>
-              <w:bottom w:type="dxa" w:w="80"/>
-              <w:right w:type="dxa" w:w="120"/>
-            </w:tcMar>
-            <w:vAlign w:val="center"/>
-          </w:tcPr>
-          <w:p>
-            <w:pPr>
-              <w:jc w:val="center"/>
-            </w:pPr>
-            <w:r>
-              <w:rPr>
-                <w:rFonts w:ascii="Arial" w:cs="Arial" w:eastAsia="Arial" w:hAnsi="Arial"/>
-                <w:b w:val="false"/>
-                <w:bCs w:val="false"/>
-                <w:color w:val="333333"/>
-                <w:sz w:val="20"/>
-                <w:szCs w:val="20"/>
-              </w:rPr>
-              <w:t xml:space="preserve">2.8%</w:t>
+              <w:t xml:space="preserve">3.4%</w:t>
             </w:r>
           </w:p>
         </w:tc>
@@ -2677,7 +2570,7 @@
                 <w:sz w:val="20"/>
                 <w:szCs w:val="20"/>
               </w:rPr>
-              <w:t xml:space="preserve">94</w:t>
+              <w:t xml:space="preserve">52</w:t>
             </w:r>
           </w:p>
         </w:tc>
@@ -2711,7 +2604,7 @@
                 <w:sz w:val="20"/>
                 <w:szCs w:val="20"/>
               </w:rPr>
-              <w:t xml:space="preserve">87.0%</w:t>
+              <w:t xml:space="preserve">88.1%</w:t>
             </w:r>
           </w:p>
         </w:tc>
@@ -2817,7 +2710,7 @@
                 <w:sz w:val="20"/>
                 <w:szCs w:val="20"/>
               </w:rPr>
-              <w:t xml:space="preserve">10</w:t>
+              <w:t xml:space="preserve">5</w:t>
             </w:r>
           </w:p>
         </w:tc>
@@ -2852,7 +2745,7 @@
                 <w:sz w:val="20"/>
                 <w:szCs w:val="20"/>
               </w:rPr>
-              <w:t xml:space="preserve">9.3%</w:t>
+              <w:t xml:space="preserve">8.5%</w:t>
             </w:r>
           </w:p>
         </w:tc>
@@ -2957,7 +2850,7 @@
                 <w:sz w:val="20"/>
                 <w:szCs w:val="20"/>
               </w:rPr>
-              <w:t xml:space="preserve">4</w:t>
+              <w:t xml:space="preserve">2</w:t>
             </w:r>
           </w:p>
         </w:tc>
@@ -2991,7 +2884,7 @@
                 <w:sz w:val="20"/>
                 <w:szCs w:val="20"/>
               </w:rPr>
-              <w:t xml:space="preserve">3.7%</w:t>
+              <w:t xml:space="preserve">3.4%</w:t>
             </w:r>
           </w:p>
         </w:tc>
@@ -3465,7 +3358,7 @@
                 <w:sz w:val="20"/>
                 <w:szCs w:val="20"/>
               </w:rPr>
-              <w:t xml:space="preserve">8.81点</w:t>
+              <w:t xml:space="preserve">8.95点</w:t>
             </w:r>
           </w:p>
         </w:tc>
@@ -3499,7 +3392,7 @@
                 <w:sz w:val="20"/>
                 <w:szCs w:val="20"/>
               </w:rPr>
-              <w:t xml:space="preserve">9.31点</w:t>
+              <w:t xml:space="preserve">9.45点</w:t>
             </w:r>
           </w:p>
         </w:tc>
@@ -3605,7 +3498,7 @@
                 <w:sz w:val="20"/>
                 <w:szCs w:val="20"/>
               </w:rPr>
-              <w:t xml:space="preserve">87.0%</w:t>
+              <w:t xml:space="preserve">88.1%</w:t>
             </w:r>
           </w:p>
         </w:tc>
@@ -3640,7 +3533,7 @@
                 <w:sz w:val="20"/>
                 <w:szCs w:val="20"/>
               </w:rPr>
-              <w:t xml:space="preserve">92.0%</w:t>
+              <w:t xml:space="preserve">93.1%</w:t>
             </w:r>
           </w:p>
         </w:tc>
@@ -3745,7 +3638,7 @@
                 <w:sz w:val="20"/>
                 <w:szCs w:val="20"/>
               </w:rPr>
-              <w:t xml:space="preserve">3.7%</w:t>
+              <w:t xml:space="preserve">3.4%</w:t>
             </w:r>
           </w:p>
         </w:tc>
@@ -3779,7 +3672,7 @@
                 <w:sz w:val="20"/>
                 <w:szCs w:val="20"/>
               </w:rPr>
-              <w:t xml:space="preserve">1.7%</w:t>
+              <w:t xml:space="preserve">1.4%</w:t>
             </w:r>
           </w:p>
         </w:tc>
@@ -3856,7 +3749,7 @@
           <w:sz w:val="21"/>
           <w:szCs w:val="21"/>
         </w:rPr>
-        <w:t xml:space="preserve">ホテルケヤキゲート東京府中は全体平均8.81点（10pt換算）、高評価率87.0%を記録しています。引き続き強みを活かしつつ、低評価レビューに示された課題への対応を継続することで、さらなる顧客満足度向上が期待できます。</w:t>
+        <w:t xml:space="preserve">ホテルケヤキゲート東京府中は全体平均8.95点（10pt換算）、高評価率88.1%を記録しています。引き続き強みを活かしつつ、低評価レビューに示された課題への対応を継続することで、さらなる顧客満足度向上が期待できます。</w:t>
       </w:r>
     </w:p>
     <w:p>

--- a/納品レポート/ホテル別レポート/keyakigate_口コミ分析改善レポート.docx
+++ b/納品レポート/ホテル別レポート/keyakigate_口コミ分析改善レポート.docx
@@ -81,7 +81,7 @@
           <w:sz w:val="22"/>
           <w:szCs w:val="22"/>
         </w:rPr>
-        <w:t xml:space="preserve">分析対象期間：2026年2月〜3月</w:t>
+        <w:t xml:space="preserve">分析対象期間：2026年3月</w:t>
       </w:r>
     </w:p>
     <w:p>
@@ -96,7 +96,7 @@
           <w:sz w:val="22"/>
           <w:szCs w:val="22"/>
         </w:rPr>
-        <w:t xml:space="preserve">レビュー総数：108件（6サイト）</w:t>
+        <w:t xml:space="preserve">レビュー総数：59件（6サイト）</w:t>
       </w:r>
     </w:p>
     <w:p>
@@ -111,7 +111,7 @@
           <w:sz w:val="20"/>
           <w:szCs w:val="20"/>
         </w:rPr>
-        <w:t xml:space="preserve">対象サイト：Trip.com / 楽天トラベル / Agoda / Booking.com / じゃらん / Google</w:t>
+        <w:t xml:space="preserve">対象サイト：Trip.com / Agoda / 楽天トラベル / Booking.com / じゃらん / Google</w:t>
       </w:r>
     </w:p>
     <w:p>
@@ -131,7 +131,7 @@
           <w:sz w:val="20"/>
           <w:szCs w:val="20"/>
         </w:rPr>
-        <w:t xml:space="preserve">作成日：2026年4月2日</w:t>
+        <w:t xml:space="preserve">作成日：2026年4月5日</w:t>
       </w:r>
     </w:p>
     <w:p>
@@ -189,7 +189,7 @@
           <w:sz w:val="21"/>
           <w:szCs w:val="21"/>
         </w:rPr>
-        <w:t xml:space="preserve">2026年2月〜3月に各OTAサイト・口コミサイトに投稿された108件のレビューを包括的に分析しました。以下が主要な発見事項です。</w:t>
+        <w:t xml:space="preserve">2026年3月に各OTAサイト・口コミサイトに投稿された59件のレビューを包括的に分析しました。以下が主要な発見事項です。</w:t>
       </w:r>
     </w:p>
     <w:p>
@@ -261,7 +261,7 @@
                 <w:sz w:val="36"/>
                 <w:szCs w:val="36"/>
               </w:rPr>
-              <w:t xml:space="preserve">8.81</w:t>
+              <w:t xml:space="preserve">8.95</w:t>
             </w:r>
           </w:p>
         </w:tc>
@@ -310,7 +310,7 @@
                 <w:sz w:val="36"/>
                 <w:szCs w:val="36"/>
               </w:rPr>
-              <w:t xml:space="preserve">87.0%</w:t>
+              <w:t xml:space="preserve">88.1%</w:t>
             </w:r>
           </w:p>
         </w:tc>
@@ -359,7 +359,7 @@
                 <w:sz w:val="36"/>
                 <w:szCs w:val="36"/>
               </w:rPr>
-              <w:t xml:space="preserve">3.7%</w:t>
+              <w:t xml:space="preserve">3.4%</w:t>
             </w:r>
           </w:p>
         </w:tc>
@@ -408,7 +408,7 @@
                 <w:sz w:val="36"/>
                 <w:szCs w:val="36"/>
               </w:rPr>
-              <w:t xml:space="preserve">108件</w:t>
+              <w:t xml:space="preserve">59件</w:t>
             </w:r>
           </w:p>
         </w:tc>
@@ -448,7 +448,7 @@
           <w:sz w:val="21"/>
           <w:szCs w:val="21"/>
         </w:rPr>
-        <w:t xml:space="preserve">全体平均スコア8.81点（10点換算）は良好な水準であり、87.0%が高評価（8-10点）に分類されます。低評価（1-4点）は4件（3.7%）で、ゲスト満足度は良好です。Trip.com（9.86点）で特に高い評価を獲得しています。</w:t>
+        <w:t xml:space="preserve">全体平均スコア8.95点（10点換算）は良好な水準であり、88.1%が高評価（8-10点）に分類されます。低評価（1-4点）は2件（3.4%）で、ゲスト満足度は良好です。Trip.com（9.75点）で特に高い評価を獲得しています。</w:t>
       </w:r>
     </w:p>
     <w:p>
@@ -463,7 +463,7 @@
           <w:sz w:val="21"/>
           <w:szCs w:val="21"/>
         </w:rPr>
-        <w:t xml:space="preserve">一方で、Google（6.7点）では相対的に低いスコアとなっており、改善の余地があります。全体としては「立地・アクセス」と「清潔さ・清掃」がホテルの主な強みとして際立っています。</w:t>
+        <w:t xml:space="preserve">一方で、Google（6.0点）では相対的に低いスコアとなっており、改善の余地があります。全体としては「立地・アクセス」と「清潔さ・清掃」がホテルの主な強みとして際立っています。</w:t>
       </w:r>
     </w:p>
     <w:p>
@@ -542,7 +542,7 @@
                 <w:sz w:val="20"/>
                 <w:szCs w:val="20"/>
               </w:rPr>
-              <w:t xml:space="preserve">立地・アクセス（50件以上で言及）、清潔さ・清掃（20件以上で言及）、快適さ・設備（20件以上で言及）</w:t>
+              <w:t xml:space="preserve">立地・アクセス（20件以上で言及）、清潔さ・清掃（20件以上で言及）、快適さ・設備（20件以上で言及）</w:t>
             </w:r>
           </w:p>
           <w:p>
@@ -567,7 +567,7 @@
                 <w:sz w:val="20"/>
                 <w:szCs w:val="20"/>
               </w:rPr>
-              <w:t xml:space="preserve">朝食の改善要望（8件）、対応・サービスの不満（7件）、窓・採光（3件）、部屋の狭さ（2件）</w:t>
+              <w:t xml:space="preserve">朝食の改善要望（6件）、対応・サービスの不満（4件）、部屋の狭さ（1件）、臭い・匂い（1件）</w:t>
             </w:r>
           </w:p>
           <w:p>
@@ -987,7 +987,7 @@
                 <w:sz w:val="20"/>
                 <w:szCs w:val="20"/>
               </w:rPr>
-              <w:t xml:space="preserve">7</w:t>
+              <w:t xml:space="preserve">4</w:t>
             </w:r>
           </w:p>
         </w:tc>
@@ -1021,7 +1021,7 @@
                 <w:sz w:val="20"/>
                 <w:szCs w:val="20"/>
               </w:rPr>
-              <w:t xml:space="preserve">9.86</w:t>
+              <w:t xml:space="preserve">9.75</w:t>
             </w:r>
           </w:p>
         </w:tc>
@@ -1089,7 +1089,7 @@
                 <w:sz w:val="20"/>
                 <w:szCs w:val="20"/>
               </w:rPr>
-              <w:t xml:space="preserve">9.86</w:t>
+              <w:t xml:space="preserve">9.75</w:t>
             </w:r>
           </w:p>
         </w:tc>
@@ -1194,7 +1194,7 @@
                 <w:sz w:val="20"/>
                 <w:szCs w:val="20"/>
               </w:rPr>
-              <w:t xml:space="preserve">楽天トラベル</w:t>
+              <w:t xml:space="preserve">Agoda</w:t>
             </w:r>
           </w:p>
         </w:tc>
@@ -1229,7 +1229,7 @@
                 <w:sz w:val="20"/>
                 <w:szCs w:val="20"/>
               </w:rPr>
-              <w:t xml:space="preserve">41</w:t>
+              <w:t xml:space="preserve">4</w:t>
             </w:r>
           </w:p>
         </w:tc>
@@ -1264,7 +1264,7 @@
                 <w:sz w:val="20"/>
                 <w:szCs w:val="20"/>
               </w:rPr>
-              <w:t xml:space="preserve">4.51</w:t>
+              <w:t xml:space="preserve">9.5</w:t>
             </w:r>
           </w:p>
         </w:tc>
@@ -1299,7 +1299,7 @@
                 <w:sz w:val="20"/>
                 <w:szCs w:val="20"/>
               </w:rPr>
-              <w:t xml:space="preserve">/5 (×2)</w:t>
+              <w:t xml:space="preserve">/10</w:t>
             </w:r>
           </w:p>
         </w:tc>
@@ -1334,7 +1334,7 @@
                 <w:sz w:val="20"/>
                 <w:szCs w:val="20"/>
               </w:rPr>
-              <w:t xml:space="preserve">9.02</w:t>
+              <w:t xml:space="preserve">9.5</w:t>
             </w:r>
           </w:p>
         </w:tc>
@@ -1440,7 +1440,7 @@
                 <w:sz w:val="20"/>
                 <w:szCs w:val="20"/>
               </w:rPr>
-              <w:t xml:space="preserve">Agoda</w:t>
+              <w:t xml:space="preserve">楽天トラベル</w:t>
             </w:r>
           </w:p>
         </w:tc>
@@ -1474,7 +1474,7 @@
                 <w:sz w:val="20"/>
                 <w:szCs w:val="20"/>
               </w:rPr>
-              <w:t xml:space="preserve">15</w:t>
+              <w:t xml:space="preserve">26</w:t>
             </w:r>
           </w:p>
         </w:tc>
@@ -1508,7 +1508,7 @@
                 <w:sz w:val="20"/>
                 <w:szCs w:val="20"/>
               </w:rPr>
-              <w:t xml:space="preserve">8.93</w:t>
+              <w:t xml:space="preserve">4.69</w:t>
             </w:r>
           </w:p>
         </w:tc>
@@ -1542,7 +1542,7 @@
                 <w:sz w:val="20"/>
                 <w:szCs w:val="20"/>
               </w:rPr>
-              <w:t xml:space="preserve">/10</w:t>
+              <w:t xml:space="preserve">/5 (×2)</w:t>
             </w:r>
           </w:p>
         </w:tc>
@@ -1576,7 +1576,7 @@
                 <w:sz w:val="20"/>
                 <w:szCs w:val="20"/>
               </w:rPr>
-              <w:t xml:space="preserve">8.93</w:t>
+              <w:t xml:space="preserve">9.38</w:t>
             </w:r>
           </w:p>
         </w:tc>
@@ -1644,7 +1644,7 @@
                 <w:sz w:val="20"/>
                 <w:szCs w:val="20"/>
               </w:rPr>
-              <w:t xml:space="preserve">良好</w:t>
+              <w:t xml:space="preserve">優秀</w:t>
             </w:r>
           </w:p>
         </w:tc>
@@ -1716,7 +1716,7 @@
                 <w:sz w:val="20"/>
                 <w:szCs w:val="20"/>
               </w:rPr>
-              <w:t xml:space="preserve">18</w:t>
+              <w:t xml:space="preserve">11</w:t>
             </w:r>
           </w:p>
         </w:tc>
@@ -1751,7 +1751,7 @@
                 <w:sz w:val="20"/>
                 <w:szCs w:val="20"/>
               </w:rPr>
-              <w:t xml:space="preserve">8.67</w:t>
+              <w:t xml:space="preserve">9</w:t>
             </w:r>
           </w:p>
         </w:tc>
@@ -1821,7 +1821,7 @@
                 <w:sz w:val="20"/>
                 <w:szCs w:val="20"/>
               </w:rPr>
-              <w:t xml:space="preserve">8.67</w:t>
+              <w:t xml:space="preserve">9</w:t>
             </w:r>
           </w:p>
         </w:tc>
@@ -1891,7 +1891,7 @@
                 <w:sz w:val="20"/>
                 <w:szCs w:val="20"/>
               </w:rPr>
-              <w:t xml:space="preserve">良好</w:t>
+              <w:t xml:space="preserve">優秀</w:t>
             </w:r>
           </w:p>
         </w:tc>
@@ -1961,7 +1961,7 @@
                 <w:sz w:val="20"/>
                 <w:szCs w:val="20"/>
               </w:rPr>
-              <w:t xml:space="preserve">21</w:t>
+              <w:t xml:space="preserve">9</w:t>
             </w:r>
           </w:p>
         </w:tc>
@@ -2097,7 +2097,7 @@
                 <w:sz w:val="20"/>
                 <w:szCs w:val="20"/>
               </w:rPr>
-              <w:t xml:space="preserve">8</w:t>
+              <w:t xml:space="preserve">10</w:t>
             </w:r>
           </w:p>
         </w:tc>
@@ -2203,7 +2203,7 @@
                 <w:sz w:val="20"/>
                 <w:szCs w:val="20"/>
               </w:rPr>
-              <w:t xml:space="preserve">6</w:t>
+              <w:t xml:space="preserve">5</w:t>
             </w:r>
           </w:p>
         </w:tc>
@@ -2238,7 +2238,7 @@
                 <w:sz w:val="20"/>
                 <w:szCs w:val="20"/>
               </w:rPr>
-              <w:t xml:space="preserve">3.33</w:t>
+              <w:t xml:space="preserve">3</w:t>
             </w:r>
           </w:p>
         </w:tc>
@@ -2308,7 +2308,7 @@
                 <w:sz w:val="20"/>
                 <w:szCs w:val="20"/>
               </w:rPr>
-              <w:t xml:space="preserve">6.67</w:t>
+              <w:t xml:space="preserve">6</w:t>
             </w:r>
           </w:p>
         </w:tc>
@@ -2343,7 +2343,7 @@
                 <w:sz w:val="20"/>
                 <w:szCs w:val="20"/>
               </w:rPr>
-              <w:t xml:space="preserve">8</w:t>
+              <w:t xml:space="preserve">6</w:t>
             </w:r>
           </w:p>
         </w:tc>
@@ -2418,7 +2418,7 @@
           <w:sz w:val="21"/>
           <w:szCs w:val="21"/>
         </w:rPr>
-        <w:t xml:space="preserve">評価分布は10点（56.5%）に最も多く、8点以上の高評価が87.0%を占め、高い顧客満足度を示しています。低評価（1-4点）は計4件（3.7%）です。</w:t>
+        <w:t xml:space="preserve">評価分布は10点（62.7%）に最も多く、8点以上の高評価が88.1%を占め、高い顧客満足度を示しています。低評価（1-4点）は計2件（3.4%）です。</w:t>
       </w:r>
     </w:p>
     <w:p>
@@ -2653,7 +2653,7 @@
                 <w:sz w:val="20"/>
                 <w:szCs w:val="20"/>
               </w:rPr>
-              <w:t xml:space="preserve">61</w:t>
+              <w:t xml:space="preserve">37</w:t>
             </w:r>
           </w:p>
         </w:tc>
@@ -2688,7 +2688,7 @@
                 <w:sz w:val="20"/>
                 <w:szCs w:val="20"/>
               </w:rPr>
-              <w:t xml:space="preserve">56.5%</w:t>
+              <w:t xml:space="preserve">62.7%</w:t>
             </w:r>
           </w:p>
         </w:tc>
@@ -2726,7 +2726,7 @@
                 <w:sz w:val="18"/>
                 <w:szCs w:val="18"/>
               </w:rPr>
-              <w:t xml:space="preserve"> 61件</w:t>
+              <w:t xml:space="preserve"> 37件</w:t>
             </w:r>
           </w:p>
         </w:tc>
@@ -2798,7 +2798,7 @@
                 <w:sz w:val="20"/>
                 <w:szCs w:val="20"/>
               </w:rPr>
-              <w:t xml:space="preserve">6</w:t>
+              <w:t xml:space="preserve">3</w:t>
             </w:r>
           </w:p>
         </w:tc>
@@ -2833,7 +2833,7 @@
                 <w:sz w:val="20"/>
                 <w:szCs w:val="20"/>
               </w:rPr>
-              <w:t xml:space="preserve">5.6%</w:t>
+              <w:t xml:space="preserve">5.1%</w:t>
             </w:r>
           </w:p>
         </w:tc>
@@ -2870,7 +2870,7 @@
                 <w:sz w:val="18"/>
                 <w:szCs w:val="18"/>
               </w:rPr>
-              <w:t xml:space="preserve"> 6件</w:t>
+              <w:t xml:space="preserve"> 3件</w:t>
             </w:r>
           </w:p>
         </w:tc>
@@ -2942,7 +2942,7 @@
                 <w:sz w:val="20"/>
                 <w:szCs w:val="20"/>
               </w:rPr>
-              <w:t xml:space="preserve">27</w:t>
+              <w:t xml:space="preserve">12</w:t>
             </w:r>
           </w:p>
         </w:tc>
@@ -2977,7 +2977,7 @@
                 <w:sz w:val="20"/>
                 <w:szCs w:val="20"/>
               </w:rPr>
-              <w:t xml:space="preserve">25.0%</w:t>
+              <w:t xml:space="preserve">20.3%</w:t>
             </w:r>
           </w:p>
         </w:tc>
@@ -3006,7 +3006,7 @@
                 <w:sz w:val="20"/>
                 <w:szCs w:val="20"/>
               </w:rPr>
-              <w:t xml:space="preserve">█████████</w:t>
+              <w:t xml:space="preserve">██████</w:t>
             </w:r>
             <w:r>
               <w:rPr>
@@ -3015,7 +3015,7 @@
                 <w:sz w:val="18"/>
                 <w:szCs w:val="18"/>
               </w:rPr>
-              <w:t xml:space="preserve"> 27件</w:t>
+              <w:t xml:space="preserve"> 12件</w:t>
             </w:r>
           </w:p>
         </w:tc>
@@ -3122,7 +3122,7 @@
                 <w:sz w:val="20"/>
                 <w:szCs w:val="20"/>
               </w:rPr>
-              <w:t xml:space="preserve">0.9%</w:t>
+              <w:t xml:space="preserve">1.7%</w:t>
             </w:r>
           </w:p>
         </w:tc>
@@ -3231,7 +3231,7 @@
                 <w:sz w:val="20"/>
                 <w:szCs w:val="20"/>
               </w:rPr>
-              <w:t xml:space="preserve">9</w:t>
+              <w:t xml:space="preserve">4</w:t>
             </w:r>
           </w:p>
         </w:tc>
@@ -3266,7 +3266,7 @@
                 <w:sz w:val="20"/>
                 <w:szCs w:val="20"/>
               </w:rPr>
-              <w:t xml:space="preserve">8.3%</w:t>
+              <w:t xml:space="preserve">6.8%</w:t>
             </w:r>
           </w:p>
         </w:tc>
@@ -3295,7 +3295,7 @@
                 <w:sz w:val="20"/>
                 <w:szCs w:val="20"/>
               </w:rPr>
-              <w:t xml:space="preserve">███</w:t>
+              <w:t xml:space="preserve">██</w:t>
             </w:r>
             <w:r>
               <w:rPr>
@@ -3304,7 +3304,7 @@
                 <w:sz w:val="18"/>
                 <w:szCs w:val="18"/>
               </w:rPr>
-              <w:t xml:space="preserve"> 9件</w:t>
+              <w:t xml:space="preserve"> 4件</w:t>
             </w:r>
           </w:p>
         </w:tc>
@@ -3341,7 +3341,7 @@
                 <w:sz w:val="20"/>
                 <w:szCs w:val="20"/>
               </w:rPr>
-              <w:t xml:space="preserve">4</w:t>
+              <w:t xml:space="preserve">2</w:t>
             </w:r>
           </w:p>
         </w:tc>
@@ -3376,7 +3376,7 @@
                 <w:sz w:val="20"/>
                 <w:szCs w:val="20"/>
               </w:rPr>
-              <w:t xml:space="preserve">1</w:t>
+              <w:t xml:space="preserve">2</w:t>
             </w:r>
           </w:p>
         </w:tc>
@@ -3411,7 +3411,7 @@
                 <w:sz w:val="20"/>
                 <w:szCs w:val="20"/>
               </w:rPr>
-              <w:t xml:space="preserve">0.9%</w:t>
+              <w:t xml:space="preserve">3.4%</w:t>
             </w:r>
           </w:p>
         </w:tc>
@@ -3449,152 +3449,7 @@
                 <w:sz w:val="18"/>
                 <w:szCs w:val="18"/>
               </w:rPr>
-              <w:t xml:space="preserve"> 1件</w:t>
-            </w:r>
-          </w:p>
-        </w:tc>
-      </w:tr>
-      <w:tr>
-        <w:tc>
-          <w:tcPr>
-            <w:tcW w:type="dxa" w:w="1200"/>
-            <w:tcBorders>
-              <w:top w:val="single" w:color="CCCCCC" w:sz="1"/>
-              <w:left w:val="single" w:color="CCCCCC" w:sz="1"/>
-              <w:bottom w:val="single" w:color="CCCCCC" w:sz="1"/>
-              <w:right w:val="single" w:color="CCCCCC" w:sz="1"/>
-            </w:tcBorders>
-            <w:shd w:fill="F2F2F2" w:val="clear"/>
-            <w:tcMar>
-              <w:top w:type="dxa" w:w="80"/>
-              <w:left w:type="dxa" w:w="120"/>
-              <w:bottom w:type="dxa" w:w="80"/>
-              <w:right w:type="dxa" w:w="120"/>
-            </w:tcMar>
-            <w:vAlign w:val="center"/>
-          </w:tcPr>
-          <w:p>
-            <w:pPr>
-              <w:jc w:val="center"/>
-            </w:pPr>
-            <w:r>
-              <w:rPr>
-                <w:rFonts w:ascii="Arial" w:cs="Arial" w:eastAsia="Arial" w:hAnsi="Arial"/>
-                <w:b/>
-                <w:bCs/>
-                <w:color w:val="333333"/>
-                <w:sz w:val="20"/>
-                <w:szCs w:val="20"/>
-              </w:rPr>
-              <w:t xml:space="preserve">2</w:t>
-            </w:r>
-          </w:p>
-        </w:tc>
-        <w:tc>
-          <w:tcPr>
-            <w:tcW w:type="dxa" w:w="1200"/>
-            <w:tcBorders>
-              <w:top w:val="single" w:color="CCCCCC" w:sz="1"/>
-              <w:left w:val="single" w:color="CCCCCC" w:sz="1"/>
-              <w:bottom w:val="single" w:color="CCCCCC" w:sz="1"/>
-              <w:right w:val="single" w:color="CCCCCC" w:sz="1"/>
-            </w:tcBorders>
-            <w:shd w:fill="F2F2F2" w:val="clear"/>
-            <w:tcMar>
-              <w:top w:type="dxa" w:w="80"/>
-              <w:left w:type="dxa" w:w="120"/>
-              <w:bottom w:type="dxa" w:w="80"/>
-              <w:right w:type="dxa" w:w="120"/>
-            </w:tcMar>
-            <w:vAlign w:val="center"/>
-          </w:tcPr>
-          <w:p>
-            <w:pPr>
-              <w:jc w:val="center"/>
-            </w:pPr>
-            <w:r>
-              <w:rPr>
-                <w:rFonts w:ascii="Arial" w:cs="Arial" w:eastAsia="Arial" w:hAnsi="Arial"/>
-                <w:b w:val="false"/>
-                <w:bCs w:val="false"/>
-                <w:color w:val="333333"/>
-                <w:sz w:val="20"/>
-                <w:szCs w:val="20"/>
-              </w:rPr>
-              <w:t xml:space="preserve">3</w:t>
-            </w:r>
-          </w:p>
-        </w:tc>
-        <w:tc>
-          <w:tcPr>
-            <w:tcW w:type="dxa" w:w="1500"/>
-            <w:tcBorders>
-              <w:top w:val="single" w:color="CCCCCC" w:sz="1"/>
-              <w:left w:val="single" w:color="CCCCCC" w:sz="1"/>
-              <w:bottom w:val="single" w:color="CCCCCC" w:sz="1"/>
-              <w:right w:val="single" w:color="CCCCCC" w:sz="1"/>
-            </w:tcBorders>
-            <w:shd w:fill="F2F2F2" w:val="clear"/>
-            <w:tcMar>
-              <w:top w:type="dxa" w:w="80"/>
-              <w:left w:type="dxa" w:w="120"/>
-              <w:bottom w:type="dxa" w:w="80"/>
-              <w:right w:type="dxa" w:w="120"/>
-            </w:tcMar>
-            <w:vAlign w:val="center"/>
-          </w:tcPr>
-          <w:p>
-            <w:pPr>
-              <w:jc w:val="center"/>
-            </w:pPr>
-            <w:r>
-              <w:rPr>
-                <w:rFonts w:ascii="Arial" w:cs="Arial" w:eastAsia="Arial" w:hAnsi="Arial"/>
-                <w:b w:val="false"/>
-                <w:bCs w:val="false"/>
-                <w:color w:val="333333"/>
-                <w:sz w:val="20"/>
-                <w:szCs w:val="20"/>
-              </w:rPr>
-              <w:t xml:space="preserve">2.8%</w:t>
-            </w:r>
-          </w:p>
-        </w:tc>
-        <w:tc>
-          <w:tcPr>
-            <w:tcW w:type="dxa" w:w="5126"/>
-            <w:tcBorders>
-              <w:top w:val="single" w:color="CCCCCC" w:sz="1"/>
-              <w:left w:val="single" w:color="CCCCCC" w:sz="1"/>
-              <w:bottom w:val="single" w:color="CCCCCC" w:sz="1"/>
-              <w:right w:val="single" w:color="CCCCCC" w:sz="1"/>
-            </w:tcBorders>
-            <w:shd w:fill="F2F2F2" w:val="clear"/>
-            <w:tcMar>
-              <w:top w:type="dxa" w:w="80"/>
-              <w:left w:type="dxa" w:w="120"/>
-              <w:bottom w:type="dxa" w:w="80"/>
-              <w:right w:type="dxa" w:w="120"/>
-            </w:tcMar>
-          </w:tcPr>
-          <w:p>
-            <w:r>
-              <w:rPr>
-                <w:rFonts w:ascii="Arial" w:cs="Arial" w:eastAsia="Arial" w:hAnsi="Arial"/>
-                <w:color w:val="C0392B"/>
-                <w:sz w:val="20"/>
-                <w:szCs w:val="20"/>
-              </w:rPr>
-              <w:t xml:space="preserve">█</w:t>
-            </w:r>
-            <w:r>
-              <w:rPr>
-                <w:rFonts w:ascii="Arial" w:cs="Arial" w:eastAsia="Arial" w:hAnsi="Arial"/>
-                <w:color w:val="666666"/>
-                <w:sz w:val="18"/>
-                <w:szCs w:val="18"/>
-              </w:rPr>
-              <w:t xml:space="preserve"> 3件</w:t>
+              <w:t xml:space="preserve"> 2件</w:t>
             </w:r>
           </w:p>
         </w:tc>
@@ -3670,7 +3525,7 @@
                 <w:sz w:val="24"/>
                 <w:szCs w:val="24"/>
               </w:rPr>
-              <w:t xml:space="preserve">94件（87.0%）</w:t>
+              <w:t xml:space="preserve">52件（88.1%）</w:t>
             </w:r>
           </w:p>
         </w:tc>
@@ -3721,7 +3576,7 @@
                 <w:sz w:val="24"/>
                 <w:szCs w:val="24"/>
               </w:rPr>
-              <w:t xml:space="preserve">10件（9.3%）</w:t>
+              <w:t xml:space="preserve">5件（8.5%）</w:t>
             </w:r>
           </w:p>
         </w:tc>
@@ -3772,7 +3627,7 @@
                 <w:sz w:val="24"/>
                 <w:szCs w:val="24"/>
               </w:rPr>
-              <w:t xml:space="preserve">4件（3.7%）</w:t>
+              <w:t xml:space="preserve">2件（3.4%）</w:t>
             </w:r>
           </w:p>
         </w:tc>
@@ -4011,7 +3866,7 @@
                 <w:sz w:val="20"/>
                 <w:szCs w:val="20"/>
               </w:rPr>
-              <w:t xml:space="preserve">50件以上</w:t>
+              <w:t xml:space="preserve">20件以上</w:t>
             </w:r>
           </w:p>
         </w:tc>
@@ -4327,7 +4182,7 @@
                 <w:sz w:val="20"/>
                 <w:szCs w:val="20"/>
               </w:rPr>
-              <w:t xml:space="preserve">20件以上</w:t>
+              <w:t xml:space="preserve">10件以上</w:t>
             </w:r>
           </w:p>
         </w:tc>
@@ -4433,7 +4288,7 @@
                 <w:sz w:val="20"/>
                 <w:szCs w:val="20"/>
               </w:rPr>
-              <w:t xml:space="preserve">20件以上</w:t>
+              <w:t xml:space="preserve">10件以上</w:t>
             </w:r>
           </w:p>
         </w:tc>
@@ -4504,7 +4359,7 @@
                 <w:sz w:val="20"/>
                 <w:szCs w:val="20"/>
               </w:rPr>
-              <w:t xml:space="preserve">コンビニ・周辺施設</w:t>
+              <w:t xml:space="preserve">部屋の広さ</w:t>
             </w:r>
           </w:p>
         </w:tc>
@@ -4538,7 +4393,7 @@
                 <w:sz w:val="20"/>
                 <w:szCs w:val="20"/>
               </w:rPr>
-              <w:t xml:space="preserve">10件以上</w:t>
+              <w:t xml:space="preserve">4件</w:t>
             </w:r>
           </w:p>
         </w:tc>
@@ -4572,7 +4427,7 @@
                 <w:sz w:val="20"/>
                 <w:szCs w:val="20"/>
               </w:rPr>
-              <w:t xml:space="preserve">「駅まで傘無しで1分、京王スーパーも駅直結です」「事前に買い物に行き、1Fから入ろうと思いましたが、出入り口が分かりにくく（駐輪場の奥に出入り口があるとも分からず）...」</w:t>
+              <w:t xml:space="preserve">「通常のビジネスホテルよりも広いのは当たり前だが、お風呂もそれなりに広く疲れが取れる入浴剤のサービスもあり良かった」「部屋は綺麗で、日本にしてはスペースがあった」</w:t>
             </w:r>
           </w:p>
         </w:tc>
@@ -5045,7 +4900,7 @@
                 <w:sz w:val="20"/>
                 <w:szCs w:val="20"/>
               </w:rPr>
-              <w:t xml:space="preserve">重大・8件</w:t>
+              <w:t xml:space="preserve">重大・6件</w:t>
             </w:r>
           </w:p>
         </w:tc>
@@ -5184,7 +5039,7 @@
                 <w:sz w:val="20"/>
                 <w:szCs w:val="20"/>
               </w:rPr>
-              <w:t xml:space="preserve">重大・7件</w:t>
+              <w:t xml:space="preserve">中度・4件</w:t>
             </w:r>
           </w:p>
         </w:tc>
@@ -5255,7 +5110,7 @@
                 <w:sz w:val="20"/>
                 <w:szCs w:val="20"/>
               </w:rPr>
-              <w:t xml:space="preserve">窓・採光</w:t>
+              <w:t xml:space="preserve">部屋の狭さ</w:t>
             </w:r>
           </w:p>
         </w:tc>
@@ -5289,7 +5144,7 @@
                 <w:sz w:val="20"/>
                 <w:szCs w:val="20"/>
               </w:rPr>
-              <w:t xml:space="preserve">入室して、すりガラスの窓を見た時のガッカリ感と言ったらなかった</w:t>
+              <w:t xml:space="preserve">ベッドが小さい</w:t>
             </w:r>
           </w:p>
         </w:tc>
@@ -5323,7 +5178,7 @@
                 <w:sz w:val="20"/>
                 <w:szCs w:val="20"/>
               </w:rPr>
-              <w:t xml:space="preserve">中度・3件</w:t>
+              <w:t xml:space="preserve">軽度・1件</w:t>
             </w:r>
           </w:p>
         </w:tc>
@@ -5394,7 +5249,7 @@
                 <w:sz w:val="20"/>
                 <w:szCs w:val="20"/>
               </w:rPr>
-              <w:t xml:space="preserve">部屋の狭さ</w:t>
+              <w:t xml:space="preserve">臭い・匂い</w:t>
             </w:r>
           </w:p>
         </w:tc>
@@ -5428,7 +5283,7 @@
                 <w:sz w:val="20"/>
                 <w:szCs w:val="20"/>
               </w:rPr>
-              <w:t xml:space="preserve">ベッドが小さい</w:t>
+              <w:t xml:space="preserve">ただ１つ難を言わせていただくなら、部屋着の匂いがキツく残念でした｡ また、機会がありましたらお世話になりたいと思います</w:t>
             </w:r>
           </w:p>
         </w:tc>
@@ -5462,285 +5317,7 @@
                 <w:sz w:val="20"/>
                 <w:szCs w:val="20"/>
               </w:rPr>
-              <w:t xml:space="preserve">軽度・2件</w:t>
-            </w:r>
-          </w:p>
-        </w:tc>
-      </w:tr>
-      <w:tr>
-        <w:tc>
-          <w:tcPr>
-            <w:tcW w:type="dxa" w:w="800"/>
-            <w:tcBorders>
-              <w:top w:val="single" w:color="CCCCCC" w:sz="1"/>
-              <w:left w:val="single" w:color="CCCCCC" w:sz="1"/>
-              <w:bottom w:val="single" w:color="CCCCCC" w:sz="1"/>
-              <w:right w:val="single" w:color="CCCCCC" w:sz="1"/>
-            </w:tcBorders>
-            <w:shd w:fill="F2F2F2" w:val="clear"/>
-            <w:tcMar>
-              <w:top w:type="dxa" w:w="80"/>
-              <w:left w:type="dxa" w:w="120"/>
-              <w:bottom w:type="dxa" w:w="80"/>
-              <w:right w:type="dxa" w:w="120"/>
-            </w:tcMar>
-            <w:vAlign w:val="center"/>
-          </w:tcPr>
-          <w:p>
-            <w:pPr>
-              <w:jc w:val="center"/>
-            </w:pPr>
-            <w:r>
-              <w:rPr>
-                <w:rFonts w:ascii="Arial" w:cs="Arial" w:eastAsia="Arial" w:hAnsi="Arial"/>
-                <w:b/>
-                <w:bCs/>
-                <w:color w:val="2E75B6"/>
-                <w:sz w:val="22"/>
-                <w:szCs w:val="22"/>
-              </w:rPr>
-              <w:t xml:space="preserve">B</w:t>
-            </w:r>
-          </w:p>
-        </w:tc>
-        <w:tc>
-          <w:tcPr>
-            <w:tcW w:type="dxa" w:w="2200"/>
-            <w:tcBorders>
-              <w:top w:val="single" w:color="CCCCCC" w:sz="1"/>
-              <w:left w:val="single" w:color="CCCCCC" w:sz="1"/>
-              <w:bottom w:val="single" w:color="CCCCCC" w:sz="1"/>
-              <w:right w:val="single" w:color="CCCCCC" w:sz="1"/>
-            </w:tcBorders>
-            <w:tcMar>
-              <w:top w:type="dxa" w:w="80"/>
-              <w:left w:type="dxa" w:w="120"/>
-              <w:bottom w:type="dxa" w:w="80"/>
-              <w:right w:type="dxa" w:w="120"/>
-            </w:tcMar>
-            <w:vAlign w:val="center"/>
-          </w:tcPr>
-          <w:p>
-            <w:pPr>
-              <w:jc w:val="left"/>
-            </w:pPr>
-            <w:r>
-              <w:rPr>
-                <w:rFonts w:ascii="Arial" w:cs="Arial" w:eastAsia="Arial" w:hAnsi="Arial"/>
-                <w:b/>
-                <w:bCs/>
-                <w:color w:val="333333"/>
-                <w:sz w:val="20"/>
-                <w:szCs w:val="20"/>
-              </w:rPr>
-              <w:t xml:space="preserve">浴室・水回り</w:t>
-            </w:r>
-          </w:p>
-        </w:tc>
-        <w:tc>
-          <w:tcPr>
-            <w:tcW w:type="dxa" w:w="4360"/>
-            <w:tcBorders>
-              <w:top w:val="single" w:color="CCCCCC" w:sz="1"/>
-              <w:left w:val="single" w:color="CCCCCC" w:sz="1"/>
-              <w:bottom w:val="single" w:color="CCCCCC" w:sz="1"/>
-              <w:right w:val="single" w:color="CCCCCC" w:sz="1"/>
-            </w:tcBorders>
-            <w:tcMar>
-              <w:top w:type="dxa" w:w="80"/>
-              <w:left w:type="dxa" w:w="120"/>
-              <w:bottom w:type="dxa" w:w="80"/>
-              <w:right w:type="dxa" w:w="120"/>
-            </w:tcMar>
-            <w:vAlign w:val="center"/>
-          </w:tcPr>
-          <w:p>
-            <w:pPr>
-              <w:jc w:val="left"/>
-            </w:pPr>
-            <w:r>
-              <w:rPr>
-                <w:rFonts w:ascii="Arial" w:cs="Arial" w:eastAsia="Arial" w:hAnsi="Arial"/>
-                <w:b w:val="false"/>
-                <w:bCs w:val="false"/>
-                <w:color w:val="333333"/>
-                <w:sz w:val="20"/>
-                <w:szCs w:val="20"/>
-              </w:rPr>
-              <w:t xml:space="preserve">ビジネスに利用するには少々高めではありますが、風呂とトイレは広く取られており、窮屈感がありません</w:t>
-            </w:r>
-          </w:p>
-        </w:tc>
-        <w:tc>
-          <w:tcPr>
-            <w:tcW w:type="dxa" w:w="2000"/>
-            <w:tcBorders>
-              <w:top w:val="single" w:color="CCCCCC" w:sz="1"/>
-              <w:left w:val="single" w:color="CCCCCC" w:sz="1"/>
-              <w:bottom w:val="single" w:color="CCCCCC" w:sz="1"/>
-              <w:right w:val="single" w:color="CCCCCC" w:sz="1"/>
-            </w:tcBorders>
-            <w:tcMar>
-              <w:top w:type="dxa" w:w="80"/>
-              <w:left w:type="dxa" w:w="120"/>
-              <w:bottom w:type="dxa" w:w="80"/>
-              <w:right w:type="dxa" w:w="120"/>
-            </w:tcMar>
-            <w:vAlign w:val="center"/>
-          </w:tcPr>
-          <w:p>
-            <w:pPr>
-              <w:jc w:val="center"/>
-            </w:pPr>
-            <w:r>
-              <w:rPr>
-                <w:rFonts w:ascii="Arial" w:cs="Arial" w:eastAsia="Arial" w:hAnsi="Arial"/>
-                <w:b w:val="false"/>
-                <w:bCs w:val="false"/>
-                <w:color w:val="333333"/>
-                <w:sz w:val="20"/>
-                <w:szCs w:val="20"/>
-              </w:rPr>
-              <w:t xml:space="preserve">軽度・2件</w:t>
-            </w:r>
-          </w:p>
-        </w:tc>
-      </w:tr>
-      <w:tr>
-        <w:tc>
-          <w:tcPr>
-            <w:tcW w:type="dxa" w:w="800"/>
-            <w:tcBorders>
-              <w:top w:val="single" w:color="CCCCCC" w:sz="1"/>
-              <w:left w:val="single" w:color="CCCCCC" w:sz="1"/>
-              <w:bottom w:val="single" w:color="CCCCCC" w:sz="1"/>
-              <w:right w:val="single" w:color="CCCCCC" w:sz="1"/>
-            </w:tcBorders>
-            <w:shd w:fill="F2F2F2" w:val="clear"/>
-            <w:tcMar>
-              <w:top w:type="dxa" w:w="80"/>
-              <w:left w:type="dxa" w:w="120"/>
-              <w:bottom w:type="dxa" w:w="80"/>
-              <w:right w:type="dxa" w:w="120"/>
-            </w:tcMar>
-            <w:vAlign w:val="center"/>
-          </w:tcPr>
-          <w:p>
-            <w:pPr>
-              <w:jc w:val="center"/>
-            </w:pPr>
-            <w:r>
-              <w:rPr>
-                <w:rFonts w:ascii="Arial" w:cs="Arial" w:eastAsia="Arial" w:hAnsi="Arial"/>
-                <w:b/>
-                <w:bCs/>
-                <w:color w:val="888888"/>
-                <w:sz w:val="22"/>
-                <w:szCs w:val="22"/>
-              </w:rPr>
-              <w:t xml:space="preserve">C</w:t>
-            </w:r>
-          </w:p>
-        </w:tc>
-        <w:tc>
-          <w:tcPr>
-            <w:tcW w:type="dxa" w:w="2200"/>
-            <w:tcBorders>
-              <w:top w:val="single" w:color="CCCCCC" w:sz="1"/>
-              <w:left w:val="single" w:color="CCCCCC" w:sz="1"/>
-              <w:bottom w:val="single" w:color="CCCCCC" w:sz="1"/>
-              <w:right w:val="single" w:color="CCCCCC" w:sz="1"/>
-            </w:tcBorders>
-            <w:tcMar>
-              <w:top w:type="dxa" w:w="80"/>
-              <w:left w:type="dxa" w:w="120"/>
-              <w:bottom w:type="dxa" w:w="80"/>
-              <w:right w:type="dxa" w:w="120"/>
-            </w:tcMar>
-            <w:vAlign w:val="center"/>
-          </w:tcPr>
-          <w:p>
-            <w:pPr>
-              <w:jc w:val="left"/>
-            </w:pPr>
-            <w:r>
-              <w:rPr>
-                <w:rFonts w:ascii="Arial" w:cs="Arial" w:eastAsia="Arial" w:hAnsi="Arial"/>
-                <w:b/>
-                <w:bCs/>
-                <w:color w:val="333333"/>
-                <w:sz w:val="20"/>
-                <w:szCs w:val="20"/>
-              </w:rPr>
-              <w:t xml:space="preserve">エアコン・空調</w:t>
-            </w:r>
-          </w:p>
-        </w:tc>
-        <w:tc>
-          <w:tcPr>
-            <w:tcW w:type="dxa" w:w="4360"/>
-            <w:tcBorders>
-              <w:top w:val="single" w:color="CCCCCC" w:sz="1"/>
-              <w:left w:val="single" w:color="CCCCCC" w:sz="1"/>
-              <w:bottom w:val="single" w:color="CCCCCC" w:sz="1"/>
-              <w:right w:val="single" w:color="CCCCCC" w:sz="1"/>
-            </w:tcBorders>
-            <w:tcMar>
-              <w:top w:type="dxa" w:w="80"/>
-              <w:left w:type="dxa" w:w="120"/>
-              <w:bottom w:type="dxa" w:w="80"/>
-              <w:right w:type="dxa" w:w="120"/>
-            </w:tcMar>
-            <w:vAlign w:val="center"/>
-          </w:tcPr>
-          <w:p>
-            <w:pPr>
-              <w:jc w:val="left"/>
-            </w:pPr>
-            <w:r>
-              <w:rPr>
-                <w:rFonts w:ascii="Arial" w:cs="Arial" w:eastAsia="Arial" w:hAnsi="Arial"/>
-                <w:b w:val="false"/>
-                <w:bCs w:val="false"/>
-                <w:color w:val="333333"/>
-                <w:sz w:val="20"/>
-                <w:szCs w:val="20"/>
-              </w:rPr>
-              <w:t xml:space="preserve">紅茶、コーヒー、ほうじ茶があり寒い日には嬉しいアメニティでした</w:t>
-            </w:r>
-          </w:p>
-        </w:tc>
-        <w:tc>
-          <w:tcPr>
-            <w:tcW w:type="dxa" w:w="2000"/>
-            <w:tcBorders>
-              <w:top w:val="single" w:color="CCCCCC" w:sz="1"/>
-              <w:left w:val="single" w:color="CCCCCC" w:sz="1"/>
-              <w:bottom w:val="single" w:color="CCCCCC" w:sz="1"/>
-              <w:right w:val="single" w:color="CCCCCC" w:sz="1"/>
-            </w:tcBorders>
-            <w:tcMar>
-              <w:top w:type="dxa" w:w="80"/>
-              <w:left w:type="dxa" w:w="120"/>
-              <w:bottom w:type="dxa" w:w="80"/>
-              <w:right w:type="dxa" w:w="120"/>
-            </w:tcMar>
-            <w:vAlign w:val="center"/>
-          </w:tcPr>
-          <w:p>
-            <w:pPr>
-              <w:jc w:val="center"/>
-            </w:pPr>
-            <w:r>
-              <w:rPr>
-                <w:rFonts w:ascii="Arial" w:cs="Arial" w:eastAsia="Arial" w:hAnsi="Arial"/>
-                <w:b w:val="false"/>
-                <w:bCs w:val="false"/>
-                <w:color w:val="333333"/>
-                <w:sz w:val="20"/>
-                <w:szCs w:val="20"/>
-              </w:rPr>
-              <w:t xml:space="preserve">軽度・2件</w:t>
+              <w:t xml:space="preserve">軽度・1件</w:t>
             </w:r>
           </w:p>
         </w:tc>
@@ -5916,7 +5493,7 @@
           <w:sz w:val="22"/>
           <w:szCs w:val="22"/>
         </w:rPr>
-        <w:t xml:space="preserve">(2) 清掃品質の向上</w:t>
+        <w:t xml:space="preserve">(2) 朝食サービスの改善</w:t>
       </w:r>
     </w:p>
     <w:p>
@@ -5935,7 +5512,7 @@
           <w:sz w:val="21"/>
           <w:szCs w:val="21"/>
         </w:rPr>
-        <w:t xml:space="preserve">清掃チェックリストの見直しと強化（ベッド下・隅の重点確認）</w:t>
+        <w:t xml:space="preserve">メニューの定期的な見直しとバリエーション追加</w:t>
       </w:r>
     </w:p>
     <w:p>
@@ -5954,7 +5531,7 @@
           <w:sz w:val="21"/>
           <w:szCs w:val="21"/>
         </w:rPr>
-        <w:t xml:space="preserve">清掃後のダブルチェック体制の導入</w:t>
+        <w:t xml:space="preserve">補充頻度の向上と品切れ防止</w:t>
       </w:r>
     </w:p>
     <w:p>
@@ -5973,7 +5550,7 @@
           <w:sz w:val="21"/>
           <w:szCs w:val="21"/>
         </w:rPr>
-        <w:t xml:space="preserve">清掃スタッフへの再研修実施</w:t>
+        <w:t xml:space="preserve">宿泊客数に応じた朝食準備量の最適化</w:t>
       </w:r>
     </w:p>
     <w:p>
@@ -5994,7 +5571,7 @@
           <w:sz w:val="22"/>
           <w:szCs w:val="22"/>
         </w:rPr>
-        <w:t xml:space="preserve">(3) 朝食サービスの改善</w:t>
+        <w:t xml:space="preserve">(3) スタッフ対応品質の統一</w:t>
       </w:r>
     </w:p>
     <w:p>
@@ -6013,7 +5590,7 @@
           <w:sz w:val="21"/>
           <w:szCs w:val="21"/>
         </w:rPr>
-        <w:t xml:space="preserve">メニューの定期的な見直しとバリエーション追加</w:t>
+        <w:t xml:space="preserve">接客マニュアルの見直しと全スタッフへの周知</w:t>
       </w:r>
     </w:p>
     <w:p>
@@ -6032,7 +5609,7 @@
           <w:sz w:val="21"/>
           <w:szCs w:val="21"/>
         </w:rPr>
-        <w:t xml:space="preserve">補充頻度の向上と品切れ防止</w:t>
+        <w:t xml:space="preserve">ゲストからのクレーム対応フローの明確化</w:t>
       </w:r>
     </w:p>
     <w:p>
@@ -6051,7 +5628,44 @@
           <w:sz w:val="21"/>
           <w:szCs w:val="21"/>
         </w:rPr>
-        <w:t xml:space="preserve">宿泊客数に応じた朝食準備量の最適化</w:t>
+        <w:t xml:space="preserve">定期的なCS研修の実施</w:t>
+      </w:r>
+    </w:p>
+    <w:p>
+      <w:r>
+        <w:br w:type="page"/>
+      </w:r>
+    </w:p>
+    <w:p>
+      <w:pPr>
+        <w:pStyle w:val="Heading2"/>
+        <w:spacing w:after="160" w:before="280"/>
+      </w:pPr>
+      <w:r>
+        <w:rPr>
+          <w:rFonts w:ascii="Arial" w:cs="Arial" w:eastAsia="Arial" w:hAnsi="Arial"/>
+          <w:b/>
+          <w:bCs/>
+          <w:color w:val="2E75B6"/>
+          <w:sz w:val="26"/>
+          <w:szCs w:val="26"/>
+        </w:rPr>
+        <w:t xml:space="preserve">Phase 2：短期施策（1〜3ヶ月）</w:t>
+      </w:r>
+    </w:p>
+    <w:p>
+      <w:pPr>
+        <w:spacing w:after="120" w:line="320"/>
+        <w:jc w:val="left"/>
+      </w:pPr>
+      <w:r>
+        <w:rPr>
+          <w:rFonts w:ascii="Arial" w:cs="Arial" w:eastAsia="Arial" w:hAnsi="Arial"/>
+          <w:color w:val="333333"/>
+          <w:sz w:val="21"/>
+          <w:szCs w:val="21"/>
+        </w:rPr>
+        <w:t xml:space="preserve">一定の投資を伴うが、比較的早期に実行可能な施策</w:t>
       </w:r>
     </w:p>
     <w:p>
@@ -6072,7 +5686,7 @@
           <w:sz w:val="22"/>
           <w:szCs w:val="22"/>
         </w:rPr>
-        <w:t xml:space="preserve">(4) エアコン・空調の定期点検強化</w:t>
+        <w:t xml:space="preserve">(1) 口コミ返信体制の構築</w:t>
       </w:r>
     </w:p>
     <w:p>
@@ -6091,7 +5705,7 @@
           <w:sz w:val="21"/>
           <w:szCs w:val="21"/>
         </w:rPr>
-        <w:t xml:space="preserve">全室のエアコン設定を季節に応じてデフォルト確認する運用フロー導入</w:t>
+        <w:t xml:space="preserve">全サイトの口コミに48時間以内の返信を目標に設定</w:t>
       </w:r>
     </w:p>
     <w:p>
@@ -6110,7 +5724,65 @@
           <w:sz w:val="21"/>
           <w:szCs w:val="21"/>
         </w:rPr>
-        <w:t xml:space="preserve">冷暖房の正常動作を定期チェックリストに追加</w:t>
+        <w:t xml:space="preserve">特に低評価レビューへのフォローアップ強化</w:t>
+      </w:r>
+    </w:p>
+    <w:p>
+      <w:pPr>
+        <w:spacing w:after="200"/>
+      </w:pPr>
+    </w:p>
+    <w:p>
+      <w:pPr>
+        <w:pStyle w:val="Heading2"/>
+        <w:spacing w:after="160" w:before="280"/>
+      </w:pPr>
+      <w:r>
+        <w:rPr>
+          <w:rFonts w:ascii="Arial" w:cs="Arial" w:eastAsia="Arial" w:hAnsi="Arial"/>
+          <w:b/>
+          <w:bCs/>
+          <w:color w:val="2E75B6"/>
+          <w:sz w:val="26"/>
+          <w:szCs w:val="26"/>
+        </w:rPr>
+        <w:t xml:space="preserve">Phase 3：中期施策（3〜6ヶ月）</w:t>
+      </w:r>
+    </w:p>
+    <w:p>
+      <w:pPr>
+        <w:spacing w:after="120" w:line="320"/>
+        <w:jc w:val="left"/>
+      </w:pPr>
+      <w:r>
+        <w:rPr>
+          <w:rFonts w:ascii="Arial" w:cs="Arial" w:eastAsia="Arial" w:hAnsi="Arial"/>
+          <w:color w:val="333333"/>
+          <w:sz w:val="21"/>
+          <w:szCs w:val="21"/>
+        </w:rPr>
+        <w:t xml:space="preserve">設備投資を伴う抜本的な改善施策</w:t>
+      </w:r>
+    </w:p>
+    <w:p>
+      <w:pPr>
+        <w:spacing w:after="80"/>
+      </w:pPr>
+    </w:p>
+    <w:p>
+      <w:pPr>
+        <w:spacing w:after="120" w:before="200"/>
+      </w:pPr>
+      <w:r>
+        <w:rPr>
+          <w:rFonts w:ascii="Arial" w:cs="Arial" w:eastAsia="Arial" w:hAnsi="Arial"/>
+          <w:b/>
+          <w:bCs/>
+          <w:color w:val="1B3A5C"/>
+          <w:sz w:val="22"/>
+          <w:szCs w:val="22"/>
+        </w:rPr>
+        <w:t xml:space="preserve">(1) 客室設備のアップグレード</w:t>
       </w:r>
     </w:p>
     <w:p>
@@ -6129,65 +5801,7 @@
           <w:sz w:val="21"/>
           <w:szCs w:val="21"/>
         </w:rPr>
-        <w:t xml:space="preserve">異常報告があった客室の優先メンテナンス実施</w:t>
-      </w:r>
-    </w:p>
-    <w:p>
-      <w:r>
-        <w:br w:type="page"/>
-      </w:r>
-    </w:p>
-    <w:p>
-      <w:pPr>
-        <w:pStyle w:val="Heading2"/>
-        <w:spacing w:after="160" w:before="280"/>
-      </w:pPr>
-      <w:r>
-        <w:rPr>
-          <w:rFonts w:ascii="Arial" w:cs="Arial" w:eastAsia="Arial" w:hAnsi="Arial"/>
-          <w:b/>
-          <w:bCs/>
-          <w:color w:val="2E75B6"/>
-          <w:sz w:val="26"/>
-          <w:szCs w:val="26"/>
-        </w:rPr>
-        <w:t xml:space="preserve">Phase 2：短期施策（1〜3ヶ月）</w:t>
-      </w:r>
-    </w:p>
-    <w:p>
-      <w:pPr>
-        <w:spacing w:after="120" w:line="320"/>
-        <w:jc w:val="left"/>
-      </w:pPr>
-      <w:r>
-        <w:rPr>
-          <w:rFonts w:ascii="Arial" w:cs="Arial" w:eastAsia="Arial" w:hAnsi="Arial"/>
-          <w:color w:val="333333"/>
-          <w:sz w:val="21"/>
-          <w:szCs w:val="21"/>
-        </w:rPr>
-        <w:t xml:space="preserve">一定の投資を伴うが、比較的早期に実行可能な施策</w:t>
-      </w:r>
-    </w:p>
-    <w:p>
-      <w:pPr>
-        <w:spacing w:after="80"/>
-      </w:pPr>
-    </w:p>
-    <w:p>
-      <w:pPr>
-        <w:spacing w:after="120" w:before="200"/>
-      </w:pPr>
-      <w:r>
-        <w:rPr>
-          <w:rFonts w:ascii="Arial" w:cs="Arial" w:eastAsia="Arial" w:hAnsi="Arial"/>
-          <w:b/>
-          <w:bCs/>
-          <w:color w:val="1B3A5C"/>
-          <w:sz w:val="22"/>
-          <w:szCs w:val="22"/>
-        </w:rPr>
-        <w:t xml:space="preserve">(1) 浴室の快適性向上</w:t>
+        <w:t xml:space="preserve">内装の定期的なリフレッシュ計画の策定</w:t>
       </w:r>
     </w:p>
     <w:p>
@@ -6206,7 +5820,7 @@
           <w:sz w:val="21"/>
           <w:szCs w:val="21"/>
         </w:rPr>
-        <w:t xml:space="preserve">排水口の清掃・修繕を全室で実施し、排水速度を改善</w:t>
+        <w:t xml:space="preserve">照明・電源周りの設備更新</w:t>
       </w:r>
     </w:p>
     <w:p>
@@ -6225,26 +5839,7 @@
           <w:sz w:val="21"/>
           <w:szCs w:val="21"/>
         </w:rPr>
-        <w:t xml:space="preserve">シャワーヘッドの交換（水圧改善・節水タイプ導入）</w:t>
-      </w:r>
-    </w:p>
-    <w:p>
-      <w:pPr>
-        <w:pStyle w:val="ListParagraph"/>
-        <w:numPr>
-          <w:ilvl w:val="0"/>
-          <w:numId w:val="2"/>
-        </w:numPr>
-        <w:spacing w:after="80" w:line="300"/>
-      </w:pPr>
-      <w:r>
-        <w:rPr>
-          <w:rFonts w:ascii="Arial" w:cs="Arial" w:eastAsia="Arial" w:hAnsi="Arial"/>
-          <w:color w:val="333333"/>
-          <w:sz w:val="21"/>
-          <w:szCs w:val="21"/>
-        </w:rPr>
-        <w:t xml:space="preserve">浴室換気・暖房設備の点検と改善</w:t>
+        <w:t xml:space="preserve">快適性向上のための設備投資計画の立案</w:t>
       </w:r>
     </w:p>
     <w:p>
@@ -6265,318 +5860,7 @@
           <w:sz w:val="22"/>
           <w:szCs w:val="22"/>
         </w:rPr>
-        <w:t xml:space="preserve">(2) 窓・採光環境の改善</w:t>
-      </w:r>
-    </w:p>
-    <w:p>
-      <w:pPr>
-        <w:pStyle w:val="ListParagraph"/>
-        <w:numPr>
-          <w:ilvl w:val="0"/>
-          <w:numId w:val="2"/>
-        </w:numPr>
-        <w:spacing w:after="80" w:line="300"/>
-      </w:pPr>
-      <w:r>
-        <w:rPr>
-          <w:rFonts w:ascii="Arial" w:cs="Arial" w:eastAsia="Arial" w:hAnsi="Arial"/>
-          <w:color w:val="333333"/>
-          <w:sz w:val="21"/>
-          <w:szCs w:val="21"/>
-        </w:rPr>
-        <w:t xml:space="preserve">遮光カーテンとレースカーテンの品質見直し</w:t>
-      </w:r>
-    </w:p>
-    <w:p>
-      <w:pPr>
-        <w:pStyle w:val="ListParagraph"/>
-        <w:numPr>
-          <w:ilvl w:val="0"/>
-          <w:numId w:val="2"/>
-        </w:numPr>
-        <w:spacing w:after="80" w:line="300"/>
-      </w:pPr>
-      <w:r>
-        <w:rPr>
-          <w:rFonts w:ascii="Arial" w:cs="Arial" w:eastAsia="Arial" w:hAnsi="Arial"/>
-          <w:color w:val="333333"/>
-          <w:sz w:val="21"/>
-          <w:szCs w:val="21"/>
-        </w:rPr>
-        <w:t xml:space="preserve">窓の開閉可否に関する事前案内の徹底</w:t>
-      </w:r>
-    </w:p>
-    <w:p>
-      <w:pPr>
-        <w:pStyle w:val="ListParagraph"/>
-        <w:numPr>
-          <w:ilvl w:val="0"/>
-          <w:numId w:val="2"/>
-        </w:numPr>
-        <w:spacing w:after="80" w:line="300"/>
-      </w:pPr>
-      <w:r>
-        <w:rPr>
-          <w:rFonts w:ascii="Arial" w:cs="Arial" w:eastAsia="Arial" w:hAnsi="Arial"/>
-          <w:color w:val="333333"/>
-          <w:sz w:val="21"/>
-          <w:szCs w:val="21"/>
-        </w:rPr>
-        <w:t xml:space="preserve">採光の良い客室の優先割り当てルール整備</w:t>
-      </w:r>
-    </w:p>
-    <w:p>
-      <w:pPr>
-        <w:spacing w:after="80"/>
-      </w:pPr>
-    </w:p>
-    <w:p>
-      <w:pPr>
-        <w:spacing w:after="120" w:before="200"/>
-      </w:pPr>
-      <w:r>
-        <w:rPr>
-          <w:rFonts w:ascii="Arial" w:cs="Arial" w:eastAsia="Arial" w:hAnsi="Arial"/>
-          <w:b/>
-          <w:bCs/>
-          <w:color w:val="1B3A5C"/>
-          <w:sz w:val="22"/>
-          <w:szCs w:val="22"/>
-        </w:rPr>
-        <w:t xml:space="preserve">(3) 口コミ返信体制の構築</w:t>
-      </w:r>
-    </w:p>
-    <w:p>
-      <w:pPr>
-        <w:pStyle w:val="ListParagraph"/>
-        <w:numPr>
-          <w:ilvl w:val="0"/>
-          <w:numId w:val="2"/>
-        </w:numPr>
-        <w:spacing w:after="80" w:line="300"/>
-      </w:pPr>
-      <w:r>
-        <w:rPr>
-          <w:rFonts w:ascii="Arial" w:cs="Arial" w:eastAsia="Arial" w:hAnsi="Arial"/>
-          <w:color w:val="333333"/>
-          <w:sz w:val="21"/>
-          <w:szCs w:val="21"/>
-        </w:rPr>
-        <w:t xml:space="preserve">全サイトの口コミに48時間以内の返信を目標に設定</w:t>
-      </w:r>
-    </w:p>
-    <w:p>
-      <w:pPr>
-        <w:pStyle w:val="ListParagraph"/>
-        <w:numPr>
-          <w:ilvl w:val="0"/>
-          <w:numId w:val="2"/>
-        </w:numPr>
-        <w:spacing w:after="80" w:line="300"/>
-      </w:pPr>
-      <w:r>
-        <w:rPr>
-          <w:rFonts w:ascii="Arial" w:cs="Arial" w:eastAsia="Arial" w:hAnsi="Arial"/>
-          <w:color w:val="333333"/>
-          <w:sz w:val="21"/>
-          <w:szCs w:val="21"/>
-        </w:rPr>
-        <w:t xml:space="preserve">特に低評価レビューへのフォローアップ強化</w:t>
-      </w:r>
-    </w:p>
-    <w:p>
-      <w:pPr>
-        <w:spacing w:after="200"/>
-      </w:pPr>
-    </w:p>
-    <w:p>
-      <w:pPr>
-        <w:pStyle w:val="Heading2"/>
-        <w:spacing w:after="160" w:before="280"/>
-      </w:pPr>
-      <w:r>
-        <w:rPr>
-          <w:rFonts w:ascii="Arial" w:cs="Arial" w:eastAsia="Arial" w:hAnsi="Arial"/>
-          <w:b/>
-          <w:bCs/>
-          <w:color w:val="2E75B6"/>
-          <w:sz w:val="26"/>
-          <w:szCs w:val="26"/>
-        </w:rPr>
-        <w:t xml:space="preserve">Phase 3：中期施策（3〜6ヶ月）</w:t>
-      </w:r>
-    </w:p>
-    <w:p>
-      <w:pPr>
-        <w:spacing w:after="120" w:line="320"/>
-        <w:jc w:val="left"/>
-      </w:pPr>
-      <w:r>
-        <w:rPr>
-          <w:rFonts w:ascii="Arial" w:cs="Arial" w:eastAsia="Arial" w:hAnsi="Arial"/>
-          <w:color w:val="333333"/>
-          <w:sz w:val="21"/>
-          <w:szCs w:val="21"/>
-        </w:rPr>
-        <w:t xml:space="preserve">設備投資を伴う抜本的な改善施策</w:t>
-      </w:r>
-    </w:p>
-    <w:p>
-      <w:pPr>
-        <w:spacing w:after="80"/>
-      </w:pPr>
-    </w:p>
-    <w:p>
-      <w:pPr>
-        <w:spacing w:after="120" w:before="200"/>
-      </w:pPr>
-      <w:r>
-        <w:rPr>
-          <w:rFonts w:ascii="Arial" w:cs="Arial" w:eastAsia="Arial" w:hAnsi="Arial"/>
-          <w:b/>
-          <w:bCs/>
-          <w:color w:val="1B3A5C"/>
-          <w:sz w:val="22"/>
-          <w:szCs w:val="22"/>
-        </w:rPr>
-        <w:t xml:space="preserve">(1) 客室リニューアル計画</w:t>
-      </w:r>
-    </w:p>
-    <w:p>
-      <w:pPr>
-        <w:pStyle w:val="ListParagraph"/>
-        <w:numPr>
-          <w:ilvl w:val="0"/>
-          <w:numId w:val="2"/>
-        </w:numPr>
-        <w:spacing w:after="80" w:line="300"/>
-      </w:pPr>
-      <w:r>
-        <w:rPr>
-          <w:rFonts w:ascii="Arial" w:cs="Arial" w:eastAsia="Arial" w:hAnsi="Arial"/>
-          <w:color w:val="333333"/>
-          <w:sz w:val="21"/>
-          <w:szCs w:val="21"/>
-        </w:rPr>
-        <w:t xml:space="preserve">壁紙・カーペットの張替えによる「古さ」印象の払拭</w:t>
-      </w:r>
-    </w:p>
-    <w:p>
-      <w:pPr>
-        <w:pStyle w:val="ListParagraph"/>
-        <w:numPr>
-          <w:ilvl w:val="0"/>
-          <w:numId w:val="2"/>
-        </w:numPr>
-        <w:spacing w:after="80" w:line="300"/>
-      </w:pPr>
-      <w:r>
-        <w:rPr>
-          <w:rFonts w:ascii="Arial" w:cs="Arial" w:eastAsia="Arial" w:hAnsi="Arial"/>
-          <w:color w:val="333333"/>
-          <w:sz w:val="21"/>
-          <w:szCs w:val="21"/>
-        </w:rPr>
-        <w:t xml:space="preserve">照明のLED化・調光機能の追加で客室の雰囲気向上</w:t>
-      </w:r>
-    </w:p>
-    <w:p>
-      <w:pPr>
-        <w:pStyle w:val="ListParagraph"/>
-        <w:numPr>
-          <w:ilvl w:val="0"/>
-          <w:numId w:val="2"/>
-        </w:numPr>
-        <w:spacing w:after="80" w:line="300"/>
-      </w:pPr>
-      <w:r>
-        <w:rPr>
-          <w:rFonts w:ascii="Arial" w:cs="Arial" w:eastAsia="Arial" w:hAnsi="Arial"/>
-          <w:color w:val="333333"/>
-          <w:sz w:val="21"/>
-          <w:szCs w:val="21"/>
-        </w:rPr>
-        <w:t xml:space="preserve">USB充電ポート付きコンセントの設置</w:t>
-      </w:r>
-    </w:p>
-    <w:p>
-      <w:pPr>
-        <w:spacing w:after="80"/>
-      </w:pPr>
-    </w:p>
-    <w:p>
-      <w:pPr>
-        <w:spacing w:after="120" w:before="200"/>
-      </w:pPr>
-      <w:r>
-        <w:rPr>
-          <w:rFonts w:ascii="Arial" w:cs="Arial" w:eastAsia="Arial" w:hAnsi="Arial"/>
-          <w:b/>
-          <w:bCs/>
-          <w:color w:val="1B3A5C"/>
-          <w:sz w:val="22"/>
-          <w:szCs w:val="22"/>
-        </w:rPr>
-        <w:t xml:space="preserve">(2) 浴室の抜本的改修</w:t>
-      </w:r>
-    </w:p>
-    <w:p>
-      <w:pPr>
-        <w:pStyle w:val="ListParagraph"/>
-        <w:numPr>
-          <w:ilvl w:val="0"/>
-          <w:numId w:val="2"/>
-        </w:numPr>
-        <w:spacing w:after="80" w:line="300"/>
-      </w:pPr>
-      <w:r>
-        <w:rPr>
-          <w:rFonts w:ascii="Arial" w:cs="Arial" w:eastAsia="Arial" w:hAnsi="Arial"/>
-          <w:color w:val="333333"/>
-          <w:sz w:val="21"/>
-          <w:szCs w:val="21"/>
-        </w:rPr>
-        <w:t xml:space="preserve">配管更新による排水問題の根本解決</w:t>
-      </w:r>
-    </w:p>
-    <w:p>
-      <w:pPr>
-        <w:pStyle w:val="ListParagraph"/>
-        <w:numPr>
-          <w:ilvl w:val="0"/>
-          <w:numId w:val="2"/>
-        </w:numPr>
-        <w:spacing w:after="80" w:line="300"/>
-      </w:pPr>
-      <w:r>
-        <w:rPr>
-          <w:rFonts w:ascii="Arial" w:cs="Arial" w:eastAsia="Arial" w:hAnsi="Arial"/>
-          <w:color w:val="333333"/>
-          <w:sz w:val="21"/>
-          <w:szCs w:val="21"/>
-        </w:rPr>
-        <w:t xml:space="preserve">換気設備の強化による浴室内の温度・湿度改善</w:t>
-      </w:r>
-    </w:p>
-    <w:p>
-      <w:pPr>
-        <w:spacing w:after="80"/>
-      </w:pPr>
-    </w:p>
-    <w:p>
-      <w:pPr>
-        <w:spacing w:after="120" w:before="200"/>
-      </w:pPr>
-      <w:r>
-        <w:rPr>
-          <w:rFonts w:ascii="Arial" w:cs="Arial" w:eastAsia="Arial" w:hAnsi="Arial"/>
-          <w:b/>
-          <w:bCs/>
-          <w:color w:val="1B3A5C"/>
-          <w:sz w:val="22"/>
-          <w:szCs w:val="22"/>
-        </w:rPr>
-        <w:t xml:space="preserve">(3) 客室レイアウトの見直し</w:t>
+        <w:t xml:space="preserve">(2) 客室レイアウトの見直し</w:t>
       </w:r>
     </w:p>
     <w:p>
@@ -6903,7 +6187,7 @@
                 <w:sz w:val="20"/>
                 <w:szCs w:val="20"/>
               </w:rPr>
-              <w:t xml:space="preserve">8.81点</w:t>
+              <w:t xml:space="preserve">8.95点</w:t>
             </w:r>
           </w:p>
         </w:tc>
@@ -6937,7 +6221,7 @@
                 <w:sz w:val="20"/>
                 <w:szCs w:val="20"/>
               </w:rPr>
-              <w:t xml:space="preserve">9.1点以上</w:t>
+              <w:t xml:space="preserve">9.3点以上</w:t>
             </w:r>
           </w:p>
         </w:tc>
@@ -7043,7 +6327,7 @@
                 <w:sz w:val="20"/>
                 <w:szCs w:val="20"/>
               </w:rPr>
-              <w:t xml:space="preserve">87.0%</w:t>
+              <w:t xml:space="preserve">88.1%</w:t>
             </w:r>
           </w:p>
         </w:tc>
@@ -7078,7 +6362,7 @@
                 <w:sz w:val="20"/>
                 <w:szCs w:val="20"/>
               </w:rPr>
-              <w:t xml:space="preserve">92%以上</w:t>
+              <w:t xml:space="preserve">93%以上</w:t>
             </w:r>
           </w:p>
         </w:tc>
@@ -7183,7 +6467,7 @@
                 <w:sz w:val="20"/>
                 <w:szCs w:val="20"/>
               </w:rPr>
-              <w:t xml:space="preserve">3.7%</w:t>
+              <w:t xml:space="preserve">3.4%</w:t>
             </w:r>
           </w:p>
         </w:tc>
@@ -7217,7 +6501,7 @@
                 <w:sz w:val="20"/>
                 <w:szCs w:val="20"/>
               </w:rPr>
-              <w:t xml:space="preserve">1%以下</w:t>
+              <w:t xml:space="preserve">0%以下</w:t>
             </w:r>
           </w:p>
         </w:tc>
@@ -7323,7 +6607,7 @@
                 <w:sz w:val="20"/>
                 <w:szCs w:val="20"/>
               </w:rPr>
-              <w:t xml:space="preserve">6.7点</w:t>
+              <w:t xml:space="preserve">6.0点</w:t>
             </w:r>
           </w:p>
         </w:tc>
@@ -7358,7 +6642,7 @@
                 <w:sz w:val="20"/>
                 <w:szCs w:val="20"/>
               </w:rPr>
-              <w:t xml:space="preserve">7.7点以上</w:t>
+              <w:t xml:space="preserve">7.0点以上</w:t>
             </w:r>
           </w:p>
         </w:tc>
@@ -7603,7 +6887,7 @@
                 <w:sz w:val="20"/>
                 <w:szCs w:val="20"/>
               </w:rPr>
-              <w:t xml:space="preserve">約8件/期間</w:t>
+              <w:t xml:space="preserve">約6件/期間</w:t>
             </w:r>
           </w:p>
         </w:tc>
@@ -7638,7 +6922,7 @@
                 <w:sz w:val="20"/>
                 <w:szCs w:val="20"/>
               </w:rPr>
-              <w:t xml:space="preserve">4件以下</w:t>
+              <w:t xml:space="preserve">3件以下</w:t>
             </w:r>
           </w:p>
         </w:tc>
@@ -8138,7 +7422,7 @@
                 <w:sz w:val="21"/>
                 <w:szCs w:val="21"/>
               </w:rPr>
-              <w:t xml:space="preserve">ホテルケヤキゲート東京府中は、全体平均8.81点（10点換算）、高評価率87.0%という良好な顧客満足度を維持しているホテルです。特に「立地・アクセス」「清潔さ・清掃」が多くのゲストから高く評価されています。</w:t>
+              <w:t xml:space="preserve">ホテルケヤキゲート東京府中は、全体平均8.95点（10点換算）、高評価率88.1%という良好な顧客満足度を維持しているホテルです。特に「立地・アクセス」「清潔さ・清掃」が多くのゲストから高く評価されています。</w:t>
             </w:r>
           </w:p>
           <w:p>
@@ -8152,7 +7436,7 @@
                 <w:sz w:val="21"/>
                 <w:szCs w:val="21"/>
               </w:rPr>
-              <w:t xml:space="preserve">改善課題としては、朝食の改善要望、対応・サービスの不満、窓・採光が主要なテーマとして浮上しています。ただし、これらの課題を指摘するゲストの多くも他の面では高い評価を付けており、ネガティブ要素が全体評価を大きく押し下げているわけではありません。</w:t>
+              <w:t xml:space="preserve">改善課題としては、朝食の改善要望、対応・サービスの不満、部屋の狭さが主要なテーマとして浮上しています。ただし、これらの課題を指摘するゲストの多くも他の面では高い評価を付けており、ネガティブ要素が全体評価を大きく押し下げているわけではありません。</w:t>
             </w:r>
           </w:p>
           <w:p>
@@ -8180,7 +7464,7 @@
                 <w:sz w:val="21"/>
                 <w:szCs w:val="21"/>
               </w:rPr>
-              <w:t xml:space="preserve">Googleでの低スコア（6.7点）は、口コミ返信の強化とサービス品質の一貫性確保で改善余地があります。全サイトでの口コミ返信率100%を目指すことで、ホテルの姿勢をゲストに伝え、リピート率の向上につなげることが重要です。</w:t>
+              <w:t xml:space="preserve">Googleでの低スコア（6.0点）は、口コミ返信の強化とサービス品質の一貫性確保で改善余地があります。全サイトでの口コミ返信率100%を目指すことで、ホテルの姿勢をゲストに伝え、リピート率の向上につなげることが重要です。</w:t>
             </w:r>
           </w:p>
           <w:p>

--- a/納品レポート/ホテル別レポート/keyakigate_口コミ分析改善レポート.docx
+++ b/納品レポート/ホテル別レポート/keyakigate_口コミ分析改善レポート.docx
@@ -81,7 +81,7 @@
           <w:sz w:val="22"/>
           <w:szCs w:val="22"/>
         </w:rPr>
-        <w:t xml:space="preserve">分析対象期間：2026年3月</w:t>
+        <w:t xml:space="preserve">分析対象期間：2026年3月〜4月</w:t>
       </w:r>
     </w:p>
     <w:p>
@@ -96,7 +96,7 @@
           <w:sz w:val="22"/>
           <w:szCs w:val="22"/>
         </w:rPr>
-        <w:t xml:space="preserve">レビュー総数：59件（6サイト）</w:t>
+        <w:t xml:space="preserve">レビュー総数：61件（6サイト）</w:t>
       </w:r>
     </w:p>
     <w:p>
@@ -189,7 +189,7 @@
           <w:sz w:val="21"/>
           <w:szCs w:val="21"/>
         </w:rPr>
-        <w:t xml:space="preserve">2026年3月に各OTAサイト・口コミサイトに投稿された59件のレビューを包括的に分析しました。以下が主要な発見事項です。</w:t>
+        <w:t xml:space="preserve">2026年3月〜4月に各OTAサイト・口コミサイトに投稿された61件のレビューを包括的に分析しました。以下が主要な発見事項です。</w:t>
       </w:r>
     </w:p>
     <w:p>
@@ -261,7 +261,7 @@
                 <w:sz w:val="36"/>
                 <w:szCs w:val="36"/>
               </w:rPr>
-              <w:t xml:space="preserve">8.95</w:t>
+              <w:t xml:space="preserve">8.98</w:t>
             </w:r>
           </w:p>
         </w:tc>
@@ -310,7 +310,7 @@
                 <w:sz w:val="36"/>
                 <w:szCs w:val="36"/>
               </w:rPr>
-              <w:t xml:space="preserve">88.1%</w:t>
+              <w:t xml:space="preserve">88.5%</w:t>
             </w:r>
           </w:p>
         </w:tc>
@@ -359,7 +359,7 @@
                 <w:sz w:val="36"/>
                 <w:szCs w:val="36"/>
               </w:rPr>
-              <w:t xml:space="preserve">3.4%</w:t>
+              <w:t xml:space="preserve">3.3%</w:t>
             </w:r>
           </w:p>
         </w:tc>
@@ -408,7 +408,7 @@
                 <w:sz w:val="36"/>
                 <w:szCs w:val="36"/>
               </w:rPr>
-              <w:t xml:space="preserve">59件</w:t>
+              <w:t xml:space="preserve">61件</w:t>
             </w:r>
           </w:p>
         </w:tc>
@@ -448,7 +448,7 @@
           <w:sz w:val="21"/>
           <w:szCs w:val="21"/>
         </w:rPr>
-        <w:t xml:space="preserve">全体平均スコア8.95点（10点換算）は良好な水準であり、88.1%が高評価（8-10点）に分類されます。低評価（1-4点）は2件（3.4%）で、ゲスト満足度は良好です。Trip.com（9.75点）で特に高い評価を獲得しています。</w:t>
+        <w:t xml:space="preserve">全体平均スコア8.98点（10点換算）は良好な水準であり、88.5%が高評価（8-10点）に分類されます。低評価（1-4点）は2件（3.3%）で、ゲスト満足度は良好です。Trip.com（9.75点）で特に高い評価を獲得しています。</w:t>
       </w:r>
     </w:p>
     <w:p>
@@ -567,7 +567,7 @@
                 <w:sz w:val="20"/>
                 <w:szCs w:val="20"/>
               </w:rPr>
-              <w:t xml:space="preserve">朝食の改善要望（6件）、対応・サービスの不満（4件）、部屋の狭さ（1件）、臭い・匂い（1件）</w:t>
+              <w:t xml:space="preserve">朝食の改善要望（7件）、対応・サービスの不満（4件）、部屋の狭さ（1件）、浴室・水回り（1件）</w:t>
             </w:r>
           </w:p>
           <w:p>
@@ -1474,7 +1474,7 @@
                 <w:sz w:val="20"/>
                 <w:szCs w:val="20"/>
               </w:rPr>
-              <w:t xml:space="preserve">26</w:t>
+              <w:t xml:space="preserve">27</w:t>
             </w:r>
           </w:p>
         </w:tc>
@@ -1508,7 +1508,7 @@
                 <w:sz w:val="20"/>
                 <w:szCs w:val="20"/>
               </w:rPr>
-              <w:t xml:space="preserve">4.69</w:t>
+              <w:t xml:space="preserve">4.7</w:t>
             </w:r>
           </w:p>
         </w:tc>
@@ -1576,7 +1576,7 @@
                 <w:sz w:val="20"/>
                 <w:szCs w:val="20"/>
               </w:rPr>
-              <w:t xml:space="preserve">9.38</w:t>
+              <w:t xml:space="preserve">9.41</w:t>
             </w:r>
           </w:p>
         </w:tc>
@@ -1961,7 +1961,7 @@
                 <w:sz w:val="20"/>
                 <w:szCs w:val="20"/>
               </w:rPr>
-              <w:t xml:space="preserve">9</w:t>
+              <w:t xml:space="preserve">10</w:t>
             </w:r>
           </w:p>
         </w:tc>
@@ -1995,7 +1995,7 @@
                 <w:sz w:val="20"/>
                 <w:szCs w:val="20"/>
               </w:rPr>
-              <w:t xml:space="preserve">4.33</w:t>
+              <w:t xml:space="preserve">4.4</w:t>
             </w:r>
           </w:p>
         </w:tc>
@@ -2063,7 +2063,7 @@
                 <w:sz w:val="20"/>
                 <w:szCs w:val="20"/>
               </w:rPr>
-              <w:t xml:space="preserve">8.67</w:t>
+              <w:t xml:space="preserve">8.8</w:t>
             </w:r>
           </w:p>
         </w:tc>
@@ -2418,7 +2418,7 @@
           <w:sz w:val="21"/>
           <w:szCs w:val="21"/>
         </w:rPr>
-        <w:t xml:space="preserve">評価分布は10点（62.7%）に最も多く、8点以上の高評価が88.1%を占め、高い顧客満足度を示しています。低評価（1-4点）は計2件（3.4%）です。</w:t>
+        <w:t xml:space="preserve">評価分布は10点（63.9%）に最も多く、8点以上の高評価が88.5%を占め、高い顧客満足度を示しています。低評価（1-4点）は計2件（3.3%）です。</w:t>
       </w:r>
     </w:p>
     <w:p>
@@ -2653,7 +2653,7 @@
                 <w:sz w:val="20"/>
                 <w:szCs w:val="20"/>
               </w:rPr>
-              <w:t xml:space="preserve">37</w:t>
+              <w:t xml:space="preserve">39</w:t>
             </w:r>
           </w:p>
         </w:tc>
@@ -2688,7 +2688,7 @@
                 <w:sz w:val="20"/>
                 <w:szCs w:val="20"/>
               </w:rPr>
-              <w:t xml:space="preserve">62.7%</w:t>
+              <w:t xml:space="preserve">63.9%</w:t>
             </w:r>
           </w:p>
         </w:tc>
@@ -2726,7 +2726,7 @@
                 <w:sz w:val="18"/>
                 <w:szCs w:val="18"/>
               </w:rPr>
-              <w:t xml:space="preserve"> 37件</w:t>
+              <w:t xml:space="preserve"> 39件</w:t>
             </w:r>
           </w:p>
         </w:tc>
@@ -2833,7 +2833,7 @@
                 <w:sz w:val="20"/>
                 <w:szCs w:val="20"/>
               </w:rPr>
-              <w:t xml:space="preserve">5.1%</w:t>
+              <w:t xml:space="preserve">4.9%</w:t>
             </w:r>
           </w:p>
         </w:tc>
@@ -2977,7 +2977,7 @@
                 <w:sz w:val="20"/>
                 <w:szCs w:val="20"/>
               </w:rPr>
-              <w:t xml:space="preserve">20.3%</w:t>
+              <w:t xml:space="preserve">19.7%</w:t>
             </w:r>
           </w:p>
         </w:tc>
@@ -3122,7 +3122,7 @@
                 <w:sz w:val="20"/>
                 <w:szCs w:val="20"/>
               </w:rPr>
-              <w:t xml:space="preserve">1.7%</w:t>
+              <w:t xml:space="preserve">1.6%</w:t>
             </w:r>
           </w:p>
         </w:tc>
@@ -3266,7 +3266,7 @@
                 <w:sz w:val="20"/>
                 <w:szCs w:val="20"/>
               </w:rPr>
-              <w:t xml:space="preserve">6.8%</w:t>
+              <w:t xml:space="preserve">6.6%</w:t>
             </w:r>
           </w:p>
         </w:tc>
@@ -3411,7 +3411,7 @@
                 <w:sz w:val="20"/>
                 <w:szCs w:val="20"/>
               </w:rPr>
-              <w:t xml:space="preserve">3.4%</w:t>
+              <w:t xml:space="preserve">3.3%</w:t>
             </w:r>
           </w:p>
         </w:tc>
@@ -3525,7 +3525,7 @@
                 <w:sz w:val="24"/>
                 <w:szCs w:val="24"/>
               </w:rPr>
-              <w:t xml:space="preserve">52件（88.1%）</w:t>
+              <w:t xml:space="preserve">54件（88.5%）</w:t>
             </w:r>
           </w:p>
         </w:tc>
@@ -3576,7 +3576,7 @@
                 <w:sz w:val="24"/>
                 <w:szCs w:val="24"/>
               </w:rPr>
-              <w:t xml:space="preserve">5件（8.5%）</w:t>
+              <w:t xml:space="preserve">5件（8.2%）</w:t>
             </w:r>
           </w:p>
         </w:tc>
@@ -3627,7 +3627,7 @@
                 <w:sz w:val="24"/>
                 <w:szCs w:val="24"/>
               </w:rPr>
-              <w:t xml:space="preserve">2件（3.4%）</w:t>
+              <w:t xml:space="preserve">2件（3.3%）</w:t>
             </w:r>
           </w:p>
         </w:tc>
@@ -3901,7 +3901,7 @@
                 <w:sz w:val="20"/>
                 <w:szCs w:val="20"/>
               </w:rPr>
-              <w:t xml:space="preserve">「駅から近く京王アリーナにも近くてとても便利」「府中駅から直結ですので大きな荷物を持っていても不便なく移動できました」</w:t>
+              <w:t xml:space="preserve">「府中駅からすぐの立地で本当に便利です」「駅から近く京王アリーナにも近くてとても便利」</w:t>
             </w:r>
           </w:p>
         </w:tc>
@@ -4005,7 +4005,7 @@
                 <w:sz w:val="20"/>
                 <w:szCs w:val="20"/>
               </w:rPr>
-              <w:t xml:space="preserve">「附近最好的酒店了吧 部屋は少し狭かったものの、とても清潔でした」「駅からのアクセスと清潔さが最高でした」</w:t>
+              <w:t xml:space="preserve">「お部屋も綺麗、バスルームも広めでアメニティグッツも充実してます」「部屋もキレイで居心地も良いです」</w:t>
             </w:r>
           </w:p>
         </w:tc>
@@ -4112,7 +4112,7 @@
                 <w:sz w:val="20"/>
                 <w:szCs w:val="20"/>
               </w:rPr>
-              <w:t xml:space="preserve">「仕事の出張にて、何度か利用させて頂いておりますが、ホテルが綺麗かつ快適です」「クッションやベッドでの寝心地よかった」</w:t>
+              <w:t xml:space="preserve">「お部屋も綺麗、バスルームも広めでアメニティグッツも充実してます」「仕事の出張にて、何度か利用させて頂いておりますが、ホテルが綺麗かつ快適です」</w:t>
             </w:r>
           </w:p>
         </w:tc>
@@ -4216,7 +4216,7 @@
                 <w:sz w:val="20"/>
                 <w:szCs w:val="20"/>
               </w:rPr>
-              <w:t xml:space="preserve">「朝食は素晴らしく美味しかったです」「清掃も行き届いており朝食の和食もおいしかったです」</w:t>
+              <w:t xml:space="preserve">「朝食のメニューは少ないけど、非常に美味しくいただきました」「朝食は素晴らしく美味しかったです」</w:t>
             </w:r>
           </w:p>
         </w:tc>
@@ -4323,7 +4323,7 @@
                 <w:sz w:val="20"/>
                 <w:szCs w:val="20"/>
               </w:rPr>
-              <w:t xml:space="preserve">「通常のビジネスホテルよりも広いのは当たり前だが、お風呂もそれなりに広く疲れが取れる入浴剤のサービスもあり良かった」「受付の方もスマートで丁寧で好印象」</w:t>
+              <w:t xml:space="preserve">「フロントの方も親切で府中にくるかたへぜひおすすめしたいホテルです」「通常のビジネスホテルよりも広いのは当たり前だが、お風呂もそれなりに広く疲れが取れる入浴剤のサービスもあり良かった」</w:t>
             </w:r>
           </w:p>
         </w:tc>
@@ -4393,7 +4393,7 @@
                 <w:sz w:val="20"/>
                 <w:szCs w:val="20"/>
               </w:rPr>
-              <w:t xml:space="preserve">4件</w:t>
+              <w:t xml:space="preserve">5件</w:t>
             </w:r>
           </w:p>
         </w:tc>
@@ -4427,7 +4427,7 @@
                 <w:sz w:val="20"/>
                 <w:szCs w:val="20"/>
               </w:rPr>
-              <w:t xml:space="preserve">「通常のビジネスホテルよりも広いのは当たり前だが、お風呂もそれなりに広く疲れが取れる入浴剤のサービスもあり良かった」「部屋は綺麗で、日本にしてはスペースがあった」</w:t>
+              <w:t xml:space="preserve">「お部屋も綺麗、バスルームも広めでアメニティグッツも充実してます」「通常のビジネスホテルよりも広いのは当たり前だが、お風呂もそれなりに広く疲れが取れる入浴剤のサービスもあり良かった」</w:t>
             </w:r>
           </w:p>
         </w:tc>
@@ -4467,7 +4467,7 @@
           <w:sz w:val="21"/>
           <w:szCs w:val="21"/>
         </w:rPr>
-        <w:t xml:space="preserve">口コミの多数で「立地・アクセス」に関するポジティブな言及が見られ、ホテルケヤキゲート東京府中の最大の差別化要因となっています。駅から近く京王アリーナにも近くてとても便利といった声が多数寄せられています。</w:t>
+        <w:t xml:space="preserve">口コミの多数で「立地・アクセス」に関するポジティブな言及が見られ、ホテルケヤキゲート東京府中の最大の差別化要因となっています。府中駅からすぐの立地で本当に便利ですといった声が多数寄せられています。</w:t>
       </w:r>
     </w:p>
     <w:p>
@@ -4486,7 +4486,7 @@
           <w:sz w:val="21"/>
           <w:szCs w:val="21"/>
         </w:rPr>
-        <w:t xml:space="preserve">駅から近く京王アリーナにも近くてとても便利</w:t>
+        <w:t xml:space="preserve">府中駅からすぐの立地で本当に便利です</w:t>
       </w:r>
     </w:p>
     <w:p>
@@ -4505,7 +4505,7 @@
           <w:sz w:val="21"/>
           <w:szCs w:val="21"/>
         </w:rPr>
-        <w:t xml:space="preserve">府中駅から直結ですので大きな荷物を持っていても不便なく移動できました</w:t>
+        <w:t xml:space="preserve">駅から近く京王アリーナにも近くてとても便利</w:t>
       </w:r>
     </w:p>
     <w:p>
@@ -4524,7 +4524,7 @@
           <w:sz w:val="21"/>
           <w:szCs w:val="21"/>
         </w:rPr>
-        <w:t xml:space="preserve">駅からのアクセスと清潔さが最高でした</w:t>
+        <w:t xml:space="preserve">府中駅から直結ですので大きな荷物を持っていても不便なく移動できました</w:t>
       </w:r>
     </w:p>
     <w:p>
@@ -4561,7 +4561,7 @@
           <w:sz w:val="21"/>
           <w:szCs w:val="21"/>
         </w:rPr>
-        <w:t xml:space="preserve">清潔さ・清掃に関するポジティブな評価も多く寄せられています。「附近最好的酒店了吧 部屋は少し狭かったものの、とても清潔でした」といったコメントが見られます。</w:t>
+        <w:t xml:space="preserve">清潔さ・清掃に関するポジティブな評価も多く寄せられています。「お部屋も綺麗、バスルームも広めでアメニティグッツも充実してます」といったコメントが見られます。</w:t>
       </w:r>
     </w:p>
     <w:p>
@@ -4866,7 +4866,7 @@
                 <w:sz w:val="20"/>
                 <w:szCs w:val="20"/>
               </w:rPr>
-              <w:t xml:space="preserve">朝食も美味しかったです。副菜も少しずついただきましたがどれも美味しかったです。  今回、無事にパンも焼くことができ...</w:t>
+              <w:t xml:space="preserve">朝食のメニューは少ないけど、非常に美味しくいただきました。スマホの動画をテレビへ転送できるシステムも良かったです。...</w:t>
             </w:r>
           </w:p>
         </w:tc>
@@ -4900,7 +4900,7 @@
                 <w:sz w:val="20"/>
                 <w:szCs w:val="20"/>
               </w:rPr>
-              <w:t xml:space="preserve">重大・6件</w:t>
+              <w:t xml:space="preserve">重大・7件</w:t>
             </w:r>
           </w:p>
         </w:tc>
@@ -5145,6 +5145,145 @@
                 <w:szCs w:val="20"/>
               </w:rPr>
               <w:t xml:space="preserve">ベッドが小さい</w:t>
+            </w:r>
+          </w:p>
+        </w:tc>
+        <w:tc>
+          <w:tcPr>
+            <w:tcW w:type="dxa" w:w="2000"/>
+            <w:tcBorders>
+              <w:top w:val="single" w:color="CCCCCC" w:sz="1"/>
+              <w:left w:val="single" w:color="CCCCCC" w:sz="1"/>
+              <w:bottom w:val="single" w:color="CCCCCC" w:sz="1"/>
+              <w:right w:val="single" w:color="CCCCCC" w:sz="1"/>
+            </w:tcBorders>
+            <w:tcMar>
+              <w:top w:type="dxa" w:w="80"/>
+              <w:left w:type="dxa" w:w="120"/>
+              <w:bottom w:type="dxa" w:w="80"/>
+              <w:right w:type="dxa" w:w="120"/>
+            </w:tcMar>
+            <w:vAlign w:val="center"/>
+          </w:tcPr>
+          <w:p>
+            <w:pPr>
+              <w:jc w:val="center"/>
+            </w:pPr>
+            <w:r>
+              <w:rPr>
+                <w:rFonts w:ascii="Arial" w:cs="Arial" w:eastAsia="Arial" w:hAnsi="Arial"/>
+                <w:b w:val="false"/>
+                <w:bCs w:val="false"/>
+                <w:color w:val="333333"/>
+                <w:sz w:val="20"/>
+                <w:szCs w:val="20"/>
+              </w:rPr>
+              <w:t xml:space="preserve">軽度・1件</w:t>
+            </w:r>
+          </w:p>
+        </w:tc>
+      </w:tr>
+      <w:tr>
+        <w:tc>
+          <w:tcPr>
+            <w:tcW w:type="dxa" w:w="800"/>
+            <w:tcBorders>
+              <w:top w:val="single" w:color="CCCCCC" w:sz="1"/>
+              <w:left w:val="single" w:color="CCCCCC" w:sz="1"/>
+              <w:bottom w:val="single" w:color="CCCCCC" w:sz="1"/>
+              <w:right w:val="single" w:color="CCCCCC" w:sz="1"/>
+            </w:tcBorders>
+            <w:shd w:fill="F2F2F2" w:val="clear"/>
+            <w:tcMar>
+              <w:top w:type="dxa" w:w="80"/>
+              <w:left w:type="dxa" w:w="120"/>
+              <w:bottom w:type="dxa" w:w="80"/>
+              <w:right w:type="dxa" w:w="120"/>
+            </w:tcMar>
+            <w:vAlign w:val="center"/>
+          </w:tcPr>
+          <w:p>
+            <w:pPr>
+              <w:jc w:val="center"/>
+            </w:pPr>
+            <w:r>
+              <w:rPr>
+                <w:rFonts w:ascii="Arial" w:cs="Arial" w:eastAsia="Arial" w:hAnsi="Arial"/>
+                <w:b/>
+                <w:bCs/>
+                <w:color w:val="2E75B6"/>
+                <w:sz w:val="22"/>
+                <w:szCs w:val="22"/>
+              </w:rPr>
+              <w:t xml:space="preserve">B</w:t>
+            </w:r>
+          </w:p>
+        </w:tc>
+        <w:tc>
+          <w:tcPr>
+            <w:tcW w:type="dxa" w:w="2200"/>
+            <w:tcBorders>
+              <w:top w:val="single" w:color="CCCCCC" w:sz="1"/>
+              <w:left w:val="single" w:color="CCCCCC" w:sz="1"/>
+              <w:bottom w:val="single" w:color="CCCCCC" w:sz="1"/>
+              <w:right w:val="single" w:color="CCCCCC" w:sz="1"/>
+            </w:tcBorders>
+            <w:tcMar>
+              <w:top w:type="dxa" w:w="80"/>
+              <w:left w:type="dxa" w:w="120"/>
+              <w:bottom w:type="dxa" w:w="80"/>
+              <w:right w:type="dxa" w:w="120"/>
+            </w:tcMar>
+            <w:vAlign w:val="center"/>
+          </w:tcPr>
+          <w:p>
+            <w:pPr>
+              <w:jc w:val="left"/>
+            </w:pPr>
+            <w:r>
+              <w:rPr>
+                <w:rFonts w:ascii="Arial" w:cs="Arial" w:eastAsia="Arial" w:hAnsi="Arial"/>
+                <w:b/>
+                <w:bCs/>
+                <w:color w:val="333333"/>
+                <w:sz w:val="20"/>
+                <w:szCs w:val="20"/>
+              </w:rPr>
+              <w:t xml:space="preserve">浴室・水回り</w:t>
+            </w:r>
+          </w:p>
+        </w:tc>
+        <w:tc>
+          <w:tcPr>
+            <w:tcW w:type="dxa" w:w="4360"/>
+            <w:tcBorders>
+              <w:top w:val="single" w:color="CCCCCC" w:sz="1"/>
+              <w:left w:val="single" w:color="CCCCCC" w:sz="1"/>
+              <w:bottom w:val="single" w:color="CCCCCC" w:sz="1"/>
+              <w:right w:val="single" w:color="CCCCCC" w:sz="1"/>
+            </w:tcBorders>
+            <w:tcMar>
+              <w:top w:type="dxa" w:w="80"/>
+              <w:left w:type="dxa" w:w="120"/>
+              <w:bottom w:type="dxa" w:w="80"/>
+              <w:right w:type="dxa" w:w="120"/>
+            </w:tcMar>
+            <w:vAlign w:val="center"/>
+          </w:tcPr>
+          <w:p>
+            <w:pPr>
+              <w:jc w:val="left"/>
+            </w:pPr>
+            <w:r>
+              <w:rPr>
+                <w:rFonts w:ascii="Arial" w:cs="Arial" w:eastAsia="Arial" w:hAnsi="Arial"/>
+                <w:b w:val="false"/>
+                <w:bCs w:val="false"/>
+                <w:color w:val="333333"/>
+                <w:sz w:val="20"/>
+                <w:szCs w:val="20"/>
+              </w:rPr>
+              <w:t xml:space="preserve">お部屋も綺麗、バスルームも広めでアメニティグッツも充実してます</w:t>
             </w:r>
           </w:p>
         </w:tc>
@@ -5686,7 +5825,7 @@
           <w:sz w:val="22"/>
           <w:szCs w:val="22"/>
         </w:rPr>
-        <w:t xml:space="preserve">(1) 口コミ返信体制の構築</w:t>
+        <w:t xml:space="preserve">(1) 浴室の快適性向上</w:t>
       </w:r>
     </w:p>
     <w:p>
@@ -5705,7 +5844,7 @@
           <w:sz w:val="21"/>
           <w:szCs w:val="21"/>
         </w:rPr>
-        <w:t xml:space="preserve">全サイトの口コミに48時間以内の返信を目標に設定</w:t>
+        <w:t xml:space="preserve">排水口の清掃・修繕を全室で実施し、排水速度を改善</w:t>
       </w:r>
     </w:p>
     <w:p>
@@ -5724,65 +5863,7 @@
           <w:sz w:val="21"/>
           <w:szCs w:val="21"/>
         </w:rPr>
-        <w:t xml:space="preserve">特に低評価レビューへのフォローアップ強化</w:t>
-      </w:r>
-    </w:p>
-    <w:p>
-      <w:pPr>
-        <w:spacing w:after="200"/>
-      </w:pPr>
-    </w:p>
-    <w:p>
-      <w:pPr>
-        <w:pStyle w:val="Heading2"/>
-        <w:spacing w:after="160" w:before="280"/>
-      </w:pPr>
-      <w:r>
-        <w:rPr>
-          <w:rFonts w:ascii="Arial" w:cs="Arial" w:eastAsia="Arial" w:hAnsi="Arial"/>
-          <w:b/>
-          <w:bCs/>
-          <w:color w:val="2E75B6"/>
-          <w:sz w:val="26"/>
-          <w:szCs w:val="26"/>
-        </w:rPr>
-        <w:t xml:space="preserve">Phase 3：中期施策（3〜6ヶ月）</w:t>
-      </w:r>
-    </w:p>
-    <w:p>
-      <w:pPr>
-        <w:spacing w:after="120" w:line="320"/>
-        <w:jc w:val="left"/>
-      </w:pPr>
-      <w:r>
-        <w:rPr>
-          <w:rFonts w:ascii="Arial" w:cs="Arial" w:eastAsia="Arial" w:hAnsi="Arial"/>
-          <w:color w:val="333333"/>
-          <w:sz w:val="21"/>
-          <w:szCs w:val="21"/>
-        </w:rPr>
-        <w:t xml:space="preserve">設備投資を伴う抜本的な改善施策</w:t>
-      </w:r>
-    </w:p>
-    <w:p>
-      <w:pPr>
-        <w:spacing w:after="80"/>
-      </w:pPr>
-    </w:p>
-    <w:p>
-      <w:pPr>
-        <w:spacing w:after="120" w:before="200"/>
-      </w:pPr>
-      <w:r>
-        <w:rPr>
-          <w:rFonts w:ascii="Arial" w:cs="Arial" w:eastAsia="Arial" w:hAnsi="Arial"/>
-          <w:b/>
-          <w:bCs/>
-          <w:color w:val="1B3A5C"/>
-          <w:sz w:val="22"/>
-          <w:szCs w:val="22"/>
-        </w:rPr>
-        <w:t xml:space="preserve">(1) 客室設備のアップグレード</w:t>
+        <w:t xml:space="preserve">シャワーヘッドの交換（水圧改善・節水タイプ導入）</w:t>
       </w:r>
     </w:p>
     <w:p>
@@ -5801,7 +5882,28 @@
           <w:sz w:val="21"/>
           <w:szCs w:val="21"/>
         </w:rPr>
-        <w:t xml:space="preserve">内装の定期的なリフレッシュ計画の策定</w:t>
+        <w:t xml:space="preserve">浴室換気・暖房設備の点検と改善</w:t>
+      </w:r>
+    </w:p>
+    <w:p>
+      <w:pPr>
+        <w:spacing w:after="80"/>
+      </w:pPr>
+    </w:p>
+    <w:p>
+      <w:pPr>
+        <w:spacing w:after="120" w:before="200"/>
+      </w:pPr>
+      <w:r>
+        <w:rPr>
+          <w:rFonts w:ascii="Arial" w:cs="Arial" w:eastAsia="Arial" w:hAnsi="Arial"/>
+          <w:b/>
+          <w:bCs/>
+          <w:color w:val="1B3A5C"/>
+          <w:sz w:val="22"/>
+          <w:szCs w:val="22"/>
+        </w:rPr>
+        <w:t xml:space="preserve">(2) 口コミ返信体制の構築</w:t>
       </w:r>
     </w:p>
     <w:p>
@@ -5820,7 +5922,7 @@
           <w:sz w:val="21"/>
           <w:szCs w:val="21"/>
         </w:rPr>
-        <w:t xml:space="preserve">照明・電源周りの設備更新</w:t>
+        <w:t xml:space="preserve">全サイトの口コミに48時間以内の返信を目標に設定</w:t>
       </w:r>
     </w:p>
     <w:p>
@@ -5839,7 +5941,44 @@
           <w:sz w:val="21"/>
           <w:szCs w:val="21"/>
         </w:rPr>
-        <w:t xml:space="preserve">快適性向上のための設備投資計画の立案</w:t>
+        <w:t xml:space="preserve">特に低評価レビューへのフォローアップ強化</w:t>
+      </w:r>
+    </w:p>
+    <w:p>
+      <w:pPr>
+        <w:spacing w:after="200"/>
+      </w:pPr>
+    </w:p>
+    <w:p>
+      <w:pPr>
+        <w:pStyle w:val="Heading2"/>
+        <w:spacing w:after="160" w:before="280"/>
+      </w:pPr>
+      <w:r>
+        <w:rPr>
+          <w:rFonts w:ascii="Arial" w:cs="Arial" w:eastAsia="Arial" w:hAnsi="Arial"/>
+          <w:b/>
+          <w:bCs/>
+          <w:color w:val="2E75B6"/>
+          <w:sz w:val="26"/>
+          <w:szCs w:val="26"/>
+        </w:rPr>
+        <w:t xml:space="preserve">Phase 3：中期施策（3〜6ヶ月）</w:t>
+      </w:r>
+    </w:p>
+    <w:p>
+      <w:pPr>
+        <w:spacing w:after="120" w:line="320"/>
+        <w:jc w:val="left"/>
+      </w:pPr>
+      <w:r>
+        <w:rPr>
+          <w:rFonts w:ascii="Arial" w:cs="Arial" w:eastAsia="Arial" w:hAnsi="Arial"/>
+          <w:color w:val="333333"/>
+          <w:sz w:val="21"/>
+          <w:szCs w:val="21"/>
+        </w:rPr>
+        <w:t xml:space="preserve">設備投資を伴う抜本的な改善施策</w:t>
       </w:r>
     </w:p>
     <w:p>
@@ -5860,7 +5999,144 @@
           <w:sz w:val="22"/>
           <w:szCs w:val="22"/>
         </w:rPr>
-        <w:t xml:space="preserve">(2) 客室レイアウトの見直し</w:t>
+        <w:t xml:space="preserve">(1) 客室設備のアップグレード</w:t>
+      </w:r>
+    </w:p>
+    <w:p>
+      <w:pPr>
+        <w:pStyle w:val="ListParagraph"/>
+        <w:numPr>
+          <w:ilvl w:val="0"/>
+          <w:numId w:val="2"/>
+        </w:numPr>
+        <w:spacing w:after="80" w:line="300"/>
+      </w:pPr>
+      <w:r>
+        <w:rPr>
+          <w:rFonts w:ascii="Arial" w:cs="Arial" w:eastAsia="Arial" w:hAnsi="Arial"/>
+          <w:color w:val="333333"/>
+          <w:sz w:val="21"/>
+          <w:szCs w:val="21"/>
+        </w:rPr>
+        <w:t xml:space="preserve">内装の定期的なリフレッシュ計画の策定</w:t>
+      </w:r>
+    </w:p>
+    <w:p>
+      <w:pPr>
+        <w:pStyle w:val="ListParagraph"/>
+        <w:numPr>
+          <w:ilvl w:val="0"/>
+          <w:numId w:val="2"/>
+        </w:numPr>
+        <w:spacing w:after="80" w:line="300"/>
+      </w:pPr>
+      <w:r>
+        <w:rPr>
+          <w:rFonts w:ascii="Arial" w:cs="Arial" w:eastAsia="Arial" w:hAnsi="Arial"/>
+          <w:color w:val="333333"/>
+          <w:sz w:val="21"/>
+          <w:szCs w:val="21"/>
+        </w:rPr>
+        <w:t xml:space="preserve">照明・電源周りの設備更新</w:t>
+      </w:r>
+    </w:p>
+    <w:p>
+      <w:pPr>
+        <w:pStyle w:val="ListParagraph"/>
+        <w:numPr>
+          <w:ilvl w:val="0"/>
+          <w:numId w:val="2"/>
+        </w:numPr>
+        <w:spacing w:after="80" w:line="300"/>
+      </w:pPr>
+      <w:r>
+        <w:rPr>
+          <w:rFonts w:ascii="Arial" w:cs="Arial" w:eastAsia="Arial" w:hAnsi="Arial"/>
+          <w:color w:val="333333"/>
+          <w:sz w:val="21"/>
+          <w:szCs w:val="21"/>
+        </w:rPr>
+        <w:t xml:space="preserve">快適性向上のための設備投資計画の立案</w:t>
+      </w:r>
+    </w:p>
+    <w:p>
+      <w:pPr>
+        <w:spacing w:after="80"/>
+      </w:pPr>
+    </w:p>
+    <w:p>
+      <w:pPr>
+        <w:spacing w:after="120" w:before="200"/>
+      </w:pPr>
+      <w:r>
+        <w:rPr>
+          <w:rFonts w:ascii="Arial" w:cs="Arial" w:eastAsia="Arial" w:hAnsi="Arial"/>
+          <w:b/>
+          <w:bCs/>
+          <w:color w:val="1B3A5C"/>
+          <w:sz w:val="22"/>
+          <w:szCs w:val="22"/>
+        </w:rPr>
+        <w:t xml:space="preserve">(2) 浴室の抜本的改修</w:t>
+      </w:r>
+    </w:p>
+    <w:p>
+      <w:pPr>
+        <w:pStyle w:val="ListParagraph"/>
+        <w:numPr>
+          <w:ilvl w:val="0"/>
+          <w:numId w:val="2"/>
+        </w:numPr>
+        <w:spacing w:after="80" w:line="300"/>
+      </w:pPr>
+      <w:r>
+        <w:rPr>
+          <w:rFonts w:ascii="Arial" w:cs="Arial" w:eastAsia="Arial" w:hAnsi="Arial"/>
+          <w:color w:val="333333"/>
+          <w:sz w:val="21"/>
+          <w:szCs w:val="21"/>
+        </w:rPr>
+        <w:t xml:space="preserve">配管更新による排水問題の根本解決</w:t>
+      </w:r>
+    </w:p>
+    <w:p>
+      <w:pPr>
+        <w:pStyle w:val="ListParagraph"/>
+        <w:numPr>
+          <w:ilvl w:val="0"/>
+          <w:numId w:val="2"/>
+        </w:numPr>
+        <w:spacing w:after="80" w:line="300"/>
+      </w:pPr>
+      <w:r>
+        <w:rPr>
+          <w:rFonts w:ascii="Arial" w:cs="Arial" w:eastAsia="Arial" w:hAnsi="Arial"/>
+          <w:color w:val="333333"/>
+          <w:sz w:val="21"/>
+          <w:szCs w:val="21"/>
+        </w:rPr>
+        <w:t xml:space="preserve">換気設備の強化による浴室内の温度・湿度改善</w:t>
+      </w:r>
+    </w:p>
+    <w:p>
+      <w:pPr>
+        <w:spacing w:after="80"/>
+      </w:pPr>
+    </w:p>
+    <w:p>
+      <w:pPr>
+        <w:spacing w:after="120" w:before="200"/>
+      </w:pPr>
+      <w:r>
+        <w:rPr>
+          <w:rFonts w:ascii="Arial" w:cs="Arial" w:eastAsia="Arial" w:hAnsi="Arial"/>
+          <w:b/>
+          <w:bCs/>
+          <w:color w:val="1B3A5C"/>
+          <w:sz w:val="22"/>
+          <w:szCs w:val="22"/>
+        </w:rPr>
+        <w:t xml:space="preserve">(3) 客室レイアウトの見直し</w:t>
       </w:r>
     </w:p>
     <w:p>
@@ -6187,7 +6463,7 @@
                 <w:sz w:val="20"/>
                 <w:szCs w:val="20"/>
               </w:rPr>
-              <w:t xml:space="preserve">8.95点</w:t>
+              <w:t xml:space="preserve">8.98点</w:t>
             </w:r>
           </w:p>
         </w:tc>
@@ -6327,7 +6603,7 @@
                 <w:sz w:val="20"/>
                 <w:szCs w:val="20"/>
               </w:rPr>
-              <w:t xml:space="preserve">88.1%</w:t>
+              <w:t xml:space="preserve">88.5%</w:t>
             </w:r>
           </w:p>
         </w:tc>
@@ -6362,7 +6638,7 @@
                 <w:sz w:val="20"/>
                 <w:szCs w:val="20"/>
               </w:rPr>
-              <w:t xml:space="preserve">93%以上</w:t>
+              <w:t xml:space="preserve">94%以上</w:t>
             </w:r>
           </w:p>
         </w:tc>
@@ -6467,7 +6743,7 @@
                 <w:sz w:val="20"/>
                 <w:szCs w:val="20"/>
               </w:rPr>
-              <w:t xml:space="preserve">3.4%</w:t>
+              <w:t xml:space="preserve">3.3%</w:t>
             </w:r>
           </w:p>
         </w:tc>
@@ -6887,7 +7163,7 @@
                 <w:sz w:val="20"/>
                 <w:szCs w:val="20"/>
               </w:rPr>
-              <w:t xml:space="preserve">約6件/期間</w:t>
+              <w:t xml:space="preserve">約7件/期間</w:t>
             </w:r>
           </w:p>
         </w:tc>
@@ -7018,7 +7294,7 @@
           <w:sz w:val="22"/>
           <w:szCs w:val="22"/>
         </w:rPr>
-        <w:t xml:space="preserve">[1] 楽天トラベル / 10点 / 2026-03-31</w:t>
+        <w:t xml:space="preserve">[1] 楽天トラベル / 10点 / 2026-04-05</w:t>
       </w:r>
     </w:p>
     <w:p>
@@ -7033,7 +7309,7 @@
           <w:sz w:val="21"/>
           <w:szCs w:val="21"/>
         </w:rPr>
-        <w:t xml:space="preserve">京王アリーナへ2日間のスケジュールで妻と宿泊。駅から近く京王アリーナにも近くてとても便利。通常のビジネスホテルよりも広いのは当たり前だが、お風呂もそれなりに広く疲れが取れる入浴剤のサービスもあり良かった。</w:t>
+        <w:t xml:space="preserve">府中駅からすぐの立地で本当に便利です。お部屋も綺麗、バスルームも広めでアメニティグッツも充実してます。フロントの方も親切で府中にくるかたへぜひおすすめしたいホテルです。</w:t>
       </w:r>
     </w:p>
     <w:p>
@@ -7054,7 +7330,7 @@
           <w:sz w:val="22"/>
           <w:szCs w:val="22"/>
         </w:rPr>
-        <w:t xml:space="preserve">[2] 楽天トラベル / 10点 / 2026-03-30</w:t>
+        <w:t xml:space="preserve">[2] じゃらん / 10点 / 2026-04-04</w:t>
       </w:r>
     </w:p>
     <w:p>
@@ -7069,7 +7345,7 @@
           <w:sz w:val="21"/>
           <w:szCs w:val="21"/>
         </w:rPr>
-        <w:t xml:space="preserve">府中駅から直結ですので大きな荷物を持っていても不便なく移動できました。</w:t>
+        <w:t xml:space="preserve">昨年に引き続き2回目の利用です。部屋もキレイで居心地も良いです。朝食のメニューは少ないけど、非常に美味しくいただきました。スマホの動画をテレビへ転送できるシステムも良かったです。</w:t>
       </w:r>
     </w:p>
     <w:p>
@@ -7090,7 +7366,7 @@
           <w:sz w:val="22"/>
           <w:szCs w:val="22"/>
         </w:rPr>
-        <w:t xml:space="preserve">[3] Trip.com / 10点 / 2026-03-30</w:t>
+        <w:t xml:space="preserve">[3] 楽天トラベル / 10点 / 2026-03-31</w:t>
       </w:r>
     </w:p>
     <w:p>
@@ -7105,7 +7381,7 @@
           <w:sz w:val="21"/>
           <w:szCs w:val="21"/>
         </w:rPr>
-        <w:t xml:space="preserve">部屋は少し狭かったものの、とても清潔でした。朝食は素晴らしく美味しかったです。おそらくこの地域で最高のホテルでしょう。</w:t>
+        <w:t xml:space="preserve">京王アリーナへ2日間のスケジュールで妻と宿泊。駅から近く京王アリーナにも近くてとても便利。通常のビジネスホテルよりも広いのは当たり前だが、お風呂もそれなりに広く疲れが取れる入浴剤のサービスもあり良かった。</w:t>
       </w:r>
     </w:p>
     <w:p>
@@ -7126,7 +7402,7 @@
           <w:sz w:val="22"/>
           <w:szCs w:val="22"/>
         </w:rPr>
-        <w:t xml:space="preserve">[4] 楽天トラベル / 10点 / 2026-03-29</w:t>
+        <w:t xml:space="preserve">[4] 楽天トラベル / 10点 / 2026-03-30</w:t>
       </w:r>
     </w:p>
     <w:p>
@@ -7141,7 +7417,7 @@
           <w:sz w:val="21"/>
           <w:szCs w:val="21"/>
         </w:rPr>
-        <w:t xml:space="preserve">駅からのアクセスと清潔さが最高でした。受付の方もスマートで丁寧で好印象。リピありありです。</w:t>
+        <w:t xml:space="preserve">府中駅から直結ですので大きな荷物を持っていても不便なく移動できました。</w:t>
       </w:r>
     </w:p>
     <w:p>
@@ -7162,7 +7438,7 @@
           <w:sz w:val="22"/>
           <w:szCs w:val="22"/>
         </w:rPr>
-        <w:t xml:space="preserve">[5] Agoda / 10点 / 2026-03-28</w:t>
+        <w:t xml:space="preserve">[5] Trip.com / 10点 / 2026-03-30</w:t>
       </w:r>
     </w:p>
     <w:p>
@@ -7177,7 +7453,7 @@
           <w:sz w:val="21"/>
           <w:szCs w:val="21"/>
         </w:rPr>
-        <w:t xml:space="preserve">駅まで傘無しで1分、京王スーパーも駅直結です。近くにレストランも多い。 清掃も行き届いており朝食の和食もおいしかったです。</w:t>
+        <w:t xml:space="preserve">部屋は少し狭かったものの、とても清潔でした。朝食は素晴らしく美味しかったです。おそらくこの地域で最高のホテルでしょう。</w:t>
       </w:r>
     </w:p>
     <w:p>
@@ -7422,7 +7698,7 @@
                 <w:sz w:val="21"/>
                 <w:szCs w:val="21"/>
               </w:rPr>
-              <w:t xml:space="preserve">ホテルケヤキゲート東京府中は、全体平均8.95点（10点換算）、高評価率88.1%という良好な顧客満足度を維持しているホテルです。特に「立地・アクセス」「清潔さ・清掃」が多くのゲストから高く評価されています。</w:t>
+              <w:t xml:space="preserve">ホテルケヤキゲート東京府中は、全体平均8.98点（10点換算）、高評価率88.5%という良好な顧客満足度を維持しているホテルです。特に「立地・アクセス」「清潔さ・清掃」が多くのゲストから高く評価されています。</w:t>
             </w:r>
           </w:p>
           <w:p>

--- a/納品レポート/ホテル別レポート/keyakigate_口コミ分析改善レポート.docx
+++ b/納品レポート/ホテル別レポート/keyakigate_口コミ分析改善レポート.docx
@@ -96,7 +96,7 @@
           <w:sz w:val="22"/>
           <w:szCs w:val="22"/>
         </w:rPr>
-        <w:t xml:space="preserve">レビュー総数：61件（6サイト）</w:t>
+        <w:t xml:space="preserve">レビュー総数：62件（6サイト）</w:t>
       </w:r>
     </w:p>
     <w:p>
@@ -131,7 +131,7 @@
           <w:sz w:val="20"/>
           <w:szCs w:val="20"/>
         </w:rPr>
-        <w:t xml:space="preserve">作成日：2026年4月6日</w:t>
+        <w:t xml:space="preserve">作成日：2026年4月7日</w:t>
       </w:r>
     </w:p>
     <w:p>
@@ -189,7 +189,7 @@
           <w:sz w:val="21"/>
           <w:szCs w:val="21"/>
         </w:rPr>
-        <w:t xml:space="preserve">2026年3月〜4月に各OTAサイト・口コミサイトに投稿された61件のレビューを包括的に分析しました。以下が主要な発見事項です。</w:t>
+        <w:t xml:space="preserve">2026年3月〜4月に各OTAサイト・口コミサイトに投稿された62件のレビューを包括的に分析しました。以下が主要な発見事項です。</w:t>
       </w:r>
     </w:p>
     <w:p>
@@ -261,7 +261,7 @@
                 <w:sz w:val="36"/>
                 <w:szCs w:val="36"/>
               </w:rPr>
-              <w:t xml:space="preserve">8.98</w:t>
+              <w:t xml:space="preserve">8.97</w:t>
             </w:r>
           </w:p>
         </w:tc>
@@ -310,7 +310,7 @@
                 <w:sz w:val="36"/>
                 <w:szCs w:val="36"/>
               </w:rPr>
-              <w:t xml:space="preserve">88.5%</w:t>
+              <w:t xml:space="preserve">88.7%</w:t>
             </w:r>
           </w:p>
         </w:tc>
@@ -359,7 +359,7 @@
                 <w:sz w:val="36"/>
                 <w:szCs w:val="36"/>
               </w:rPr>
-              <w:t xml:space="preserve">3.3%</w:t>
+              <w:t xml:space="preserve">3.2%</w:t>
             </w:r>
           </w:p>
         </w:tc>
@@ -408,7 +408,7 @@
                 <w:sz w:val="36"/>
                 <w:szCs w:val="36"/>
               </w:rPr>
-              <w:t xml:space="preserve">61件</w:t>
+              <w:t xml:space="preserve">62件</w:t>
             </w:r>
           </w:p>
         </w:tc>
@@ -448,7 +448,7 @@
           <w:sz w:val="21"/>
           <w:szCs w:val="21"/>
         </w:rPr>
-        <w:t xml:space="preserve">全体平均スコア8.98点（10点換算）は良好な水準であり、88.5%が高評価（8-10点）に分類されます。低評価（1-4点）は2件（3.3%）で、ゲスト満足度は良好です。Trip.com（9.75点）で特に高い評価を獲得しています。</w:t>
+        <w:t xml:space="preserve">全体平均スコア8.97点（10点換算）は良好な水準であり、88.7%が高評価（8-10点）に分類されます。低評価（1-4点）は2件（3.2%）で、ゲスト満足度は良好です。Trip.com（9.75点）で特に高い評価を獲得しています。</w:t>
       </w:r>
     </w:p>
     <w:p>
@@ -1716,7 +1716,7 @@
                 <w:sz w:val="20"/>
                 <w:szCs w:val="20"/>
               </w:rPr>
-              <w:t xml:space="preserve">11</w:t>
+              <w:t xml:space="preserve">12</w:t>
             </w:r>
           </w:p>
         </w:tc>
@@ -1751,7 +1751,7 @@
                 <w:sz w:val="20"/>
                 <w:szCs w:val="20"/>
               </w:rPr>
-              <w:t xml:space="preserve">9</w:t>
+              <w:t xml:space="preserve">8.92</w:t>
             </w:r>
           </w:p>
         </w:tc>
@@ -1821,7 +1821,7 @@
                 <w:sz w:val="20"/>
                 <w:szCs w:val="20"/>
               </w:rPr>
-              <w:t xml:space="preserve">9</w:t>
+              <w:t xml:space="preserve">8.92</w:t>
             </w:r>
           </w:p>
         </w:tc>
@@ -1891,7 +1891,7 @@
                 <w:sz w:val="20"/>
                 <w:szCs w:val="20"/>
               </w:rPr>
-              <w:t xml:space="preserve">優秀</w:t>
+              <w:t xml:space="preserve">良好</w:t>
             </w:r>
           </w:p>
         </w:tc>
@@ -2418,7 +2418,7 @@
           <w:sz w:val="21"/>
           <w:szCs w:val="21"/>
         </w:rPr>
-        <w:t xml:space="preserve">評価分布は10点（63.9%）に最も多く、8点以上の高評価が88.5%を占め、高い顧客満足度を示しています。低評価（1-4点）は計2件（3.3%）です。</w:t>
+        <w:t xml:space="preserve">評価分布は10点（62.9%）に最も多く、8点以上の高評価が88.7%を占め、高い顧客満足度を示しています。低評価（1-4点）は計2件（3.2%）です。</w:t>
       </w:r>
     </w:p>
     <w:p>
@@ -2688,7 +2688,7 @@
                 <w:sz w:val="20"/>
                 <w:szCs w:val="20"/>
               </w:rPr>
-              <w:t xml:space="preserve">63.9%</w:t>
+              <w:t xml:space="preserve">62.9%</w:t>
             </w:r>
           </w:p>
         </w:tc>
@@ -2833,7 +2833,7 @@
                 <w:sz w:val="20"/>
                 <w:szCs w:val="20"/>
               </w:rPr>
-              <w:t xml:space="preserve">4.9%</w:t>
+              <w:t xml:space="preserve">4.8%</w:t>
             </w:r>
           </w:p>
         </w:tc>
@@ -2942,7 +2942,7 @@
                 <w:sz w:val="20"/>
                 <w:szCs w:val="20"/>
               </w:rPr>
-              <w:t xml:space="preserve">12</w:t>
+              <w:t xml:space="preserve">13</w:t>
             </w:r>
           </w:p>
         </w:tc>
@@ -2977,7 +2977,7 @@
                 <w:sz w:val="20"/>
                 <w:szCs w:val="20"/>
               </w:rPr>
-              <w:t xml:space="preserve">19.7%</w:t>
+              <w:t xml:space="preserve">21.0%</w:t>
             </w:r>
           </w:p>
         </w:tc>
@@ -3006,7 +3006,7 @@
                 <w:sz w:val="20"/>
                 <w:szCs w:val="20"/>
               </w:rPr>
-              <w:t xml:space="preserve">██████</w:t>
+              <w:t xml:space="preserve">███████</w:t>
             </w:r>
             <w:r>
               <w:rPr>
@@ -3015,7 +3015,7 @@
                 <w:sz w:val="18"/>
                 <w:szCs w:val="18"/>
               </w:rPr>
-              <w:t xml:space="preserve"> 12件</w:t>
+              <w:t xml:space="preserve"> 13件</w:t>
             </w:r>
           </w:p>
         </w:tc>
@@ -3266,7 +3266,7 @@
                 <w:sz w:val="20"/>
                 <w:szCs w:val="20"/>
               </w:rPr>
-              <w:t xml:space="preserve">6.6%</w:t>
+              <w:t xml:space="preserve">6.5%</w:t>
             </w:r>
           </w:p>
         </w:tc>
@@ -3411,7 +3411,7 @@
                 <w:sz w:val="20"/>
                 <w:szCs w:val="20"/>
               </w:rPr>
-              <w:t xml:space="preserve">3.3%</w:t>
+              <w:t xml:space="preserve">3.2%</w:t>
             </w:r>
           </w:p>
         </w:tc>
@@ -3525,7 +3525,7 @@
                 <w:sz w:val="24"/>
                 <w:szCs w:val="24"/>
               </w:rPr>
-              <w:t xml:space="preserve">54件（88.5%）</w:t>
+              <w:t xml:space="preserve">55件（88.7%）</w:t>
             </w:r>
           </w:p>
         </w:tc>
@@ -3576,7 +3576,7 @@
                 <w:sz w:val="24"/>
                 <w:szCs w:val="24"/>
               </w:rPr>
-              <w:t xml:space="preserve">5件（8.2%）</w:t>
+              <w:t xml:space="preserve">5件（8.1%）</w:t>
             </w:r>
           </w:p>
         </w:tc>
@@ -3627,7 +3627,7 @@
                 <w:sz w:val="24"/>
                 <w:szCs w:val="24"/>
               </w:rPr>
-              <w:t xml:space="preserve">2件（3.3%）</w:t>
+              <w:t xml:space="preserve">2件（3.2%）</w:t>
             </w:r>
           </w:p>
         </w:tc>
@@ -3901,7 +3901,7 @@
                 <w:sz w:val="20"/>
                 <w:szCs w:val="20"/>
               </w:rPr>
-              <w:t xml:space="preserve">「府中駅からすぐの立地で本当に便利です」「駅から近く京王アリーナにも近くてとても便利」</w:t>
+              <w:t xml:space="preserve">「Very close to train station  My room was very quiet and b...」「府中駅からすぐの立地で本当に便利です」</w:t>
             </w:r>
           </w:p>
         </w:tc>
@@ -4112,7 +4112,7 @@
                 <w:sz w:val="20"/>
                 <w:szCs w:val="20"/>
               </w:rPr>
-              <w:t xml:space="preserve">「お部屋も綺麗、バスルームも広めでアメニティグッツも充実してます」「仕事の出張にて、何度か利用させて頂いておりますが、ホテルが綺麗かつ快適です」</w:t>
+              <w:t xml:space="preserve">「Very close to train station  My room was very quiet and b...」「お部屋も綺麗、バスルームも広めでアメニティグッツも充実してます」</w:t>
             </w:r>
           </w:p>
         </w:tc>
@@ -4467,7 +4467,7 @@
           <w:sz w:val="21"/>
           <w:szCs w:val="21"/>
         </w:rPr>
-        <w:t xml:space="preserve">口コミの多数で「立地・アクセス」に関するポジティブな言及が見られ、ホテルケヤキゲート東京府中の最大の差別化要因となっています。府中駅からすぐの立地で本当に便利ですといった声が多数寄せられています。</w:t>
+        <w:t xml:space="preserve">口コミの多数で「立地・アクセス」に関するポジティブな言及が見られ、ホテルケヤキゲート東京府中の最大の差別化要因となっています。Very close to train station  My room was very quiet and b...といった声が多数寄せられています。</w:t>
       </w:r>
     </w:p>
     <w:p>
@@ -4486,7 +4486,7 @@
           <w:sz w:val="21"/>
           <w:szCs w:val="21"/>
         </w:rPr>
-        <w:t xml:space="preserve">府中駅からすぐの立地で本当に便利です</w:t>
+        <w:t xml:space="preserve">Very close to train station  My room was very quiet and b...</w:t>
       </w:r>
     </w:p>
     <w:p>
@@ -4505,7 +4505,7 @@
           <w:sz w:val="21"/>
           <w:szCs w:val="21"/>
         </w:rPr>
-        <w:t xml:space="preserve">駅から近く京王アリーナにも近くてとても便利</w:t>
+        <w:t xml:space="preserve">府中駅からすぐの立地で本当に便利です</w:t>
       </w:r>
     </w:p>
     <w:p>
@@ -4524,7 +4524,7 @@
           <w:sz w:val="21"/>
           <w:szCs w:val="21"/>
         </w:rPr>
-        <w:t xml:space="preserve">府中駅から直結ですので大きな荷物を持っていても不便なく移動できました</w:t>
+        <w:t xml:space="preserve">駅から近く京王アリーナにも近くてとても便利</w:t>
       </w:r>
     </w:p>
     <w:p>
@@ -6463,7 +6463,7 @@
                 <w:sz w:val="20"/>
                 <w:szCs w:val="20"/>
               </w:rPr>
-              <w:t xml:space="preserve">8.98点</w:t>
+              <w:t xml:space="preserve">8.97点</w:t>
             </w:r>
           </w:p>
         </w:tc>
@@ -6603,7 +6603,7 @@
                 <w:sz w:val="20"/>
                 <w:szCs w:val="20"/>
               </w:rPr>
-              <w:t xml:space="preserve">88.5%</w:t>
+              <w:t xml:space="preserve">88.7%</w:t>
             </w:r>
           </w:p>
         </w:tc>
@@ -6743,7 +6743,7 @@
                 <w:sz w:val="20"/>
                 <w:szCs w:val="20"/>
               </w:rPr>
-              <w:t xml:space="preserve">3.3%</w:t>
+              <w:t xml:space="preserve">3.2%</w:t>
             </w:r>
           </w:p>
         </w:tc>
@@ -7294,7 +7294,7 @@
           <w:sz w:val="22"/>
           <w:szCs w:val="22"/>
         </w:rPr>
-        <w:t xml:space="preserve">[1] 楽天トラベル / 10点 / 2026-04-05</w:t>
+        <w:t xml:space="preserve">[1] Booking.com / 8点 / 2026-04-06</w:t>
       </w:r>
     </w:p>
     <w:p>
@@ -7309,7 +7309,7 @@
           <w:sz w:val="21"/>
           <w:szCs w:val="21"/>
         </w:rPr>
-        <w:t xml:space="preserve">府中駅からすぐの立地で本当に便利です。お部屋も綺麗、バスルームも広めでアメニティグッツも充実してます。フロントの方も親切で府中にくるかたへぜひおすすめしたいホテルです。</w:t>
+        <w:t xml:space="preserve">Very close to train station  My room was very quiet and bed comfy</w:t>
       </w:r>
     </w:p>
     <w:p>
@@ -7330,7 +7330,7 @@
           <w:sz w:val="22"/>
           <w:szCs w:val="22"/>
         </w:rPr>
-        <w:t xml:space="preserve">[2] じゃらん / 10点 / 2026-04-04</w:t>
+        <w:t xml:space="preserve">[2] 楽天トラベル / 10点 / 2026-04-05</w:t>
       </w:r>
     </w:p>
     <w:p>
@@ -7345,7 +7345,7 @@
           <w:sz w:val="21"/>
           <w:szCs w:val="21"/>
         </w:rPr>
-        <w:t xml:space="preserve">昨年に引き続き2回目の利用です。部屋もキレイで居心地も良いです。朝食のメニューは少ないけど、非常に美味しくいただきました。スマホの動画をテレビへ転送できるシステムも良かったです。</w:t>
+        <w:t xml:space="preserve">府中駅からすぐの立地で本当に便利です。お部屋も綺麗、バスルームも広めでアメニティグッツも充実してます。フロントの方も親切で府中にくるかたへぜひおすすめしたいホテルです。</w:t>
       </w:r>
     </w:p>
     <w:p>
@@ -7366,7 +7366,7 @@
           <w:sz w:val="22"/>
           <w:szCs w:val="22"/>
         </w:rPr>
-        <w:t xml:space="preserve">[3] 楽天トラベル / 10点 / 2026-03-31</w:t>
+        <w:t xml:space="preserve">[3] じゃらん / 10点 / 2026-04-04</w:t>
       </w:r>
     </w:p>
     <w:p>
@@ -7381,7 +7381,7 @@
           <w:sz w:val="21"/>
           <w:szCs w:val="21"/>
         </w:rPr>
-        <w:t xml:space="preserve">京王アリーナへ2日間のスケジュールで妻と宿泊。駅から近く京王アリーナにも近くてとても便利。通常のビジネスホテルよりも広いのは当たり前だが、お風呂もそれなりに広く疲れが取れる入浴剤のサービスもあり良かった。</w:t>
+        <w:t xml:space="preserve">昨年に引き続き2回目の利用です。部屋もキレイで居心地も良いです。朝食のメニューは少ないけど、非常に美味しくいただきました。スマホの動画をテレビへ転送できるシステムも良かったです。</w:t>
       </w:r>
     </w:p>
     <w:p>
@@ -7402,7 +7402,7 @@
           <w:sz w:val="22"/>
           <w:szCs w:val="22"/>
         </w:rPr>
-        <w:t xml:space="preserve">[4] 楽天トラベル / 10点 / 2026-03-30</w:t>
+        <w:t xml:space="preserve">[4] 楽天トラベル / 10点 / 2026-03-31</w:t>
       </w:r>
     </w:p>
     <w:p>
@@ -7417,7 +7417,7 @@
           <w:sz w:val="21"/>
           <w:szCs w:val="21"/>
         </w:rPr>
-        <w:t xml:space="preserve">府中駅から直結ですので大きな荷物を持っていても不便なく移動できました。</w:t>
+        <w:t xml:space="preserve">京王アリーナへ2日間のスケジュールで妻と宿泊。駅から近く京王アリーナにも近くてとても便利。通常のビジネスホテルよりも広いのは当たり前だが、お風呂もそれなりに広く疲れが取れる入浴剤のサービスもあり良かった。</w:t>
       </w:r>
     </w:p>
     <w:p>
@@ -7438,7 +7438,7 @@
           <w:sz w:val="22"/>
           <w:szCs w:val="22"/>
         </w:rPr>
-        <w:t xml:space="preserve">[5] Trip.com / 10点 / 2026-03-30</w:t>
+        <w:t xml:space="preserve">[5] 楽天トラベル / 10点 / 2026-03-30</w:t>
       </w:r>
     </w:p>
     <w:p>
@@ -7453,7 +7453,7 @@
           <w:sz w:val="21"/>
           <w:szCs w:val="21"/>
         </w:rPr>
-        <w:t xml:space="preserve">部屋は少し狭かったものの、とても清潔でした。朝食は素晴らしく美味しかったです。おそらくこの地域で最高のホテルでしょう。</w:t>
+        <w:t xml:space="preserve">府中駅から直結ですので大きな荷物を持っていても不便なく移動できました。</w:t>
       </w:r>
     </w:p>
     <w:p>
@@ -7698,7 +7698,7 @@
                 <w:sz w:val="21"/>
                 <w:szCs w:val="21"/>
               </w:rPr>
-              <w:t xml:space="preserve">ホテルケヤキゲート東京府中は、全体平均8.98点（10点換算）、高評価率88.5%という良好な顧客満足度を維持しているホテルです。特に「立地・アクセス」「清潔さ・清掃」が多くのゲストから高く評価されています。</w:t>
+              <w:t xml:space="preserve">ホテルケヤキゲート東京府中は、全体平均8.97点（10点換算）、高評価率88.7%という良好な顧客満足度を維持しているホテルです。特に「立地・アクセス」「清潔さ・清掃」が多くのゲストから高く評価されています。</w:t>
             </w:r>
           </w:p>
           <w:p>

--- a/納品レポート/ホテル別レポート/keyakigate_口コミ分析改善レポート.docx
+++ b/納品レポート/ホテル別レポート/keyakigate_口コミ分析改善レポート.docx
@@ -131,7 +131,7 @@
           <w:sz w:val="20"/>
           <w:szCs w:val="20"/>
         </w:rPr>
-        <w:t xml:space="preserve">作成日：2026年4月7日</w:t>
+        <w:t xml:space="preserve">作成日：2026年4月8日</w:t>
       </w:r>
     </w:p>
     <w:p>

--- a/納品レポート/ホテル別レポート/keyakigate_口コミ分析改善レポート.docx
+++ b/納品レポート/ホテル別レポート/keyakigate_口コミ分析改善レポート.docx
@@ -131,7 +131,7 @@
           <w:sz w:val="20"/>
           <w:szCs w:val="20"/>
         </w:rPr>
-        <w:t xml:space="preserve">作成日：2026年4月10日</w:t>
+        <w:t xml:space="preserve">作成日：2026年4月11日</w:t>
       </w:r>
     </w:p>
     <w:p>

--- a/納品レポート/ホテル別レポート/keyakigate_口コミ分析改善レポート.docx
+++ b/納品レポート/ホテル別レポート/keyakigate_口コミ分析改善レポート.docx
@@ -131,7 +131,7 @@
           <w:sz w:val="20"/>
           <w:szCs w:val="20"/>
         </w:rPr>
-        <w:t xml:space="preserve">作成日：2026年4月11日</w:t>
+        <w:t xml:space="preserve">作成日：2026年4月13日</w:t>
       </w:r>
     </w:p>
     <w:p>

--- a/納品レポート/ホテル別レポート/keyakigate_口コミ分析改善レポート.docx
+++ b/納品レポート/ホテル別レポート/keyakigate_口コミ分析改善レポート.docx
@@ -131,7 +131,7 @@
           <w:sz w:val="20"/>
           <w:szCs w:val="20"/>
         </w:rPr>
-        <w:t xml:space="preserve">作成日：2026年4月13日</w:t>
+        <w:t xml:space="preserve">作成日：2026年4月15日</w:t>
       </w:r>
     </w:p>
     <w:p>

--- a/納品レポート/ホテル別レポート/keyakigate_口コミ分析改善レポート.docx
+++ b/納品レポート/ホテル別レポート/keyakigate_口コミ分析改善レポート.docx
@@ -131,7 +131,7 @@
           <w:sz w:val="20"/>
           <w:szCs w:val="20"/>
         </w:rPr>
-        <w:t xml:space="preserve">作成日：2026年4月16日</w:t>
+        <w:t xml:space="preserve">作成日：2026年4月20日</w:t>
       </w:r>
     </w:p>
     <w:p>

--- a/納品レポート/ホテル別レポート/keyakigate_口コミ分析改善レポート.docx
+++ b/納品レポート/ホテル別レポート/keyakigate_口コミ分析改善レポート.docx
@@ -61,7 +61,7 @@
           <w:sz w:val="32"/>
           <w:szCs w:val="32"/>
         </w:rPr>
-        <w:t xml:space="preserve">ホテルケヤキゲート東京府中</w:t>
+        <w:t xml:space="preserve">コンフォートホテルキーヤキゲート</w:t>
       </w:r>
     </w:p>
     <w:p>
@@ -131,7 +131,7 @@
           <w:sz w:val="20"/>
           <w:szCs w:val="20"/>
         </w:rPr>
-        <w:t xml:space="preserve">作成日：2026年4月20日</w:t>
+        <w:t xml:space="preserve">作成日：2026年4月21日</w:t>
       </w:r>
     </w:p>
     <w:p>
@@ -4467,7 +4467,7 @@
           <w:sz w:val="21"/>
           <w:szCs w:val="21"/>
         </w:rPr>
-        <w:t xml:space="preserve">口コミの多数で「立地・アクセス」に関するポジティブな言及が見られ、ホテルケヤキゲート東京府中の最大の差別化要因となっています。駅から近く京王アリーナにも近くてとても便利といった声が多数寄せられています。</w:t>
+        <w:t xml:space="preserve">口コミの多数で「立地・アクセス」に関するポジティブな言及が見られ、コンフォートホテルキーヤキゲートの最大の差別化要因となっています。駅から近く京王アリーナにも近くてとても便利といった声が多数寄せられています。</w:t>
       </w:r>
     </w:p>
     <w:p>
@@ -7422,7 +7422,7 @@
                 <w:sz w:val="21"/>
                 <w:szCs w:val="21"/>
               </w:rPr>
-              <w:t xml:space="preserve">ホテルケヤキゲート東京府中は、全体平均8.95点（10点換算）、高評価率88.1%という良好な顧客満足度を維持しているホテルです。特に「立地・アクセス」「清潔さ・清掃」が多くのゲストから高く評価されています。</w:t>
+              <w:t xml:space="preserve">コンフォートホテルキーヤキゲートは、全体平均8.95点（10点換算）、高評価率88.1%という良好な顧客満足度を維持しているホテルです。特に「立地・アクセス」「清潔さ・清掃」が多くのゲストから高く評価されています。</w:t>
             </w:r>
           </w:p>
           <w:p>
@@ -7477,7 +7477,7 @@
                 <w:sz w:val="21"/>
                 <w:szCs w:val="21"/>
               </w:rPr>
-              <w:t xml:space="preserve">立地・アクセスという強みを活かしつつ、段階的な改善を実行することで、ホテルケヤキゲート東京府中はさらなる顧客満足度の向上とブランド価値の強化を実現することができます。</w:t>
+              <w:t xml:space="preserve">立地・アクセスという強みを活かしつつ、段階的な改善を実行することで、コンフォートホテルキーヤキゲートはさらなる顧客満足度の向上とブランド価値の強化を実現することができます。</w:t>
             </w:r>
           </w:p>
         </w:tc>
@@ -7653,7 +7653,7 @@
         <w:sz w:val="16"/>
         <w:szCs w:val="16"/>
       </w:rPr>
-      <w:t xml:space="preserve">ホテルケヤキゲート東京府中｜口コミ分析改善レポート</w:t>
+      <w:t xml:space="preserve">コンフォートホテルキーヤキゲート｜口コミ分析改善レポート</w:t>
     </w:r>
   </w:p>
 </w:hdr>

--- a/納品レポート/ホテル別レポート/keyakigate_口コミ分析改善レポート.docx
+++ b/納品レポート/ホテル別レポート/keyakigate_口コミ分析改善レポート.docx
@@ -61,7 +61,7 @@
           <w:sz w:val="32"/>
           <w:szCs w:val="32"/>
         </w:rPr>
-        <w:t xml:space="preserve">コンフォートホテルキーヤキゲート</w:t>
+        <w:t xml:space="preserve">ホテルケヤキゲート東京府中</w:t>
       </w:r>
     </w:p>
     <w:p>
@@ -131,7 +131,7 @@
           <w:sz w:val="20"/>
           <w:szCs w:val="20"/>
         </w:rPr>
-        <w:t xml:space="preserve">作成日：2026年4月21日</w:t>
+        <w:t xml:space="preserve">作成日：2026年4月22日</w:t>
       </w:r>
     </w:p>
     <w:p>
@@ -4467,7 +4467,7 @@
           <w:sz w:val="21"/>
           <w:szCs w:val="21"/>
         </w:rPr>
-        <w:t xml:space="preserve">口コミの多数で「立地・アクセス」に関するポジティブな言及が見られ、コンフォートホテルキーヤキゲートの最大の差別化要因となっています。駅から近く京王アリーナにも近くてとても便利といった声が多数寄せられています。</w:t>
+        <w:t xml:space="preserve">口コミの多数で「立地・アクセス」に関するポジティブな言及が見られ、ホテルケヤキゲート東京府中の最大の差別化要因となっています。駅から近く京王アリーナにも近くてとても便利といった声が多数寄せられています。</w:t>
       </w:r>
     </w:p>
     <w:p>
@@ -7422,7 +7422,7 @@
                 <w:sz w:val="21"/>
                 <w:szCs w:val="21"/>
               </w:rPr>
-              <w:t xml:space="preserve">コンフォートホテルキーヤキゲートは、全体平均8.95点（10点換算）、高評価率88.1%という良好な顧客満足度を維持しているホテルです。特に「立地・アクセス」「清潔さ・清掃」が多くのゲストから高く評価されています。</w:t>
+              <w:t xml:space="preserve">ホテルケヤキゲート東京府中は、全体平均8.95点（10点換算）、高評価率88.1%という良好な顧客満足度を維持しているホテルです。特に「立地・アクセス」「清潔さ・清掃」が多くのゲストから高く評価されています。</w:t>
             </w:r>
           </w:p>
           <w:p>
@@ -7477,7 +7477,7 @@
                 <w:sz w:val="21"/>
                 <w:szCs w:val="21"/>
               </w:rPr>
-              <w:t xml:space="preserve">立地・アクセスという強みを活かしつつ、段階的な改善を実行することで、コンフォートホテルキーヤキゲートはさらなる顧客満足度の向上とブランド価値の強化を実現することができます。</w:t>
+              <w:t xml:space="preserve">立地・アクセスという強みを活かしつつ、段階的な改善を実行することで、ホテルケヤキゲート東京府中はさらなる顧客満足度の向上とブランド価値の強化を実現することができます。</w:t>
             </w:r>
           </w:p>
         </w:tc>
@@ -7653,7 +7653,7 @@
         <w:sz w:val="16"/>
         <w:szCs w:val="16"/>
       </w:rPr>
-      <w:t xml:space="preserve">コンフォートホテルキーヤキゲート｜口コミ分析改善レポート</w:t>
+      <w:t xml:space="preserve">ホテルケヤキゲート東京府中｜口コミ分析改善レポート</w:t>
     </w:r>
   </w:p>
 </w:hdr>
